--- a/projet brouiilon.docx
+++ b/projet brouiilon.docx
@@ -41,6 +41,15 @@
         </w:rPr>
         <w:t>The goal is to build a full secure system with applying owasp guides and CIS Benchmarks</w:t>
       </w:r>
+      <w:r>
+        <w:rPr>
+          <w:rFonts w:eastAsia="Times New Roman" w:cs="Arial"/>
+          <w:color w:val="000000"/>
+          <w:kern w:val="0"/>
+          <w14:ligatures w14:val="none"/>
+        </w:rPr>
+        <w:t xml:space="preserve"> , best security practices full maturity etc..</w:t>
+      </w:r>
     </w:p>
     <w:p>
       <w:pPr>
@@ -99,7 +108,7 @@
         <w:spacing w:after="0"/>
       </w:pPr>
       <w:r>
-        <w:t>Layer 2 — Kubernetes workload security (what we've been discussing — K01 from OWASP)</w:t>
+        <w:t>Layer 2 — Kubernetes workload security</w:t>
       </w:r>
     </w:p>
     <w:p>
@@ -108,7 +117,7 @@
         <w:spacing w:after="0"/>
       </w:pPr>
       <w:r>
-        <w:t>securityContext, RBAC, network policies, admission control</w:t>
+        <w:t xml:space="preserve">securityContext, RBAC, network policies, </w:t>
       </w:r>
     </w:p>
     <w:p>
@@ -140,78 +149,6 @@
     </w:p>
     <w:p>
       <w:pPr>
-        <w:shd w:val="clear" w:color="auto" w:fill="D9D9D9" w:themeFill="background1" w:themeFillShade="D9"/>
-        <w:spacing w:after="0"/>
-      </w:pPr>
-      <w:r>
-        <w:t>Falco, audit logging, monitoring</w:t>
-      </w:r>
-    </w:p>
-    <w:p>
-      <w:pPr>
-        <w:shd w:val="clear" w:color="auto" w:fill="D9D9D9" w:themeFill="background1" w:themeFillShade="D9"/>
-        <w:spacing w:after="0"/>
-      </w:pPr>
-      <w:r>
-        <w:t>1. Baseline scan          → know where you stand (automated)</w:t>
-      </w:r>
-    </w:p>
-    <w:p>
-      <w:pPr>
-        <w:shd w:val="clear" w:color="auto" w:fill="D9D9D9" w:themeFill="background1" w:themeFillShade="D9"/>
-        <w:spacing w:after="0"/>
-      </w:pPr>
-      <w:r>
-        <w:t>2. Triage findings        → categorize by risk, not just pass/fail</w:t>
-      </w:r>
-    </w:p>
-    <w:p>
-      <w:pPr>
-        <w:shd w:val="clear" w:color="auto" w:fill="D9D9D9" w:themeFill="background1" w:themeFillShade="D9"/>
-        <w:spacing w:after="0"/>
-      </w:pPr>
-      <w:r>
-        <w:t>3. Understand each fail   → why does this matter, what breaks if I fix it</w:t>
-      </w:r>
-    </w:p>
-    <w:p>
-      <w:pPr>
-        <w:shd w:val="clear" w:color="auto" w:fill="D9D9D9" w:themeFill="background1" w:themeFillShade="D9"/>
-        <w:spacing w:after="0"/>
-      </w:pPr>
-      <w:r>
-        <w:t>4. Fix manually first     → on one node, verify nothing breaks</w:t>
-      </w:r>
-    </w:p>
-    <w:p>
-      <w:pPr>
-        <w:shd w:val="clear" w:color="auto" w:fill="D9D9D9" w:themeFill="background1" w:themeFillShade="D9"/>
-        <w:spacing w:after="0"/>
-      </w:pPr>
-      <w:r>
-        <w:t>5. Automate the fix       → via config management once proven safe</w:t>
-      </w:r>
-    </w:p>
-    <w:p>
-      <w:pPr>
-        <w:shd w:val="clear" w:color="auto" w:fill="D9D9D9" w:themeFill="background1" w:themeFillShade="D9"/>
-        <w:spacing w:after="0"/>
-      </w:pPr>
-      <w:r>
-        <w:t>6. Rescan to confirm      → close the loop</w:t>
-      </w:r>
-    </w:p>
-    <w:p>
-      <w:pPr>
-        <w:shd w:val="clear" w:color="auto" w:fill="D9D9D9" w:themeFill="background1" w:themeFillShade="D9"/>
-        <w:spacing w:after="0"/>
-      </w:pPr>
-      <w:r>
-        <w:t>7. Document exceptions    → anything you intentionally skip, with reasoning</w:t>
-      </w:r>
-    </w:p>
-    <w:p>
-      <w:pPr>
         <w:spacing w:after="0" w:line="240" w:lineRule="auto"/>
         <w:rPr>
           <w:rFonts w:eastAsia="Times New Roman" w:cs="Arial"/>
@@ -220,6 +157,15 @@
           <w14:ligatures w14:val="none"/>
         </w:rPr>
       </w:pPr>
+      <w:r>
+        <w:rPr>
+          <w:rFonts w:eastAsia="Times New Roman" w:cs="Arial"/>
+          <w:color w:val="000000"/>
+          <w:kern w:val="0"/>
+          <w14:ligatures w14:val="none"/>
+        </w:rPr>
+        <w:t>the project was inspired by the trivy suply chain attack on mars 2026 i decicded to investigate the accident the security immitation and try to build a secure system with best practises and with focus on securing our tool</w:t>
+      </w:r>
     </w:p>
     <w:p>
       <w:pPr>
@@ -231,14 +177,379 @@
           <w14:ligatures w14:val="none"/>
         </w:rPr>
       </w:pPr>
-      <w:r>
+    </w:p>
+    <w:p>
+      <w:r>
+        <w:t>1.1Trivy Supply Chain Attack</w:t>
+      </w:r>
+    </w:p>
+    <w:p>
+      <w:r>
+        <w:rPr>
+          <w:b/>
+          <w:bCs/>
+        </w:rPr>
+        <w:t>what does Trivy actually do in a pipeline?</w:t>
+      </w:r>
+    </w:p>
+    <w:p>
+      <w:r>
+        <w:t>When a company sets up CI/CD, they add Trivy as a step that automatically scans their code/images for vulnerabilities every time someone pushes code. To do its job, Trivy runs </w:t>
+      </w:r>
+      <w:r>
+        <w:rPr>
+          <w:i/>
+          <w:iCs/>
+        </w:rPr>
+        <w:t>inside</w:t>
+      </w:r>
+      <w:r>
+        <w:t> the pipeline, which means it has access to whatever that pipeline has access to — cloud login keys, GitHub tokens, database passwords, Kubernetes access, etc. Trivy itself doesn't need all that, but it's sitting right next to it.</w:t>
+      </w:r>
+    </w:p>
+    <w:p>
+      <w:r>
+        <w:rPr>
+          <w:noProof/>
+        </w:rPr>
+        <w:pict w14:anchorId="0D8B9147">
+          <v:rect id="_x0000_i1025" alt="" style="width:468pt;height:.05pt;mso-width-percent:0;mso-height-percent:0;mso-width-percent:0;mso-height-percent:0" o:hralign="center" o:hrstd="t" o:hr="t" fillcolor="#a0a0a0" stroked="f"/>
+        </w:pict>
+      </w:r>
+    </w:p>
+    <w:p>
+      <w:r>
+        <w:rPr>
+          <w:b/>
+          <w:bCs/>
+        </w:rPr>
+        <w:t>How did the attackers actually break in? (step by step)</w:t>
+      </w:r>
+    </w:p>
+    <w:p>
+      <w:pPr>
+        <w:numPr>
+          <w:ilvl w:val="0"/>
+          <w:numId w:val="3"/>
+        </w:numPr>
+      </w:pPr>
+      <w:r>
+        <w:t>They found a security bug in Trivy's own automation (a GitHub Actions misconfiguration) and used it to steal a secret key (a token) that had permission to publish new Trivy code.</w:t>
+      </w:r>
+    </w:p>
+    <w:p>
+      <w:pPr>
+        <w:numPr>
+          <w:ilvl w:val="0"/>
+          <w:numId w:val="3"/>
+        </w:numPr>
+      </w:pPr>
+      <w:r>
+        <w:t>Aqua Security (the company behind Trivy) noticed and rotated (changed) the secret keys — but they didn't change </w:t>
+      </w:r>
+      <w:r>
+        <w:rPr>
+          <w:i/>
+          <w:iCs/>
+        </w:rPr>
+        <w:t>all</w:t>
+      </w:r>
+      <w:r>
+        <w:t> of them properly. Some old stolen keys still worked.</w:t>
+      </w:r>
+    </w:p>
+    <w:p>
+      <w:pPr>
+        <w:numPr>
+          <w:ilvl w:val="0"/>
+          <w:numId w:val="3"/>
+        </w:numPr>
+      </w:pPr>
+      <w:r>
+        <w:t>Three weeks later, the attackers came back using those leftover stolen keys.</w:t>
+      </w:r>
+    </w:p>
+    <w:p>
+      <w:pPr>
+        <w:numPr>
+          <w:ilvl w:val="0"/>
+          <w:numId w:val="3"/>
+        </w:numPr>
+      </w:pPr>
+      <w:r>
+        <w:t>With that access, they did something sneaky: in Git, a "version tag" like v0.35.0 is supposed to permanently point to one specific piece of code. The attackers </w:t>
+      </w:r>
+      <w:r>
+        <w:rPr>
+          <w:b/>
+          <w:bCs/>
+        </w:rPr>
+        <w:t>force-</w:t>
+      </w:r>
+      <w:r>
+        <w:rPr>
+          <w:b/>
+          <w:bCs/>
+        </w:rPr>
+        <w:lastRenderedPageBreak/>
+        <w:t>moved</w:t>
+      </w:r>
+      <w:r>
+        <w:t> those tags to point to </w:t>
+      </w:r>
+      <w:r>
+        <w:rPr>
+          <w:i/>
+          <w:iCs/>
+        </w:rPr>
+        <w:t>different</w:t>
+      </w:r>
+      <w:r>
+        <w:t>, malicious code instead — without changing the tag name. So if your pipeline said "use trivy-action@v0.35.0", you were now silently getting malicious code, even though nothing in your config changed.</w:t>
+      </w:r>
+    </w:p>
+    <w:p>
+      <w:pPr>
+        <w:numPr>
+          <w:ilvl w:val="0"/>
+          <w:numId w:val="3"/>
+        </w:numPr>
+      </w:pPr>
+      <w:r>
+        <w:t>That malicious code was designed to run first, quietly steal all the secrets available in that pipeline, send them to the attacker's server, then delete all evidence and run the real Trivy scan normally — so your pipeline looked 100% fine, green checkmark, no errors, nothing.</w:t>
+      </w:r>
+    </w:p>
+    <w:p/>
+    <w:p>
+      <w:r>
+        <w:rPr>
+          <w:b/>
+          <w:bCs/>
+        </w:rPr>
+        <w:t>Now, what did they steal, concretely?</w:t>
+      </w:r>
+    </w:p>
+    <w:p>
+      <w:r>
+        <w:t>Whatever secrets existed in the pipeline at the moment it ran the poisoned tool. Examples:</w:t>
+      </w:r>
+    </w:p>
+    <w:p>
+      <w:pPr>
+        <w:numPr>
+          <w:ilvl w:val="0"/>
+          <w:numId w:val="4"/>
+        </w:numPr>
+      </w:pPr>
+      <w:r>
+        <w:t>GitHub tokens (lets attacker push code as you)</w:t>
+      </w:r>
+    </w:p>
+    <w:p>
+      <w:pPr>
+        <w:numPr>
+          <w:ilvl w:val="0"/>
+          <w:numId w:val="4"/>
+        </w:numPr>
+      </w:pPr>
+      <w:r>
+        <w:t>AWS/cloud credentials (lets attacker access your cloud account)</w:t>
+      </w:r>
+    </w:p>
+    <w:p>
+      <w:pPr>
+        <w:numPr>
+          <w:ilvl w:val="0"/>
+          <w:numId w:val="4"/>
+        </w:numPr>
+      </w:pPr>
+      <w:r>
+        <w:t>Kubernetes tokens (lets attacker access your cluster)</w:t>
+      </w:r>
+    </w:p>
+    <w:p>
+      <w:pPr>
+        <w:numPr>
+          <w:ilvl w:val="0"/>
+          <w:numId w:val="4"/>
+        </w:numPr>
+      </w:pPr>
+      <w:r>
+        <w:t>SSH keys</w:t>
+      </w:r>
+    </w:p>
+    <w:p>
+      <w:pPr>
+        <w:numPr>
+          <w:ilvl w:val="0"/>
+          <w:numId w:val="4"/>
+        </w:numPr>
+      </w:pPr>
+      <w:r>
+        <w:t>Database passwords</w:t>
+      </w:r>
+    </w:p>
+    <w:p>
+      <w:r>
+        <w:rPr>
+          <w:b/>
+          <w:bCs/>
+        </w:rPr>
+        <w:t>Now, the fixes — explained simply:</w:t>
+      </w:r>
+    </w:p>
+    <w:p>
+      <w:r>
+        <w:rPr>
+          <w:b/>
+          <w:bCs/>
+        </w:rPr>
+        <w:t>Fix 1 — Update to a clean version</w:t>
+      </w:r>
+      <w:r>
+        <w:br/>
+        <w:t>Simple: stop using the poisoned versions, switch to ones confirmed clean.</w:t>
+      </w:r>
+    </w:p>
+    <w:p>
+      <w:r>
+        <w:rPr>
+          <w:b/>
+          <w:bCs/>
+        </w:rPr>
+        <w:t>Fix 2 — Never trust a "tag" again, trust a fixed commit ID instead</w:t>
+      </w:r>
+      <w:r>
+        <w:br/>
+        <w:t>This is the most important lesson. A tag (like v0.35.0) can be moved by anyone with write access — that's exactly what happened. A </w:t>
+      </w:r>
+      <w:r>
+        <w:rPr>
+          <w:b/>
+          <w:bCs/>
+        </w:rPr>
+        <w:t>commit SHA</w:t>
+      </w:r>
+      <w:r>
+        <w:t> (a long fixed hash like a1b2c3d4...) can never be moved or changed — it's permanently tied to one specific, unchangeable piece of code.</w:t>
+      </w:r>
+    </w:p>
+    <w:p>
+      <w:r>
+        <w:rPr>
+          <w:b/>
+          <w:bCs/>
+        </w:rPr>
+        <w:t>Fix 3 — Block the attacker's server</w:t>
+      </w:r>
+      <w:r>
+        <w:br/>
+        <w:t>The stolen data was being sent to a fake look-alike domain (aquasecurtiy.org — notice the swapped letters, mimicking aquasecurity.org). Blocking that domain on your network stops any leftover infected systems from successfully sending data out.</w:t>
+      </w:r>
+    </w:p>
+    <w:p>
+      <w:r>
+        <w:rPr>
+          <w:b/>
+          <w:bCs/>
+        </w:rPr>
+        <w:t>Fix 4 — Check if you were actually hit</w:t>
+      </w:r>
+      <w:r>
+        <w:br/>
+        <w:t>Look for specific telltale signs the attackers left behind (a weird folder name, a malicious file at a specific path) to know if you were compromised.</w:t>
+      </w:r>
+    </w:p>
+    <w:p>
+      <w:r>
+        <w:rPr>
+          <w:b/>
+          <w:bCs/>
+        </w:rPr>
+        <w:lastRenderedPageBreak/>
+        <w:t>Fix 5 — Assume the worst and reset everything</w:t>
+      </w:r>
+      <w:r>
+        <w:br/>
+        <w:t>If your pipeline ran during that exact window, treat every secret it had access to as already stolen, and reset/replace all of them — don't wait to "confirm" theft, just assume it happened.</w:t>
+      </w:r>
+    </w:p>
+    <w:p>
+      <w:pPr>
+        <w:spacing w:after="0" w:line="240" w:lineRule="auto"/>
+      </w:pPr>
+      <w:r>
+        <w:rPr>
+          <w:b/>
+          <w:bCs/>
+        </w:rPr>
+        <w:t>Fix 6 — Don't trust cached copies either</w:t>
+      </w:r>
+      <w:r>
+        <w:br/>
+        <w:t>Some systems cache (locally store a copy of) downloaded tools/images to speed things up. Those caches might still be holding the malicious version even after the official source was cleaned. So even your local cache needs to be wiped or bypassed</w:t>
+      </w:r>
+    </w:p>
+    <w:p>
+      <w:pPr>
+        <w:spacing w:after="0" w:line="240" w:lineRule="auto"/>
+      </w:pPr>
+    </w:p>
+    <w:p>
+      <w:pPr>
+        <w:spacing w:after="0" w:line="240" w:lineRule="auto"/>
+      </w:pPr>
+      <w:r>
+        <w:t xml:space="preserve">In general to avoid this we need to use immutable github version put the tool in an isolated network namespace .. use </w:t>
+      </w:r>
+      <w:r>
+        <w:t>The principle of least privilege</w:t>
+      </w:r>
+      <w:r>
+        <w:t xml:space="preserve"> .. etc I discovered it was not easy not all tools have immutable versions not all tolls can work without internet connection and some need high priviliged accses and securing around 7 ou 8 tools was a lot of work for one persone however I tried the best I can do </w:t>
+      </w:r>
+    </w:p>
+    <w:p>
+      <w:pPr>
+        <w:spacing w:after="0" w:line="240" w:lineRule="auto"/>
         <w:rPr>
           <w:rFonts w:eastAsia="Times New Roman" w:cs="Arial"/>
           <w:color w:val="000000"/>
           <w:kern w:val="0"/>
           <w14:ligatures w14:val="none"/>
         </w:rPr>
-        <w:t xml:space="preserve">Layer 2 </w:t>
+      </w:pPr>
+    </w:p>
+    <w:p>
+      <w:pPr>
+        <w:spacing w:after="0" w:line="240" w:lineRule="auto"/>
+      </w:pPr>
+      <w:r>
+        <w:rPr>
+          <w:rFonts w:eastAsia="Times New Roman" w:cs="Arial"/>
+          <w:color w:val="000000"/>
+          <w:kern w:val="0"/>
+          <w14:ligatures w14:val="none"/>
+        </w:rPr>
+        <w:t xml:space="preserve">Layer </w:t>
+      </w:r>
+      <w:r>
+        <w:rPr>
+          <w:rFonts w:eastAsia="Times New Roman" w:cs="Arial"/>
+          <w:color w:val="000000"/>
+          <w:kern w:val="0"/>
+          <w14:ligatures w14:val="none"/>
+        </w:rPr>
+        <w:t>1</w:t>
+      </w:r>
+      <w:r>
+        <w:rPr>
+          <w:rFonts w:eastAsia="Times New Roman" w:cs="Arial"/>
+          <w:color w:val="000000"/>
+          <w:kern w:val="0"/>
+          <w14:ligatures w14:val="none"/>
+        </w:rPr>
+        <w:t xml:space="preserve"> </w:t>
       </w:r>
       <w:r>
         <w:t>Infrastructure/OS hardening</w:t>
@@ -299,6 +610,17 @@
         </w:rPr>
         <w:t xml:space="preserve"> is not recommended because it can break things</w:t>
       </w:r>
+    </w:p>
+    <w:p>
+      <w:pPr>
+        <w:spacing w:after="0" w:line="240" w:lineRule="auto"/>
+        <w:rPr>
+          <w:rFonts w:eastAsia="Times New Roman" w:cs="Arial"/>
+          <w:color w:val="000000"/>
+          <w:kern w:val="0"/>
+          <w14:ligatures w14:val="none"/>
+        </w:rPr>
+      </w:pPr>
     </w:p>
     <w:p>
       <w:pPr>
@@ -623,21 +945,12 @@
       <w:pPr>
         <w:spacing w:after="0" w:line="240" w:lineRule="auto"/>
         <w:rPr>
-          <w:rFonts w:eastAsia="Times New Roman" w:cs="Times New Roman"/>
-          <w:color w:val="000000"/>
-          <w:kern w:val="0"/>
-          <w14:ligatures w14:val="none"/>
-        </w:rPr>
-      </w:pPr>
-      <w:r>
-        <w:rPr>
           <w:rFonts w:eastAsia="Times New Roman" w:cs="Arial"/>
           <w:color w:val="000000"/>
           <w:kern w:val="0"/>
           <w14:ligatures w14:val="none"/>
         </w:rPr>
-        <w:t>The real-world practice is:</w:t>
-      </w:r>
+      </w:pPr>
     </w:p>
     <w:p>
       <w:pPr>
@@ -656,7 +969,7 @@
           <w:kern w:val="0"/>
           <w14:ligatures w14:val="none"/>
         </w:rPr>
-        <w:t>our</w:t>
+        <w:t>my</w:t>
       </w:r>
       <w:r>
         <w:rPr>
@@ -674,7 +987,7 @@
           <w:kern w:val="0"/>
           <w14:ligatures w14:val="none"/>
         </w:rPr>
-        <w:t>will</w:t>
+        <w:t>w</w:t>
       </w:r>
       <w:r>
         <w:rPr>
@@ -683,7 +996,16 @@
           <w:kern w:val="0"/>
           <w14:ligatures w14:val="none"/>
         </w:rPr>
-        <w:t xml:space="preserve"> be: </w:t>
+        <w:t>as</w:t>
+      </w:r>
+      <w:r>
+        <w:rPr>
+          <w:rFonts w:eastAsia="Times New Roman" w:cs="Arial"/>
+          <w:color w:val="000000"/>
+          <w:kern w:val="0"/>
+          <w14:ligatures w14:val="none"/>
+        </w:rPr>
+        <w:t xml:space="preserve">: </w:t>
       </w:r>
       <w:r>
         <w:rPr>
@@ -716,7 +1038,6 @@
           <w:kern w:val="0"/>
           <w14:ligatures w14:val="none"/>
         </w:rPr>
-        <w:lastRenderedPageBreak/>
         <w:t>we will not</w:t>
       </w:r>
       <w:r>
@@ -728,7 +1049,7 @@
           <w:kern w:val="0"/>
           <w14:ligatures w14:val="none"/>
         </w:rPr>
-        <w:t>apply CIS manually one by one</w:t>
+        <w:t xml:space="preserve"> </w:t>
       </w:r>
       <w:r>
         <w:rPr>
@@ -739,7 +1060,7 @@
           <w:kern w:val="0"/>
           <w14:ligatures w14:val="none"/>
         </w:rPr>
-        <w:t xml:space="preserve"> is time consuming </w:t>
+        <w:t>apply CIS manually one by one</w:t>
       </w:r>
       <w:r>
         <w:rPr>
@@ -750,6 +1071,17 @@
           <w:kern w:val="0"/>
           <w14:ligatures w14:val="none"/>
         </w:rPr>
+        <w:t xml:space="preserve"> is time consuming </w:t>
+      </w:r>
+      <w:r>
+        <w:rPr>
+          <w:rFonts w:eastAsia="Times New Roman" w:cs="Arial"/>
+          <w:b/>
+          <w:bCs/>
+          <w:color w:val="000000"/>
+          <w:kern w:val="0"/>
+          <w14:ligatures w14:val="none"/>
+        </w:rPr>
         <w:t>.</w:t>
       </w:r>
       <w:r>
@@ -803,427 +1135,90 @@
     <w:p/>
     <w:p>
       <w:r>
-        <w:t>1.1Trivy Supply Chain Attack</w:t>
-      </w:r>
-    </w:p>
-    <w:p>
-      <w:r>
+        <w:t>.</w:t>
+      </w:r>
+    </w:p>
+    <w:p>
+      <w:pPr>
         <w:rPr>
           <w:b/>
           <w:bCs/>
         </w:rPr>
-        <w:t>what does Trivy actually do in a pipeline?</w:t>
-      </w:r>
-    </w:p>
-    <w:p>
-      <w:r>
-        <w:t>When a company sets up CI/CD, they add Trivy as a step that automatically scans their code/images for vulnerabilities every time someone pushes code. To do its job, Trivy runs </w:t>
-      </w:r>
-      <w:r>
-        <w:rPr>
-          <w:i/>
-          <w:iCs/>
-        </w:rPr>
-        <w:t>inside</w:t>
-      </w:r>
-      <w:r>
-        <w:t> the pipeline, which means it has access to whatever that pipeline has access to — cloud login keys, GitHub tokens, database passwords, Kubernetes access, etc. Trivy itself doesn't need all that, but it's sitting right next to it.</w:t>
-      </w:r>
-    </w:p>
-    <w:p>
-      <w:r>
-        <w:rPr>
-          <w:noProof/>
-        </w:rPr>
-        <w:pict w14:anchorId="4CD8FF56">
-          <v:rect id="_x0000_i1025" alt="" style="width:468pt;height:.05pt;mso-width-percent:0;mso-height-percent:0;mso-width-percent:0;mso-height-percent:0" o:hralign="center" o:hrstd="t" o:hr="t" fillcolor="#a0a0a0" stroked="f"/>
-        </w:pict>
-      </w:r>
-    </w:p>
-    <w:p>
+      </w:pPr>
       <w:r>
         <w:rPr>
           <w:b/>
           <w:bCs/>
         </w:rPr>
-        <w:t>How did the attackers actually break in? (step by step)</w:t>
-      </w:r>
-    </w:p>
-    <w:p>
-      <w:pPr>
-        <w:numPr>
-          <w:ilvl w:val="0"/>
-          <w:numId w:val="3"/>
-        </w:numPr>
-      </w:pPr>
-      <w:r>
-        <w:t>They found a security bug in Trivy's own automation (a GitHub Actions misconfiguration) and used it to steal a secret key (a token) that had permission to publish new Trivy code.</w:t>
-      </w:r>
-    </w:p>
-    <w:p>
-      <w:pPr>
-        <w:numPr>
-          <w:ilvl w:val="0"/>
-          <w:numId w:val="3"/>
-        </w:numPr>
-      </w:pPr>
-      <w:r>
-        <w:t>Aqua Security (the company behind Trivy) noticed and rotated (changed) the secret keys — but they didn't change </w:t>
-      </w:r>
-      <w:r>
-        <w:rPr>
-          <w:i/>
-          <w:iCs/>
-        </w:rPr>
-        <w:t>all</w:t>
-      </w:r>
-      <w:r>
-        <w:t> of them properly. Some old stolen keys still worked.</w:t>
-      </w:r>
-    </w:p>
-    <w:p>
-      <w:pPr>
-        <w:numPr>
-          <w:ilvl w:val="0"/>
-          <w:numId w:val="3"/>
-        </w:numPr>
-      </w:pPr>
-      <w:r>
-        <w:t>Three weeks later, the attackers came back using those leftover stolen keys.</w:t>
-      </w:r>
-    </w:p>
-    <w:p>
-      <w:pPr>
-        <w:numPr>
-          <w:ilvl w:val="0"/>
-          <w:numId w:val="3"/>
-        </w:numPr>
-      </w:pPr>
-      <w:r>
-        <w:t>With that access, they did something sneaky: in Git, a "version tag" like v0.35.0 is supposed to permanently point to one specific piece of code. The attackers </w:t>
-      </w:r>
-      <w:r>
+        <w:lastRenderedPageBreak/>
+        <w:t xml:space="preserve">Securing Lynis itself </w:t>
+      </w:r>
+    </w:p>
+    <w:p>
+      <w:r>
+        <w:t xml:space="preserve">github immutable version </w:t>
+      </w:r>
+      <w:r>
+        <w:t xml:space="preserve"> was </w:t>
+      </w:r>
+      <w:r>
+        <w:t xml:space="preserve">not enabled on lynis .. </w:t>
+      </w:r>
+    </w:p>
+    <w:p/>
+    <w:p>
+      <w:r>
+        <w:t>Lynis is actually lower-risk than Trivy in one key way: it doesn't typically run inside a CI/CD pipeline with cloud secrets attached. It runs locally on a server to audit that server. But it still deserves real scrutiny, since it runs with elevated (root) privileges to inspect your system. Here's how to apply the lesson from Trivy to it.</w:t>
+      </w:r>
+    </w:p>
+    <w:p>
+      <w:r>
+        <w:t>Two dwnloading approches</w:t>
+      </w:r>
+    </w:p>
+    <w:p>
+      <w:r>
+        <w:t>1 downloading the safe  source  code with exact  sha commit</w:t>
+      </w:r>
+    </w:p>
+    <w:p>
+      <w:r>
+        <w:t xml:space="preserve">The problem this solves:  from the Trivy attack — the attackers didn't change the name people trusted (v0.35.0), they secretly changed what that name pointed to. </w:t>
+      </w:r>
+      <w:r>
+        <w:t xml:space="preserve">With pulling the exact  clean built </w:t>
+      </w:r>
+    </w:p>
+    <w:p>
+      <w:pPr>
         <w:rPr>
           <w:b/>
           <w:bCs/>
         </w:rPr>
-        <w:t>force-moved</w:t>
-      </w:r>
-      <w:r>
-        <w:t> those tags to point to </w:t>
-      </w:r>
-      <w:r>
-        <w:rPr>
-          <w:i/>
-          <w:iCs/>
-        </w:rPr>
-        <w:t>different</w:t>
-      </w:r>
-      <w:r>
-        <w:t>, malicious code instead — without changing the tag name. So if your pipeline said "use trivy-action@v0.35.0", you were now silently getting malicious code, even though nothing in your config changed.</w:t>
-      </w:r>
-    </w:p>
-    <w:p>
-      <w:pPr>
-        <w:numPr>
-          <w:ilvl w:val="0"/>
-          <w:numId w:val="3"/>
-        </w:numPr>
-      </w:pPr>
-      <w:r>
-        <w:t>That malicious code was designed to run first, quietly steal all the secrets available in that pipeline, send them to the attacker's server, then delete all evidence and run the real Trivy scan normally — so your pipeline looked 100% fine, green checkmark, no errors, nothing.</w:t>
-      </w:r>
-    </w:p>
-    <w:p/>
-    <w:p>
+      </w:pPr>
       <w:r>
         <w:rPr>
           <w:b/>
           <w:bCs/>
         </w:rPr>
-        <w:t>Now, what did they steal, concretely?</w:t>
-      </w:r>
-    </w:p>
-    <w:p>
-      <w:r>
-        <w:lastRenderedPageBreak/>
-        <w:t>Whatever secrets existed in the pipeline at the moment it ran the poisoned tool. Examples:</w:t>
-      </w:r>
-    </w:p>
-    <w:p>
-      <w:pPr>
-        <w:numPr>
-          <w:ilvl w:val="0"/>
-          <w:numId w:val="4"/>
-        </w:numPr>
-      </w:pPr>
-      <w:r>
-        <w:t>GitHub tokens (lets attacker push code as you)</w:t>
-      </w:r>
-    </w:p>
-    <w:p>
-      <w:pPr>
-        <w:numPr>
-          <w:ilvl w:val="0"/>
-          <w:numId w:val="4"/>
-        </w:numPr>
-      </w:pPr>
-      <w:r>
-        <w:t>AWS/cloud credentials (lets attacker access your cloud account)</w:t>
-      </w:r>
-    </w:p>
-    <w:p>
-      <w:pPr>
-        <w:numPr>
-          <w:ilvl w:val="0"/>
-          <w:numId w:val="4"/>
-        </w:numPr>
-      </w:pPr>
-      <w:r>
-        <w:t>Kubernetes tokens (lets attacker access your cluster)</w:t>
-      </w:r>
-    </w:p>
-    <w:p>
-      <w:pPr>
-        <w:numPr>
-          <w:ilvl w:val="0"/>
-          <w:numId w:val="4"/>
-        </w:numPr>
-      </w:pPr>
-      <w:r>
-        <w:t>SSH keys</w:t>
-      </w:r>
-    </w:p>
-    <w:p>
-      <w:pPr>
-        <w:numPr>
-          <w:ilvl w:val="0"/>
-          <w:numId w:val="4"/>
-        </w:numPr>
-      </w:pPr>
-      <w:r>
-        <w:t>Database passwords</w:t>
-      </w:r>
-    </w:p>
-    <w:p>
+        <w:t>2</w:t>
+      </w:r>
       <w:r>
         <w:rPr>
           <w:b/>
           <w:bCs/>
         </w:rPr>
-        <w:t>Now, the fixes — explained simply:</w:t>
-      </w:r>
-    </w:p>
-    <w:p>
+        <w:t xml:space="preserve">. Pin to an exact, verifiable version </w:t>
+      </w:r>
       <w:r>
         <w:rPr>
           <w:b/>
           <w:bCs/>
         </w:rPr>
-        <w:t>Fix 1 — Update to a clean version</w:t>
-      </w:r>
-      <w:r>
-        <w:br/>
-        <w:t>Simple: stop using the poisoned versions, switch to ones confirmed clean.</w:t>
-      </w:r>
-    </w:p>
-    <w:p>
-      <w:r>
-        <w:rPr>
-          <w:b/>
-          <w:bCs/>
-        </w:rPr>
-        <w:t>Fix 2 — Never trust a "tag" again, trust a fixed commit ID instead</w:t>
-      </w:r>
-      <w:r>
-        <w:br/>
-        <w:t>This is the most important lesson. A tag (like v0.35.0) can be moved by anyone with write access — that's exactly what happened. A </w:t>
-      </w:r>
-      <w:r>
-        <w:rPr>
-          <w:b/>
-          <w:bCs/>
-        </w:rPr>
-        <w:t>commit SHA</w:t>
-      </w:r>
-      <w:r>
-        <w:t> (a long fixed hash like a1b2c3d4...) can never be moved or changed — it's permanently tied to one specific, unchangeable piece of code.</w:t>
-      </w:r>
-    </w:p>
-    <w:p>
-      <w:r>
-        <w:rPr>
-          <w:b/>
-          <w:bCs/>
-        </w:rPr>
-        <w:t>Fix 3 — Block the attacker's server</w:t>
-      </w:r>
-      <w:r>
-        <w:br/>
-        <w:t>The stolen data was being sent to a fake look-alike domain (aquasecurtiy.org — notice the swapped letters, mimicking aquasecurity.org). Blocking that domain on your network stops any leftover infected systems from successfully sending data out.</w:t>
-      </w:r>
-    </w:p>
-    <w:p>
-      <w:r>
-        <w:rPr>
-          <w:b/>
-          <w:bCs/>
-        </w:rPr>
-        <w:t>Fix 4 — Check if you were actually hit</w:t>
-      </w:r>
-      <w:r>
-        <w:br/>
-        <w:t>Look for specific telltale signs the attackers left behind (a weird folder name, a malicious file at a specific path) to know if you were compromised.</w:t>
-      </w:r>
-    </w:p>
-    <w:p>
-      <w:r>
-        <w:rPr>
-          <w:b/>
-          <w:bCs/>
-        </w:rPr>
-        <w:t>Fix 5 — Assume the worst and reset everything</w:t>
-      </w:r>
-      <w:r>
-        <w:br/>
-        <w:t>If your pipeline ran during that exact window, treat every secret it had access to as already stolen, and reset/replace all of them — don't wait to "confirm" theft, just assume it happened.</w:t>
-      </w:r>
-    </w:p>
-    <w:p>
-      <w:r>
-        <w:rPr>
-          <w:b/>
-          <w:bCs/>
-        </w:rPr>
-        <w:t>Fix 6 — Don't trust cached copies either</w:t>
-      </w:r>
-      <w:r>
-        <w:br/>
-        <w:t>Some systems cache (locally store a copy of) downloaded tools/images to speed things up. Those caches might still be holding the malicious version even after the official source was cleaned. So even your local cache needs to be wiped or bypassed.</w:t>
-      </w:r>
-    </w:p>
-    <w:p>
-      <w:pPr>
-        <w:rPr>
-          <w:b/>
-          <w:bCs/>
-        </w:rPr>
-      </w:pPr>
-      <w:r>
-        <w:rPr>
-          <w:b/>
-          <w:bCs/>
-        </w:rPr>
-        <w:t>Securing Lynis itself — practical checklist</w:t>
-      </w:r>
-    </w:p>
-    <w:p>
-      <w:r>
-        <w:lastRenderedPageBreak/>
-        <w:t>github immutable version not enabled on lynis .. refereing to trivy attack and how only one version were safe</w:t>
-      </w:r>
-    </w:p>
-    <w:p/>
-    <w:p>
-      <w:r>
-        <w:t>Lynis is actually lower-risk than Trivy in one key way: it doesn't typically run inside a CI/CD pipeline with cloud secrets attached. It runs locally on a server to audit that server. But it still deserves real scrutiny, since it runs with elevated (root) privileges to inspect your system. Here's how to apply the lesson from Trivy to it.</w:t>
-      </w:r>
-    </w:p>
-    <w:p>
-      <w:r>
-        <w:t>Two dwnloading approches</w:t>
-      </w:r>
-    </w:p>
-    <w:p>
-      <w:r>
-        <w:t>1 downloading the safe  source  code with exact  sha commit</w:t>
-      </w:r>
-    </w:p>
-    <w:p>
-      <w:r>
-        <w:t xml:space="preserve">The problem this solves:  from the Trivy attack — the attackers didn't change the name people trusted (v0.35.0), they secretly changed what that name pointed to. </w:t>
-      </w:r>
-      <w:r>
-        <w:t xml:space="preserve">With pulling the exact  clean built </w:t>
-      </w:r>
-    </w:p>
-    <w:p>
-      <w:r>
-        <w:t>This is actually a known attack class — compiler/toolchain poisoning. Ken Thompson described it in 1984 in his famous paper "Reflections on Trusting Trust" — you can never fully trust code you didn't compile, and you can't fully trust a compiler you didn't build yourself either.</w:t>
-      </w:r>
-    </w:p>
-    <w:p>
-      <w:pPr>
-        <w:rPr>
-          <w:b/>
-          <w:bCs/>
-        </w:rPr>
-      </w:pPr>
-      <w:r>
-        <w:rPr>
-          <w:b/>
-          <w:bCs/>
-        </w:rPr>
-        <w:t>2</w:t>
-      </w:r>
-      <w:r>
-        <w:rPr>
-          <w:b/>
-          <w:bCs/>
-        </w:rPr>
-        <w:t xml:space="preserve">. Pin to an exact, verifiable version </w:t>
-      </w:r>
-      <w:r>
-        <w:rPr>
-          <w:b/>
-          <w:bCs/>
-        </w:rPr>
         <w:t>+ gpg verification</w:t>
       </w:r>
     </w:p>
     <w:p>
-      <w:pPr>
-        <w:rPr>
-          <w:b/>
-          <w:bCs/>
-        </w:rPr>
-      </w:pPr>
-      <w:r>
-        <w:rPr>
-          <w:b/>
-          <w:bCs/>
-        </w:rPr>
-        <w:t>The fix has two separate steps,:</w:t>
-      </w:r>
-    </w:p>
-    <w:p>
-      <w:r>
-        <w:rPr>
-          <w:b/>
-          <w:bCs/>
-        </w:rPr>
-        <w:t>One prerequisite people often miss:</w:t>
-      </w:r>
-      <w:r>
-        <w:t> before this command works, you need to already have CISOfy's </w:t>
-      </w:r>
-      <w:r>
-        <w:rPr>
-          <w:b/>
-          <w:bCs/>
-        </w:rPr>
-        <w:t>public key</w:t>
-      </w:r>
-      <w:r>
-        <w:t>imported into your system, otherwise gpg doesn't know whose signature to trust.</w:t>
-      </w:r>
-    </w:p>
-    <w:p>
-      <w:r>
-        <w:t># Example: download release + verify signature</w:t>
-      </w:r>
-    </w:p>
-    <w:p>
       <w:r>
         <w:t>curl -L https://github.com/aquasecurity/trivy/releases/download/v0.50.1/trivy_0.50.1_Linux-64bit.tar.gz -o trivy.tar.gz</w:t>
       </w:r>
@@ -1236,6 +1231,11 @@
     <w:p>
       <w:r>
         <w:t>gpg --verify trivy.tar.gz.sig trivy.tar.gz</w:t>
+      </w:r>
+    </w:p>
+    <w:p>
+      <w:r>
+        <w:t>this will</w:t>
       </w:r>
     </w:p>
     <w:tbl>
@@ -1305,7 +1305,6 @@
               <w:spacing w:after="160" w:line="278" w:lineRule="auto"/>
             </w:pPr>
             <w:r>
-              <w:lastRenderedPageBreak/>
               <w:t>Tampered binary (modified after signing)</w:t>
             </w:r>
           </w:p>
@@ -1413,13 +1412,26 @@
     <w:p/>
     <w:p>
       <w:r>
+        <w:lastRenderedPageBreak/>
         <w:t>.</w:t>
       </w:r>
     </w:p>
     <w:p/>
     <w:p>
       <w:r>
-        <w:t>This alone protects you from accidentally getting a newer, possibly-compromised release without you knowing.</w:t>
+        <w:t xml:space="preserve">This </w:t>
+      </w:r>
+      <w:r>
+        <w:t>will</w:t>
+      </w:r>
+      <w:r>
+        <w:t xml:space="preserve"> protects </w:t>
+      </w:r>
+      <w:r>
+        <w:t>me</w:t>
+      </w:r>
+      <w:r>
+        <w:t xml:space="preserve"> from accidentally getting a newer, possibly-compromised release without you knowing.</w:t>
       </w:r>
     </w:p>
     <w:p/>
@@ -1446,7 +1458,16 @@
     </w:p>
     <w:p>
       <w:r>
-        <w:t xml:space="preserve">Set up a simple check so you'd notice if the Lynis binary/files </w:t>
+        <w:t xml:space="preserve">I </w:t>
+      </w:r>
+      <w:r>
+        <w:t xml:space="preserve">Set up a simple check so </w:t>
+      </w:r>
+      <w:r>
+        <w:t>i</w:t>
+      </w:r>
+      <w:r>
+        <w:t xml:space="preserve"> notice if the Lynis binary/files </w:t>
       </w:r>
       <w:r>
         <w:t xml:space="preserve">and  the </w:t>
@@ -1465,7 +1486,7 @@
         <w:t>after</w:t>
       </w:r>
       <w:r>
-        <w:t> installation (this is what caught the Trivy attack's later stages — file content changing post-install):</w:t>
+        <w:t xml:space="preserve"> installation </w:t>
       </w:r>
     </w:p>
     <w:p>
@@ -1517,32 +1538,32 @@
     <w:p/>
     <w:p>
       <w:r>
+        <w:t># Periodically re-check</w:t>
+      </w:r>
+    </w:p>
+    <w:p>
+      <w:r>
+        <w:t>sha256sum -c /etc/lynis-baseline.sha256</w:t>
+      </w:r>
+    </w:p>
+    <w:p>
+      <w:r>
+        <w:t>email alert if something get wrong</w:t>
+      </w:r>
+    </w:p>
+    <w:p>
+      <w:r>
+        <w:t>we decided to move on with the seconde approch as we pplan to mitigate against the possible malicious version</w:t>
+      </w:r>
+    </w:p>
+    <w:p>
+      <w:r>
+        <w:t>If the hash ever changes without you deliberately updating it, that's your signal something modified the tool.</w:t>
+      </w:r>
+    </w:p>
+    <w:p>
+      <w:r>
         <w:lastRenderedPageBreak/>
-        <w:t># Periodically re-check</w:t>
-      </w:r>
-    </w:p>
-    <w:p>
-      <w:r>
-        <w:t>sha256sum -c /etc/lynis-baseline.sha256</w:t>
-      </w:r>
-    </w:p>
-    <w:p>
-      <w:r>
-        <w:t>email alert if something get wrong</w:t>
-      </w:r>
-    </w:p>
-    <w:p>
-      <w:r>
-        <w:t>we decided to move on with the seconde approch as we pplan to mitigate against the possible malicious version</w:t>
-      </w:r>
-    </w:p>
-    <w:p>
-      <w:r>
-        <w:t>If the hash ever changes without you deliberately updating it, that's your signal something modified the tool.</w:t>
-      </w:r>
-    </w:p>
-    <w:p>
-      <w:r>
         <w:t>/etc itself isn't inherently "safe" in the sense of being protected from root — if an attacker gets root (which is exactly the scenario you're defending against), they can modify </w:t>
       </w:r>
       <w:r>
@@ -1582,255 +1603,6 @@
         <w:t>One solution is to use a write-once storage location however we will stick with only hashing</w:t>
       </w:r>
     </w:p>
-    <w:p/>
-    <w:p/>
-    <w:p/>
-    <w:p>
-      <w:pPr>
-        <w:rPr>
-          <w:b/>
-          <w:bCs/>
-        </w:rPr>
-      </w:pPr>
-      <w:r>
-        <w:rPr>
-          <w:b/>
-          <w:bCs/>
-        </w:rPr>
-        <w:t>Part 2: Limit what Lynis can actually do</w:t>
-      </w:r>
-    </w:p>
-    <w:p>
-      <w:r>
-        <w:rPr>
-          <w:b/>
-          <w:bCs/>
-        </w:rPr>
-        <w:t>The core idea:</w:t>
-      </w:r>
-      <w:r>
-        <w:t> even a 100% legitimate, non-hacked tool is still a risk if you give it more power/access than it needs. This is the </w:t>
-      </w:r>
-      <w:r>
-        <w:rPr>
-          <w:b/>
-          <w:bCs/>
-        </w:rPr>
-        <w:t>principle of least privilege</w:t>
-      </w:r>
-      <w:r>
-        <w:t xml:space="preserve"> again </w:t>
-      </w:r>
-    </w:p>
-    <w:p>
-      <w:r>
-        <w:t>it doesn't need </w:t>
-      </w:r>
-      <w:r>
-        <w:rPr>
-          <w:b/>
-          <w:bCs/>
-        </w:rPr>
-        <w:t>write</w:t>
-      </w:r>
-      <w:r>
-        <w:t> access to most of the system — it's reading and reporting, not modifying (unless you explicitly run it in a remediation mode, which Lynis mostly doesn't do automatically — it just suggests fixes, you apply them)</w:t>
-      </w:r>
-    </w:p>
-    <w:p/>
-    <w:p/>
-    <w:p>
-      <w:pPr>
-        <w:rPr>
-          <w:b/>
-          <w:bCs/>
-        </w:rPr>
-      </w:pPr>
-      <w:r>
-        <w:rPr>
-          <w:b/>
-          <w:bCs/>
-        </w:rPr>
-        <w:t>The Core Tension</w:t>
-      </w:r>
-    </w:p>
-    <w:tbl>
-      <w:tblPr>
-        <w:tblStyle w:val="TableGridLight"/>
-        <w:tblW w:w="0" w:type="auto"/>
-        <w:tblLook w:val="04A0" w:firstRow="1" w:lastRow="0" w:firstColumn="1" w:lastColumn="0" w:noHBand="0" w:noVBand="1"/>
-      </w:tblPr>
-      <w:tblGrid>
-        <w:gridCol w:w="2509"/>
-        <w:gridCol w:w="2891"/>
-        <w:gridCol w:w="3950"/>
-      </w:tblGrid>
-      <w:tr>
-        <w:tc>
-          <w:tcPr>
-            <w:tcW w:w="0" w:type="auto"/>
-            <w:hideMark/>
-          </w:tcPr>
-          <w:p>
-            <w:pPr>
-              <w:spacing w:after="160" w:line="278" w:lineRule="auto"/>
-              <w:rPr>
-                <w:b/>
-                <w:bCs/>
-              </w:rPr>
-            </w:pPr>
-            <w:r>
-              <w:rPr>
-                <w:b/>
-                <w:bCs/>
-              </w:rPr>
-              <w:t>Approach</w:t>
-            </w:r>
-          </w:p>
-        </w:tc>
-        <w:tc>
-          <w:tcPr>
-            <w:tcW w:w="0" w:type="auto"/>
-            <w:hideMark/>
-          </w:tcPr>
-          <w:p>
-            <w:pPr>
-              <w:spacing w:after="160" w:line="278" w:lineRule="auto"/>
-              <w:rPr>
-                <w:b/>
-                <w:bCs/>
-              </w:rPr>
-            </w:pPr>
-            <w:r>
-              <w:rPr>
-                <w:b/>
-                <w:bCs/>
-              </w:rPr>
-              <w:t>What It Protects Against</w:t>
-            </w:r>
-          </w:p>
-        </w:tc>
-        <w:tc>
-          <w:tcPr>
-            <w:tcW w:w="0" w:type="auto"/>
-            <w:hideMark/>
-          </w:tcPr>
-          <w:p>
-            <w:pPr>
-              <w:spacing w:after="160" w:line="278" w:lineRule="auto"/>
-              <w:rPr>
-                <w:b/>
-                <w:bCs/>
-              </w:rPr>
-            </w:pPr>
-            <w:r>
-              <w:rPr>
-                <w:b/>
-                <w:bCs/>
-              </w:rPr>
-              <w:t>What It Creates If Used Alone</w:t>
-            </w:r>
-          </w:p>
-        </w:tc>
-      </w:tr>
-      <w:tr>
-        <w:tc>
-          <w:tcPr>
-            <w:tcW w:w="0" w:type="auto"/>
-            <w:hideMark/>
-          </w:tcPr>
-          <w:p>
-            <w:pPr>
-              <w:spacing w:after="160" w:line="278" w:lineRule="auto"/>
-            </w:pPr>
-            <w:r>
-              <w:rPr>
-                <w:b/>
-                <w:bCs/>
-              </w:rPr>
-              <w:lastRenderedPageBreak/>
-              <w:t>Pin + verify (hash/signature)</w:t>
-            </w:r>
-          </w:p>
-        </w:tc>
-        <w:tc>
-          <w:tcPr>
-            <w:tcW w:w="0" w:type="auto"/>
-            <w:hideMark/>
-          </w:tcPr>
-          <w:p>
-            <w:pPr>
-              <w:spacing w:after="160" w:line="278" w:lineRule="auto"/>
-            </w:pPr>
-            <w:r>
-              <w:t>Supply chain attacks, malicious tampering</w:t>
-            </w:r>
-          </w:p>
-        </w:tc>
-        <w:tc>
-          <w:tcPr>
-            <w:tcW w:w="0" w:type="auto"/>
-            <w:hideMark/>
-          </w:tcPr>
-          <w:p>
-            <w:pPr>
-              <w:spacing w:after="160" w:line="278" w:lineRule="auto"/>
-            </w:pPr>
-            <w:r>
-              <w:t>Frozen software that accumulates unpatched CVEs over time</w:t>
-            </w:r>
-          </w:p>
-        </w:tc>
-      </w:tr>
-      <w:tr>
-        <w:tc>
-          <w:tcPr>
-            <w:tcW w:w="0" w:type="auto"/>
-            <w:hideMark/>
-          </w:tcPr>
-          <w:p>
-            <w:pPr>
-              <w:spacing w:after="160" w:line="278" w:lineRule="auto"/>
-            </w:pPr>
-            <w:r>
-              <w:rPr>
-                <w:b/>
-                <w:bCs/>
-              </w:rPr>
-              <w:t>Patch management</w:t>
-            </w:r>
-          </w:p>
-        </w:tc>
-        <w:tc>
-          <w:tcPr>
-            <w:tcW w:w="0" w:type="auto"/>
-            <w:hideMark/>
-          </w:tcPr>
-          <w:p>
-            <w:pPr>
-              <w:spacing w:after="160" w:line="278" w:lineRule="auto"/>
-            </w:pPr>
-            <w:r>
-              <w:t>Known vulnerabilities in the tool itself</w:t>
-            </w:r>
-          </w:p>
-        </w:tc>
-        <w:tc>
-          <w:tcPr>
-            <w:tcW w:w="0" w:type="auto"/>
-            <w:hideMark/>
-          </w:tcPr>
-          <w:p>
-            <w:pPr>
-              <w:spacing w:after="160" w:line="278" w:lineRule="auto"/>
-            </w:pPr>
-            <w:r>
-              <w:t>Risk of trusting bad/compromised updates if done blindly</w:t>
-            </w:r>
-          </w:p>
-        </w:tc>
-      </w:tr>
-    </w:tbl>
     <w:p/>
     <w:p>
       <w:pPr>
@@ -2020,7 +1792,11 @@
     </w:p>
     <w:p>
       <w:r>
-        <w:t>Normally, root can bypass almost any restriction — that's exactly why your earlier question ("but Lynis needs root") broke the UID-based approach. But a network namespace isn't a </w:t>
+        <w:t xml:space="preserve">Normally, root can bypass almost any restriction — that's exactly why your earlier question ("but Lynis needs root") broke the UID-based approach. But a network namespace isn't </w:t>
+      </w:r>
+      <w:r>
+        <w:lastRenderedPageBreak/>
+        <w:t>a </w:t>
       </w:r>
       <w:r>
         <w:rPr>
@@ -2052,7 +1828,6 @@
         </w:rPr>
       </w:pPr>
       <w:r>
-        <w:lastRenderedPageBreak/>
         <w:t xml:space="preserve">After securly scanning we got </w:t>
       </w:r>
       <w:r>
@@ -2256,17 +2031,6 @@
         </w:tc>
       </w:tr>
     </w:tbl>
-    <w:p>
-      <w:r>
-        <w:t>We decided to keep the result like that since we will use later openVAS for n</w:t>
-      </w:r>
-      <w:r>
-        <w:t>e</w:t>
-      </w:r>
-      <w:r>
-        <w:t>tworkingSCanning</w:t>
-      </w:r>
-    </w:p>
     <w:p/>
     <w:p>
       <w:r>
@@ -2274,1068 +2038,16 @@
       </w:r>
     </w:p>
     <w:p>
-      <w:pPr>
-        <w:rPr>
-          <w:b/>
-          <w:bCs/>
-        </w:rPr>
-      </w:pPr>
-      <w:r>
-        <w:rPr>
-          <w:b/>
-          <w:bCs/>
-        </w:rPr>
-        <w:t>Breakdown of Your Warnings</w:t>
-      </w:r>
-    </w:p>
-    <w:tbl>
-      <w:tblPr>
-        <w:tblStyle w:val="TableGridLight"/>
-        <w:tblW w:w="0" w:type="auto"/>
-        <w:tblLook w:val="04A0" w:firstRow="1" w:lastRow="0" w:firstColumn="1" w:lastColumn="0" w:noHBand="0" w:noVBand="1"/>
-      </w:tblPr>
-      <w:tblGrid>
-        <w:gridCol w:w="1092"/>
-        <w:gridCol w:w="1882"/>
-        <w:gridCol w:w="3613"/>
-        <w:gridCol w:w="2763"/>
-      </w:tblGrid>
-      <w:tr>
-        <w:tc>
-          <w:tcPr>
-            <w:tcW w:w="0" w:type="auto"/>
-            <w:hideMark/>
-          </w:tcPr>
-          <w:p>
-            <w:pPr>
-              <w:spacing w:after="160" w:line="278" w:lineRule="auto"/>
-              <w:rPr>
-                <w:b/>
-                <w:bCs/>
-              </w:rPr>
-            </w:pPr>
-            <w:r>
-              <w:rPr>
-                <w:b/>
-                <w:bCs/>
-              </w:rPr>
-              <w:t>Test ID</w:t>
-            </w:r>
-          </w:p>
-        </w:tc>
-        <w:tc>
-          <w:tcPr>
-            <w:tcW w:w="0" w:type="auto"/>
-            <w:hideMark/>
-          </w:tcPr>
-          <w:p>
-            <w:pPr>
-              <w:spacing w:after="160" w:line="278" w:lineRule="auto"/>
-              <w:rPr>
-                <w:b/>
-                <w:bCs/>
-              </w:rPr>
-            </w:pPr>
-            <w:r>
-              <w:rPr>
-                <w:b/>
-                <w:bCs/>
-              </w:rPr>
-              <w:t>Category</w:t>
-            </w:r>
-          </w:p>
-        </w:tc>
-        <w:tc>
-          <w:tcPr>
-            <w:tcW w:w="0" w:type="auto"/>
-            <w:hideMark/>
-          </w:tcPr>
-          <w:p>
-            <w:pPr>
-              <w:spacing w:after="160" w:line="278" w:lineRule="auto"/>
-              <w:rPr>
-                <w:b/>
-                <w:bCs/>
-              </w:rPr>
-            </w:pPr>
-            <w:r>
-              <w:rPr>
-                <w:b/>
-                <w:bCs/>
-              </w:rPr>
-              <w:t>Issue</w:t>
-            </w:r>
-          </w:p>
-        </w:tc>
-        <w:tc>
-          <w:tcPr>
-            <w:tcW w:w="0" w:type="auto"/>
-            <w:hideMark/>
-          </w:tcPr>
-          <w:p>
-            <w:pPr>
-              <w:spacing w:after="160" w:line="278" w:lineRule="auto"/>
-              <w:rPr>
-                <w:b/>
-                <w:bCs/>
-              </w:rPr>
-            </w:pPr>
-            <w:r>
-              <w:rPr>
-                <w:b/>
-                <w:bCs/>
-              </w:rPr>
-              <w:t>Severity</w:t>
-            </w:r>
-          </w:p>
-        </w:tc>
-      </w:tr>
-      <w:tr>
-        <w:tc>
-          <w:tcPr>
-            <w:tcW w:w="0" w:type="auto"/>
-            <w:hideMark/>
-          </w:tcPr>
-          <w:p>
-            <w:pPr>
-              <w:spacing w:after="160" w:line="278" w:lineRule="auto"/>
-            </w:pPr>
-            <w:r>
-              <w:rPr>
-                <w:b/>
-                <w:bCs/>
-              </w:rPr>
-              <w:t>NETW-2704</w:t>
-            </w:r>
-          </w:p>
-        </w:tc>
-        <w:tc>
-          <w:tcPr>
-            <w:tcW w:w="0" w:type="auto"/>
-            <w:hideMark/>
-          </w:tcPr>
-          <w:p>
-            <w:pPr>
-              <w:spacing w:after="160" w:line="278" w:lineRule="auto"/>
-            </w:pPr>
-            <w:r>
-              <w:t>Network/DNS</w:t>
-            </w:r>
-          </w:p>
-        </w:tc>
-        <w:tc>
-          <w:tcPr>
-            <w:tcW w:w="0" w:type="auto"/>
-            <w:hideMark/>
-          </w:tcPr>
-          <w:p>
-            <w:pPr>
-              <w:spacing w:after="160" w:line="278" w:lineRule="auto"/>
-            </w:pPr>
-            <w:r>
-              <w:t>Nameserver 127.0.0.53 not responding</w:t>
-            </w:r>
-          </w:p>
-        </w:tc>
-        <w:tc>
-          <w:tcPr>
-            <w:tcW w:w="0" w:type="auto"/>
-            <w:hideMark/>
-          </w:tcPr>
-          <w:p>
-            <w:pPr>
-              <w:spacing w:after="160" w:line="278" w:lineRule="auto"/>
-            </w:pPr>
-            <w:r>
-              <w:t>Expected — caused by namespace isolation blocking DNS</w:t>
-            </w:r>
-          </w:p>
-        </w:tc>
-      </w:tr>
-      <w:tr>
-        <w:tc>
-          <w:tcPr>
-            <w:tcW w:w="0" w:type="auto"/>
-            <w:hideMark/>
-          </w:tcPr>
-          <w:p>
-            <w:pPr>
-              <w:spacing w:after="160" w:line="278" w:lineRule="auto"/>
-            </w:pPr>
-            <w:r>
-              <w:rPr>
-                <w:b/>
-                <w:bCs/>
-              </w:rPr>
-              <w:t>PKGS-7388</w:t>
-            </w:r>
-          </w:p>
-        </w:tc>
-        <w:tc>
-          <w:tcPr>
-            <w:tcW w:w="0" w:type="auto"/>
-            <w:hideMark/>
-          </w:tcPr>
-          <w:p>
-            <w:pPr>
-              <w:spacing w:after="160" w:line="278" w:lineRule="auto"/>
-            </w:pPr>
-            <w:r>
-              <w:t>Package management</w:t>
-            </w:r>
-          </w:p>
-        </w:tc>
-        <w:tc>
-          <w:tcPr>
-            <w:tcW w:w="0" w:type="auto"/>
-            <w:hideMark/>
-          </w:tcPr>
-          <w:p>
-            <w:pPr>
-              <w:spacing w:after="160" w:line="278" w:lineRule="auto"/>
-            </w:pPr>
-            <w:r>
-              <w:t>No security repository configured in apt sources</w:t>
-            </w:r>
-          </w:p>
-        </w:tc>
-        <w:tc>
-          <w:tcPr>
-            <w:tcW w:w="0" w:type="auto"/>
-            <w:hideMark/>
-          </w:tcPr>
-          <w:p>
-            <w:pPr>
-              <w:spacing w:after="160" w:line="278" w:lineRule="auto"/>
-            </w:pPr>
-            <w:r>
-              <w:t>Real gap — worth fixing</w:t>
-            </w:r>
-          </w:p>
-        </w:tc>
-      </w:tr>
-      <w:tr>
-        <w:tc>
-          <w:tcPr>
-            <w:tcW w:w="0" w:type="auto"/>
-            <w:hideMark/>
-          </w:tcPr>
-          <w:p>
-            <w:pPr>
-              <w:spacing w:after="160" w:line="278" w:lineRule="auto"/>
-            </w:pPr>
-            <w:r>
-              <w:rPr>
-                <w:b/>
-                <w:bCs/>
-              </w:rPr>
-              <w:t>PKGS-7392</w:t>
-            </w:r>
-          </w:p>
-        </w:tc>
-        <w:tc>
-          <w:tcPr>
-            <w:tcW w:w="0" w:type="auto"/>
-            <w:hideMark/>
-          </w:tcPr>
-          <w:p>
-            <w:pPr>
-              <w:spacing w:after="160" w:line="278" w:lineRule="auto"/>
-            </w:pPr>
-            <w:r>
-              <w:t>Package management</w:t>
-            </w:r>
-          </w:p>
-        </w:tc>
-        <w:tc>
-          <w:tcPr>
-            <w:tcW w:w="0" w:type="auto"/>
-            <w:hideMark/>
-          </w:tcPr>
-          <w:p>
-            <w:pPr>
-              <w:spacing w:after="160" w:line="278" w:lineRule="auto"/>
-            </w:pPr>
-            <w:r>
-              <w:t>One or more vulnerable packages detected</w:t>
-            </w:r>
-          </w:p>
-        </w:tc>
-        <w:tc>
-          <w:tcPr>
-            <w:tcW w:w="0" w:type="auto"/>
-            <w:hideMark/>
-          </w:tcPr>
-          <w:p>
-            <w:pPr>
-              <w:spacing w:after="160" w:line="278" w:lineRule="auto"/>
-            </w:pPr>
-            <w:r>
-              <w:rPr>
-                <w:b/>
-                <w:bCs/>
-              </w:rPr>
-              <w:t>High priority</w:t>
-            </w:r>
-            <w:r>
-              <w:t> — needs immediate attention</w:t>
-            </w:r>
-          </w:p>
-        </w:tc>
-      </w:tr>
-      <w:tr>
-        <w:tc>
-          <w:tcPr>
-            <w:tcW w:w="0" w:type="auto"/>
-            <w:hideMark/>
-          </w:tcPr>
-          <w:p>
-            <w:pPr>
-              <w:spacing w:after="160" w:line="278" w:lineRule="auto"/>
-            </w:pPr>
-            <w:r>
-              <w:rPr>
-                <w:b/>
-                <w:bCs/>
-              </w:rPr>
-              <w:t>FIRE-4512</w:t>
-            </w:r>
-          </w:p>
-        </w:tc>
-        <w:tc>
-          <w:tcPr>
-            <w:tcW w:w="0" w:type="auto"/>
-            <w:hideMark/>
-          </w:tcPr>
-          <w:p>
-            <w:pPr>
-              <w:spacing w:after="160" w:line="278" w:lineRule="auto"/>
-            </w:pPr>
-            <w:r>
-              <w:t>Firewall</w:t>
-            </w:r>
-          </w:p>
-        </w:tc>
-        <w:tc>
-          <w:tcPr>
-            <w:tcW w:w="0" w:type="auto"/>
-            <w:hideMark/>
-          </w:tcPr>
-          <w:p>
-            <w:pPr>
-              <w:spacing w:after="160" w:line="278" w:lineRule="auto"/>
-            </w:pPr>
-            <w:r>
-              <w:t>iptables loaded but no active rules</w:t>
-            </w:r>
-          </w:p>
-        </w:tc>
-        <w:tc>
-          <w:tcPr>
-            <w:tcW w:w="0" w:type="auto"/>
-            <w:hideMark/>
-          </w:tcPr>
-          <w:p>
-            <w:pPr>
-              <w:spacing w:after="160" w:line="278" w:lineRule="auto"/>
-            </w:pPr>
-            <w:r>
-              <w:rPr>
-                <w:b/>
-                <w:bCs/>
-              </w:rPr>
-              <w:t>High priority</w:t>
-            </w:r>
-            <w:r>
-              <w:t> — firewall exists but does nothing</w:t>
-            </w:r>
-          </w:p>
-        </w:tc>
-      </w:tr>
-    </w:tbl>
+      <w:r>
+        <w:t>We rewrite the scan</w:t>
+      </w:r>
+    </w:p>
+    <w:p>
+      <w:r>
+        <w:t>Modifiy monitor.sh to a simpler way</w:t>
+      </w:r>
+    </w:p>
     <w:p/>
-    <w:p>
-      <w:r>
-        <w:t xml:space="preserve">We got also 44 suggestion </w:t>
-      </w:r>
-    </w:p>
-    <w:p>
-      <w:pPr>
-        <w:rPr>
-          <w:b/>
-          <w:bCs/>
-        </w:rPr>
-      </w:pPr>
-      <w:r>
-        <w:rPr>
-          <w:b/>
-          <w:bCs/>
-        </w:rPr>
-        <w:t>Group the Suggestions by CIS Benchmark Level</w:t>
-      </w:r>
-    </w:p>
-    <w:tbl>
-      <w:tblPr>
-        <w:tblStyle w:val="TableGridLight"/>
-        <w:tblW w:w="0" w:type="auto"/>
-        <w:tblLook w:val="04A0" w:firstRow="1" w:lastRow="0" w:firstColumn="1" w:lastColumn="0" w:noHBand="0" w:noVBand="1"/>
-      </w:tblPr>
-      <w:tblGrid>
-        <w:gridCol w:w="1547"/>
-        <w:gridCol w:w="2350"/>
-        <w:gridCol w:w="5453"/>
-      </w:tblGrid>
-      <w:tr>
-        <w:tc>
-          <w:tcPr>
-            <w:tcW w:w="0" w:type="auto"/>
-            <w:hideMark/>
-          </w:tcPr>
-          <w:p>
-            <w:pPr>
-              <w:spacing w:after="160" w:line="278" w:lineRule="auto"/>
-              <w:rPr>
-                <w:b/>
-                <w:bCs/>
-              </w:rPr>
-            </w:pPr>
-            <w:r>
-              <w:rPr>
-                <w:b/>
-                <w:bCs/>
-              </w:rPr>
-              <w:t>CIS Level</w:t>
-            </w:r>
-          </w:p>
-        </w:tc>
-        <w:tc>
-          <w:tcPr>
-            <w:tcW w:w="0" w:type="auto"/>
-            <w:hideMark/>
-          </w:tcPr>
-          <w:p>
-            <w:pPr>
-              <w:spacing w:after="160" w:line="278" w:lineRule="auto"/>
-              <w:rPr>
-                <w:b/>
-                <w:bCs/>
-              </w:rPr>
-            </w:pPr>
-            <w:r>
-              <w:rPr>
-                <w:b/>
-                <w:bCs/>
-              </w:rPr>
-              <w:t>Category</w:t>
-            </w:r>
-          </w:p>
-        </w:tc>
-        <w:tc>
-          <w:tcPr>
-            <w:tcW w:w="0" w:type="auto"/>
-            <w:hideMark/>
-          </w:tcPr>
-          <w:p>
-            <w:pPr>
-              <w:spacing w:after="160" w:line="278" w:lineRule="auto"/>
-              <w:rPr>
-                <w:b/>
-                <w:bCs/>
-              </w:rPr>
-            </w:pPr>
-            <w:r>
-              <w:rPr>
-                <w:b/>
-                <w:bCs/>
-              </w:rPr>
-              <w:t>Suggestions</w:t>
-            </w:r>
-          </w:p>
-        </w:tc>
-      </w:tr>
-      <w:tr>
-        <w:tc>
-          <w:tcPr>
-            <w:tcW w:w="0" w:type="auto"/>
-            <w:hideMark/>
-          </w:tcPr>
-          <w:p>
-            <w:pPr>
-              <w:spacing w:after="160" w:line="278" w:lineRule="auto"/>
-            </w:pPr>
-            <w:r>
-              <w:rPr>
-                <w:b/>
-                <w:bCs/>
-              </w:rPr>
-              <w:t>Level 1</w:t>
-            </w:r>
-          </w:p>
-        </w:tc>
-        <w:tc>
-          <w:tcPr>
-            <w:tcW w:w="0" w:type="auto"/>
-            <w:hideMark/>
-          </w:tcPr>
-          <w:p>
-            <w:pPr>
-              <w:spacing w:after="160" w:line="278" w:lineRule="auto"/>
-            </w:pPr>
-            <w:r>
-              <w:t>Authentication</w:t>
-            </w:r>
-          </w:p>
-        </w:tc>
-        <w:tc>
-          <w:tcPr>
-            <w:tcW w:w="0" w:type="auto"/>
-            <w:hideMark/>
-          </w:tcPr>
-          <w:p>
-            <w:pPr>
-              <w:spacing w:after="160" w:line="278" w:lineRule="auto"/>
-            </w:pPr>
-            <w:r>
-              <w:t>AUTH-9230, AUTH-9282, AUTH-9286 (x2), AUTH-9328</w:t>
-            </w:r>
-          </w:p>
-        </w:tc>
-      </w:tr>
-      <w:tr>
-        <w:tc>
-          <w:tcPr>
-            <w:tcW w:w="0" w:type="auto"/>
-            <w:hideMark/>
-          </w:tcPr>
-          <w:p>
-            <w:pPr>
-              <w:spacing w:after="160" w:line="278" w:lineRule="auto"/>
-            </w:pPr>
-            <w:r>
-              <w:rPr>
-                <w:b/>
-                <w:bCs/>
-              </w:rPr>
-              <w:lastRenderedPageBreak/>
-              <w:t>Level 1</w:t>
-            </w:r>
-          </w:p>
-        </w:tc>
-        <w:tc>
-          <w:tcPr>
-            <w:tcW w:w="0" w:type="auto"/>
-            <w:hideMark/>
-          </w:tcPr>
-          <w:p>
-            <w:pPr>
-              <w:spacing w:after="160" w:line="278" w:lineRule="auto"/>
-            </w:pPr>
-            <w:r>
-              <w:t>SSH hardening</w:t>
-            </w:r>
-          </w:p>
-        </w:tc>
-        <w:tc>
-          <w:tcPr>
-            <w:tcW w:w="0" w:type="auto"/>
-            <w:hideMark/>
-          </w:tcPr>
-          <w:p>
-            <w:pPr>
-              <w:spacing w:after="160" w:line="278" w:lineRule="auto"/>
-            </w:pPr>
-            <w:r>
-              <w:t>SSH-7408 (9 sub-items)</w:t>
-            </w:r>
-          </w:p>
-        </w:tc>
-      </w:tr>
-      <w:tr>
-        <w:tc>
-          <w:tcPr>
-            <w:tcW w:w="0" w:type="auto"/>
-            <w:hideMark/>
-          </w:tcPr>
-          <w:p>
-            <w:pPr>
-              <w:spacing w:after="160" w:line="278" w:lineRule="auto"/>
-            </w:pPr>
-            <w:r>
-              <w:rPr>
-                <w:b/>
-                <w:bCs/>
-              </w:rPr>
-              <w:t>Level 1</w:t>
-            </w:r>
-          </w:p>
-        </w:tc>
-        <w:tc>
-          <w:tcPr>
-            <w:tcW w:w="0" w:type="auto"/>
-            <w:hideMark/>
-          </w:tcPr>
-          <w:p>
-            <w:pPr>
-              <w:spacing w:after="160" w:line="278" w:lineRule="auto"/>
-            </w:pPr>
-            <w:r>
-              <w:t>Boot security</w:t>
-            </w:r>
-          </w:p>
-        </w:tc>
-        <w:tc>
-          <w:tcPr>
-            <w:tcW w:w="0" w:type="auto"/>
-            <w:hideMark/>
-          </w:tcPr>
-          <w:p>
-            <w:pPr>
-              <w:spacing w:after="160" w:line="278" w:lineRule="auto"/>
-            </w:pPr>
-            <w:r>
-              <w:t>BOOT-5122</w:t>
-            </w:r>
-          </w:p>
-        </w:tc>
-      </w:tr>
-      <w:tr>
-        <w:tc>
-          <w:tcPr>
-            <w:tcW w:w="0" w:type="auto"/>
-            <w:hideMark/>
-          </w:tcPr>
-          <w:p>
-            <w:pPr>
-              <w:spacing w:after="160" w:line="278" w:lineRule="auto"/>
-            </w:pPr>
-            <w:r>
-              <w:rPr>
-                <w:b/>
-                <w:bCs/>
-              </w:rPr>
-              <w:t>Level 1</w:t>
-            </w:r>
-          </w:p>
-        </w:tc>
-        <w:tc>
-          <w:tcPr>
-            <w:tcW w:w="0" w:type="auto"/>
-            <w:hideMark/>
-          </w:tcPr>
-          <w:p>
-            <w:pPr>
-              <w:spacing w:after="160" w:line="278" w:lineRule="auto"/>
-            </w:pPr>
-            <w:r>
-              <w:t>Banners</w:t>
-            </w:r>
-          </w:p>
-        </w:tc>
-        <w:tc>
-          <w:tcPr>
-            <w:tcW w:w="0" w:type="auto"/>
-            <w:hideMark/>
-          </w:tcPr>
-          <w:p>
-            <w:pPr>
-              <w:spacing w:after="160" w:line="278" w:lineRule="auto"/>
-            </w:pPr>
-            <w:r>
-              <w:t>BANN-7126, BANN-7130</w:t>
-            </w:r>
-          </w:p>
-        </w:tc>
-      </w:tr>
-      <w:tr>
-        <w:tc>
-          <w:tcPr>
-            <w:tcW w:w="0" w:type="auto"/>
-            <w:hideMark/>
-          </w:tcPr>
-          <w:p>
-            <w:pPr>
-              <w:spacing w:after="160" w:line="278" w:lineRule="auto"/>
-            </w:pPr>
-            <w:r>
-              <w:rPr>
-                <w:b/>
-                <w:bCs/>
-              </w:rPr>
-              <w:t>Level 1</w:t>
-            </w:r>
-          </w:p>
-        </w:tc>
-        <w:tc>
-          <w:tcPr>
-            <w:tcW w:w="0" w:type="auto"/>
-            <w:hideMark/>
-          </w:tcPr>
-          <w:p>
-            <w:pPr>
-              <w:spacing w:after="160" w:line="278" w:lineRule="auto"/>
-            </w:pPr>
-            <w:r>
-              <w:t>Package hygiene</w:t>
-            </w:r>
-          </w:p>
-        </w:tc>
-        <w:tc>
-          <w:tcPr>
-            <w:tcW w:w="0" w:type="auto"/>
-            <w:hideMark/>
-          </w:tcPr>
-          <w:p>
-            <w:pPr>
-              <w:spacing w:after="160" w:line="278" w:lineRule="auto"/>
-            </w:pPr>
-            <w:r>
-              <w:t>PKGS-7346, PKGS-7370, PKGS-7394</w:t>
-            </w:r>
-          </w:p>
-        </w:tc>
-      </w:tr>
-      <w:tr>
-        <w:tc>
-          <w:tcPr>
-            <w:tcW w:w="0" w:type="auto"/>
-            <w:hideMark/>
-          </w:tcPr>
-          <w:p>
-            <w:pPr>
-              <w:spacing w:after="160" w:line="278" w:lineRule="auto"/>
-            </w:pPr>
-            <w:r>
-              <w:rPr>
-                <w:b/>
-                <w:bCs/>
-              </w:rPr>
-              <w:t>Level 1</w:t>
-            </w:r>
-          </w:p>
-        </w:tc>
-        <w:tc>
-          <w:tcPr>
-            <w:tcW w:w="0" w:type="auto"/>
-            <w:hideMark/>
-          </w:tcPr>
-          <w:p>
-            <w:pPr>
-              <w:spacing w:after="160" w:line="278" w:lineRule="auto"/>
-            </w:pPr>
-            <w:r>
-              <w:t>Filesystem</w:t>
-            </w:r>
-          </w:p>
-        </w:tc>
-        <w:tc>
-          <w:tcPr>
-            <w:tcW w:w="0" w:type="auto"/>
-            <w:hideMark/>
-          </w:tcPr>
-          <w:p>
-            <w:pPr>
-              <w:spacing w:after="160" w:line="278" w:lineRule="auto"/>
-            </w:pPr>
-            <w:r>
-              <w:t>FILE-6310 (x2), FILE-7524, HOME-9304</w:t>
-            </w:r>
-          </w:p>
-        </w:tc>
-      </w:tr>
-      <w:tr>
-        <w:tc>
-          <w:tcPr>
-            <w:tcW w:w="0" w:type="auto"/>
-            <w:hideMark/>
-          </w:tcPr>
-          <w:p>
-            <w:pPr>
-              <w:spacing w:after="160" w:line="278" w:lineRule="auto"/>
-            </w:pPr>
-            <w:r>
-              <w:rPr>
-                <w:b/>
-                <w:bCs/>
-              </w:rPr>
-              <w:t>Level 2</w:t>
-            </w:r>
-          </w:p>
-        </w:tc>
-        <w:tc>
-          <w:tcPr>
-            <w:tcW w:w="0" w:type="auto"/>
-            <w:hideMark/>
-          </w:tcPr>
-          <w:p>
-            <w:pPr>
-              <w:spacing w:after="160" w:line="278" w:lineRule="auto"/>
-            </w:pPr>
-            <w:r>
-              <w:t>Auditing</w:t>
-            </w:r>
-          </w:p>
-        </w:tc>
-        <w:tc>
-          <w:tcPr>
-            <w:tcW w:w="0" w:type="auto"/>
-            <w:hideMark/>
-          </w:tcPr>
-          <w:p>
-            <w:pPr>
-              <w:spacing w:after="160" w:line="278" w:lineRule="auto"/>
-            </w:pPr>
-            <w:r>
-              <w:t>ACCT-9622, ACCT-9628</w:t>
-            </w:r>
-          </w:p>
-        </w:tc>
-      </w:tr>
-      <w:tr>
-        <w:tc>
-          <w:tcPr>
-            <w:tcW w:w="0" w:type="auto"/>
-            <w:hideMark/>
-          </w:tcPr>
-          <w:p>
-            <w:pPr>
-              <w:spacing w:after="160" w:line="278" w:lineRule="auto"/>
-            </w:pPr>
-            <w:r>
-              <w:rPr>
-                <w:b/>
-                <w:bCs/>
-              </w:rPr>
-              <w:t>Level 2</w:t>
-            </w:r>
-          </w:p>
-        </w:tc>
-        <w:tc>
-          <w:tcPr>
-            <w:tcW w:w="0" w:type="auto"/>
-            <w:hideMark/>
-          </w:tcPr>
-          <w:p>
-            <w:pPr>
-              <w:spacing w:after="160" w:line="278" w:lineRule="auto"/>
-            </w:pPr>
-            <w:r>
-              <w:t>Logging</w:t>
-            </w:r>
-          </w:p>
-        </w:tc>
-        <w:tc>
-          <w:tcPr>
-            <w:tcW w:w="0" w:type="auto"/>
-            <w:hideMark/>
-          </w:tcPr>
-          <w:p>
-            <w:pPr>
-              <w:spacing w:after="160" w:line="278" w:lineRule="auto"/>
-            </w:pPr>
-            <w:r>
-              <w:t>LOGG-2154, LOGG-2190</w:t>
-            </w:r>
-          </w:p>
-        </w:tc>
-      </w:tr>
-      <w:tr>
-        <w:tc>
-          <w:tcPr>
-            <w:tcW w:w="0" w:type="auto"/>
-            <w:hideMark/>
-          </w:tcPr>
-          <w:p>
-            <w:pPr>
-              <w:spacing w:after="160" w:line="278" w:lineRule="auto"/>
-            </w:pPr>
-            <w:r>
-              <w:rPr>
-                <w:b/>
-                <w:bCs/>
-              </w:rPr>
-              <w:t>Level 2</w:t>
-            </w:r>
-          </w:p>
-        </w:tc>
-        <w:tc>
-          <w:tcPr>
-            <w:tcW w:w="0" w:type="auto"/>
-            <w:hideMark/>
-          </w:tcPr>
-          <w:p>
-            <w:pPr>
-              <w:spacing w:after="160" w:line="278" w:lineRule="auto"/>
-            </w:pPr>
-            <w:r>
-              <w:t>Mandatory access control</w:t>
-            </w:r>
-          </w:p>
-        </w:tc>
-        <w:tc>
-          <w:tcPr>
-            <w:tcW w:w="0" w:type="auto"/>
-            <w:hideMark/>
-          </w:tcPr>
-          <w:p>
-            <w:pPr>
-              <w:spacing w:after="160" w:line="278" w:lineRule="auto"/>
-            </w:pPr>
-            <w:r>
-              <w:t>MACF-6208</w:t>
-            </w:r>
-          </w:p>
-        </w:tc>
-      </w:tr>
-      <w:tr>
-        <w:tc>
-          <w:tcPr>
-            <w:tcW w:w="0" w:type="auto"/>
-            <w:hideMark/>
-          </w:tcPr>
-          <w:p>
-            <w:pPr>
-              <w:spacing w:after="160" w:line="278" w:lineRule="auto"/>
-            </w:pPr>
-            <w:r>
-              <w:rPr>
-                <w:b/>
-                <w:bCs/>
-              </w:rPr>
-              <w:t>Level 2</w:t>
-            </w:r>
-          </w:p>
-        </w:tc>
-        <w:tc>
-          <w:tcPr>
-            <w:tcW w:w="0" w:type="auto"/>
-            <w:hideMark/>
-          </w:tcPr>
-          <w:p>
-            <w:pPr>
-              <w:spacing w:after="160" w:line="278" w:lineRule="auto"/>
-            </w:pPr>
-            <w:r>
-              <w:t>Kernel/network hardening</w:t>
-            </w:r>
-          </w:p>
-        </w:tc>
-        <w:tc>
-          <w:tcPr>
-            <w:tcW w:w="0" w:type="auto"/>
-            <w:hideMark/>
-          </w:tcPr>
-          <w:p>
-            <w:pPr>
-              <w:spacing w:after="160" w:line="278" w:lineRule="auto"/>
-            </w:pPr>
-            <w:r>
-              <w:t>KRNL-6000, NETW-3200 (x4), USB-1000</w:t>
-            </w:r>
-          </w:p>
-        </w:tc>
-      </w:tr>
-      <w:tr>
-        <w:tc>
-          <w:tcPr>
-            <w:tcW w:w="0" w:type="auto"/>
-            <w:hideMark/>
-          </w:tcPr>
-          <w:p>
-            <w:pPr>
-              <w:spacing w:after="160" w:line="278" w:lineRule="auto"/>
-            </w:pPr>
-            <w:r>
-              <w:rPr>
-                <w:b/>
-                <w:bCs/>
-              </w:rPr>
-              <w:t>Level 2</w:t>
-            </w:r>
-          </w:p>
-        </w:tc>
-        <w:tc>
-          <w:tcPr>
-            <w:tcW w:w="0" w:type="auto"/>
-            <w:hideMark/>
-          </w:tcPr>
-          <w:p>
-            <w:pPr>
-              <w:spacing w:after="160" w:line="278" w:lineRule="auto"/>
-            </w:pPr>
-            <w:r>
-              <w:t>Integrity monitoring</w:t>
-            </w:r>
-          </w:p>
-        </w:tc>
-        <w:tc>
-          <w:tcPr>
-            <w:tcW w:w="0" w:type="auto"/>
-            <w:hideMark/>
-          </w:tcPr>
-          <w:p>
-            <w:pPr>
-              <w:spacing w:after="160" w:line="278" w:lineRule="auto"/>
-            </w:pPr>
-            <w:r>
-              <w:t>FINT-4350, HRDN-7230</w:t>
-            </w:r>
-          </w:p>
-        </w:tc>
-      </w:tr>
-      <w:tr>
-        <w:tc>
-          <w:tcPr>
-            <w:tcW w:w="0" w:type="auto"/>
-            <w:hideMark/>
-          </w:tcPr>
-          <w:p>
-            <w:pPr>
-              <w:spacing w:after="160" w:line="278" w:lineRule="auto"/>
-            </w:pPr>
-            <w:r>
-              <w:rPr>
-                <w:b/>
-                <w:bCs/>
-              </w:rPr>
-              <w:t>Not CIS-specific</w:t>
-            </w:r>
-          </w:p>
-        </w:tc>
-        <w:tc>
-          <w:tcPr>
-            <w:tcW w:w="0" w:type="auto"/>
-            <w:hideMark/>
-          </w:tcPr>
-          <w:p>
-            <w:pPr>
-              <w:spacing w:after="160" w:line="278" w:lineRule="auto"/>
-            </w:pPr>
-            <w:r>
-              <w:t>Misc</w:t>
-            </w:r>
-          </w:p>
-        </w:tc>
-        <w:tc>
-          <w:tcPr>
-            <w:tcW w:w="0" w:type="auto"/>
-            <w:hideMark/>
-          </w:tcPr>
-          <w:p>
-            <w:pPr>
-              <w:spacing w:after="160" w:line="278" w:lineRule="auto"/>
-            </w:pPr>
-            <w:r>
-              <w:t>BOOT-5180, BOOT-5264, PROC-3612, NAME-4028, PRNT-2307, TOOL-5002, HRDN-7222</w:t>
-            </w:r>
-          </w:p>
-        </w:tc>
-      </w:tr>
-    </w:tbl>
-    <w:p>
-      <w:r>
-        <w:t>Modifiy monitor.sh to a simpler way</w:t>
-      </w:r>
-    </w:p>
     <w:p>
       <w:pPr>
         <w:rPr>
@@ -3356,12 +2068,27 @@
       </w:r>
     </w:p>
     <w:p>
+      <w:pPr>
+        <w:rPr>
+          <w:rFonts w:ascii="Arial" w:hAnsi="Arial" w:cs="Arial"/>
+          <w:color w:val="000000"/>
+          <w:sz w:val="22"/>
+          <w:szCs w:val="22"/>
+        </w:rPr>
+      </w:pPr>
+    </w:p>
+    <w:p>
       <w:r>
         <w:t>Host OS (Ubuntu) — enable unattended upgrades:</w:t>
       </w:r>
     </w:p>
     <w:p>
       <w:r>
+        <w:t>We configured automatic security updates</w:t>
+      </w:r>
+    </w:p>
+    <w:p>
+      <w:r>
         <w:t>1. # Install and enable automatic security updates</w:t>
       </w:r>
     </w:p>
@@ -3387,390 +2114,43 @@
       </w:r>
     </w:p>
     <w:p>
-      <w:r>
-        <w:t>Installing openVas etc.. testing blablabla</w:t>
-      </w:r>
-    </w:p>
-    <w:p>
-      <w:pPr>
-        <w:rPr>
-          <w:b/>
-          <w:bCs/>
-        </w:rPr>
-      </w:pPr>
-      <w:r>
-        <w:rPr>
-          <w:b/>
-          <w:bCs/>
-        </w:rPr>
-        <w:t>Simplified Summary</w:t>
-      </w:r>
-    </w:p>
-    <w:p>
-      <w:pPr>
-        <w:numPr>
-          <w:ilvl w:val="0"/>
-          <w:numId w:val="16"/>
-        </w:numPr>
-      </w:pPr>
-      <w:r>
-        <w:rPr>
-          <w:b/>
-          <w:bCs/>
-        </w:rPr>
-        <w:t>First pull</w:t>
-      </w:r>
-      <w:r>
-        <w:t> = get the image + discover its digest</w:t>
-      </w:r>
-    </w:p>
-    <w:p>
-      <w:pPr>
-        <w:numPr>
-          <w:ilvl w:val="0"/>
-          <w:numId w:val="16"/>
-        </w:numPr>
-      </w:pPr>
-      <w:r>
-        <w:rPr>
-          <w:b/>
-          <w:bCs/>
+      <w:pPr>
+        <w:spacing w:before="240" w:after="240" w:line="240" w:lineRule="auto"/>
+        <w:rPr>
+          <w:rFonts w:eastAsia="Times New Roman" w:cs="Arial"/>
+          <w:color w:val="000000"/>
+          <w:kern w:val="0"/>
+          <w14:ligatures w14:val="none"/>
+        </w:rPr>
+      </w:pPr>
+      <w:r>
+        <w:rPr>
+          <w:rFonts w:eastAsia="Times New Roman" w:cs="Arial"/>
+          <w:color w:val="000000"/>
+          <w:kern w:val="0"/>
+          <w14:ligatures w14:val="none"/>
+        </w:rPr>
+        <w:t>installing kube bench</w:t>
+      </w:r>
+    </w:p>
+    <w:p>
+      <w:pPr>
+        <w:spacing w:before="240" w:after="240" w:line="240" w:lineRule="auto"/>
+        <w:rPr>
+          <w:rFonts w:eastAsia="Times New Roman" w:cs="Arial"/>
+          <w:color w:val="000000"/>
+          <w:kern w:val="0"/>
+          <w14:ligatures w14:val="none"/>
+        </w:rPr>
+      </w:pPr>
+      <w:r>
+        <w:rPr>
+          <w:rFonts w:eastAsia="Times New Roman" w:cs="Arial"/>
+          <w:color w:val="000000"/>
+          <w:kern w:val="0"/>
+          <w14:ligatures w14:val="none"/>
         </w:rPr>
         <w:lastRenderedPageBreak/>
-        <w:t>Compose file edit</w:t>
-      </w:r>
-      <w:r>
-        <w:t> = tell Docker "always use </w:t>
-      </w:r>
-      <w:r>
-        <w:rPr>
-          <w:i/>
-          <w:iCs/>
-        </w:rPr>
-        <w:t>this specific</w:t>
-      </w:r>
-      <w:r>
-        <w:t> digest going forward, not whatever :stable currently means"</w:t>
-      </w:r>
-    </w:p>
-    <w:p>
-      <w:pPr>
-        <w:numPr>
-          <w:ilvl w:val="0"/>
-          <w:numId w:val="16"/>
-        </w:numPr>
-      </w:pPr>
-      <w:r>
-        <w:rPr>
-          <w:b/>
-          <w:bCs/>
-        </w:rPr>
-        <w:t>Running compose</w:t>
-      </w:r>
-      <w:r>
-        <w:t> = Docker either reuses the already-downloaded image (if digest matches) or pulls it fresh using the digest</w:t>
-      </w:r>
-    </w:p>
-    <w:p>
-      <w:pPr>
-        <w:rPr>
-          <w:b/>
-          <w:bCs/>
-        </w:rPr>
-      </w:pPr>
-      <w:r>
-        <w:rPr>
-          <w:b/>
-          <w:bCs/>
-        </w:rPr>
-        <w:t>The Core Goal</w:t>
-      </w:r>
-    </w:p>
-    <w:p>
-      <w:r>
-        <w:t>Make sure the OpenVAS image you </w:t>
-      </w:r>
-      <w:r>
-        <w:rPr>
-          <w:b/>
-          <w:bCs/>
-        </w:rPr>
-        <w:t>verified as safe today</w:t>
-      </w:r>
-      <w:r>
-        <w:t> is the </w:t>
-      </w:r>
-      <w:r>
-        <w:rPr>
-          <w:b/>
-          <w:bCs/>
-        </w:rPr>
-        <w:t>exact same image</w:t>
-      </w:r>
-      <w:r>
-        <w:t> running in production </w:t>
-      </w:r>
-      <w:r>
-        <w:rPr>
-          <w:b/>
-          <w:bCs/>
-        </w:rPr>
-        <w:t>tomorrow, next month, next year</w:t>
-      </w:r>
-      <w:r>
-        <w:t> — not silently swapped for something else.</w:t>
-      </w:r>
-    </w:p>
-    <w:p>
-      <w:pPr>
-        <w:rPr>
-          <w:b/>
-          <w:bCs/>
-        </w:rPr>
-      </w:pPr>
-      <w:r>
-        <w:rPr>
-          <w:b/>
-          <w:bCs/>
-        </w:rPr>
-        <w:t>What Problem It Solves</w:t>
-      </w:r>
-    </w:p>
-    <w:tbl>
-      <w:tblPr>
-        <w:tblW w:w="0" w:type="auto"/>
-        <w:tblCellSpacing w:w="15" w:type="dxa"/>
-        <w:tblCellMar>
-          <w:top w:w="15" w:type="dxa"/>
-          <w:left w:w="15" w:type="dxa"/>
-          <w:bottom w:w="15" w:type="dxa"/>
-          <w:right w:w="15" w:type="dxa"/>
-        </w:tblCellMar>
-        <w:tblLook w:val="04A0" w:firstRow="1" w:lastRow="0" w:firstColumn="1" w:lastColumn="0" w:noHBand="0" w:noVBand="1"/>
-      </w:tblPr>
-      <w:tblGrid>
-        <w:gridCol w:w="5122"/>
-        <w:gridCol w:w="4238"/>
-      </w:tblGrid>
-      <w:tr>
-        <w:trPr>
-          <w:tblHeader/>
-          <w:tblCellSpacing w:w="15" w:type="dxa"/>
-        </w:trPr>
-        <w:tc>
-          <w:tcPr>
-            <w:tcW w:w="0" w:type="auto"/>
-            <w:vAlign w:val="center"/>
-            <w:hideMark/>
-          </w:tcPr>
-          <w:p>
-            <w:pPr>
-              <w:rPr>
-                <w:b/>
-                <w:bCs/>
-              </w:rPr>
-            </w:pPr>
-            <w:r>
-              <w:rPr>
-                <w:b/>
-                <w:bCs/>
-              </w:rPr>
-              <w:t>Without Digest Pinning</w:t>
-            </w:r>
-          </w:p>
-        </w:tc>
-        <w:tc>
-          <w:tcPr>
-            <w:tcW w:w="0" w:type="auto"/>
-            <w:vAlign w:val="center"/>
-            <w:hideMark/>
-          </w:tcPr>
-          <w:p>
-            <w:pPr>
-              <w:rPr>
-                <w:b/>
-                <w:bCs/>
-              </w:rPr>
-            </w:pPr>
-            <w:r>
-              <w:rPr>
-                <w:b/>
-                <w:bCs/>
-              </w:rPr>
-              <w:t>With Digest Pinning</w:t>
-            </w:r>
-          </w:p>
-        </w:tc>
-      </w:tr>
-      <w:tr>
-        <w:trPr>
-          <w:tblCellSpacing w:w="15" w:type="dxa"/>
-        </w:trPr>
-        <w:tc>
-          <w:tcPr>
-            <w:tcW w:w="0" w:type="auto"/>
-            <w:vAlign w:val="center"/>
-            <w:hideMark/>
-          </w:tcPr>
-          <w:p>
-            <w:r>
-              <w:t>:stable tag can be reassigned by Greenbone or hijacked if their registry is compromised</w:t>
-            </w:r>
-          </w:p>
-        </w:tc>
-        <w:tc>
-          <w:tcPr>
-            <w:tcW w:w="0" w:type="auto"/>
-            <w:vAlign w:val="center"/>
-            <w:hideMark/>
-          </w:tcPr>
-          <w:p>
-            <w:r>
-              <w:t>Digest is cryptographically tied to one specific, unchangeable image</w:t>
-            </w:r>
-          </w:p>
-        </w:tc>
-      </w:tr>
-      <w:tr>
-        <w:trPr>
-          <w:tblCellSpacing w:w="15" w:type="dxa"/>
-        </w:trPr>
-        <w:tc>
-          <w:tcPr>
-            <w:tcW w:w="0" w:type="auto"/>
-            <w:vAlign w:val="center"/>
-            <w:hideMark/>
-          </w:tcPr>
-          <w:p>
-            <w:r>
-              <w:t>Next docker compose up could pull a </w:t>
-            </w:r>
-            <w:r>
-              <w:rPr>
-                <w:b/>
-                <w:bCs/>
-              </w:rPr>
-              <w:t>different</w:t>
-            </w:r>
-            <w:r>
-              <w:t> image without you noticing</w:t>
-            </w:r>
-          </w:p>
-        </w:tc>
-        <w:tc>
-          <w:tcPr>
-            <w:tcW w:w="0" w:type="auto"/>
-            <w:vAlign w:val="center"/>
-            <w:hideMark/>
-          </w:tcPr>
-          <w:p>
-            <w:r>
-              <w:t>Next docker compose up </w:t>
-            </w:r>
-            <w:r>
-              <w:rPr>
-                <w:b/>
-                <w:bCs/>
-              </w:rPr>
-              <w:t>always</w:t>
-            </w:r>
-            <w:r>
-              <w:t> pulls the same verified image</w:t>
-            </w:r>
-          </w:p>
-        </w:tc>
-      </w:tr>
-      <w:tr>
-        <w:trPr>
-          <w:tblCellSpacing w:w="15" w:type="dxa"/>
-        </w:trPr>
-        <w:tc>
-          <w:tcPr>
-            <w:tcW w:w="0" w:type="auto"/>
-            <w:vAlign w:val="center"/>
-            <w:hideMark/>
-          </w:tcPr>
-          <w:p>
-            <w:r>
-              <w:t>No way to prove what you're running matches what you tested</w:t>
-            </w:r>
-          </w:p>
-        </w:tc>
-        <w:tc>
-          <w:tcPr>
-            <w:tcW w:w="0" w:type="auto"/>
-            <w:vAlign w:val="center"/>
-            <w:hideMark/>
-          </w:tcPr>
-          <w:p>
-            <w:r>
-              <w:t>Digest = proof of exact image content</w:t>
-            </w:r>
-          </w:p>
-        </w:tc>
-      </w:tr>
-    </w:tbl>
-    <w:p>
-      <w:pPr>
-        <w:rPr>
-          <w:b/>
-          <w:bCs/>
-        </w:rPr>
-      </w:pPr>
-      <w:r>
-        <w:rPr>
-          <w:b/>
-          <w:bCs/>
-          <w:highlight w:val="green"/>
-        </w:rPr>
-        <w:t>openVAS rescheduled to internet</w:t>
-      </w:r>
-    </w:p>
-    <w:p>
-      <w:r>
-        <w:t>we install openvas on a foreign system for more security things</w:t>
-      </w:r>
-      <w:r>
-        <w:tab/>
-      </w:r>
-    </w:p>
-    <w:p>
-      <w:pPr>
-        <w:spacing w:before="240" w:after="240" w:line="240" w:lineRule="auto"/>
-        <w:rPr>
-          <w:rFonts w:eastAsia="Times New Roman" w:cs="Arial"/>
-          <w:color w:val="000000"/>
-          <w:kern w:val="0"/>
-          <w14:ligatures w14:val="none"/>
-        </w:rPr>
-      </w:pPr>
-      <w:r>
-        <w:rPr>
-          <w:rFonts w:eastAsia="Times New Roman" w:cs="Arial"/>
-          <w:color w:val="000000"/>
-          <w:kern w:val="0"/>
-          <w14:ligatures w14:val="none"/>
-        </w:rPr>
-        <w:t>installing kube bench</w:t>
-      </w:r>
-    </w:p>
-    <w:p>
-      <w:pPr>
-        <w:spacing w:before="240" w:after="240" w:line="240" w:lineRule="auto"/>
-        <w:rPr>
-          <w:rFonts w:eastAsia="Times New Roman" w:cs="Arial"/>
-          <w:color w:val="000000"/>
-          <w:kern w:val="0"/>
-          <w14:ligatures w14:val="none"/>
-        </w:rPr>
-      </w:pPr>
-      <w:r>
-        <w:rPr>
-          <w:rFonts w:eastAsia="Times New Roman" w:cs="Arial"/>
-          <w:color w:val="000000"/>
-          <w:kern w:val="0"/>
-          <w14:ligatures w14:val="none"/>
-        </w:rPr>
         <w:t xml:space="preserve">The standard tool for this is </w:t>
       </w:r>
       <w:r>
@@ -4095,6 +2475,57 @@
           <w14:ligatures w14:val="none"/>
         </w:rPr>
       </w:pPr>
+      <w:r>
+        <w:rPr>
+          <w:rFonts w:eastAsia="Times New Roman" w:cs="Times New Roman"/>
+          <w:color w:val="000000"/>
+          <w:kern w:val="0"/>
+          <w14:ligatures w14:val="none"/>
+        </w:rPr>
+        <w:t>Etcd encryption enabled</w:t>
+      </w:r>
+    </w:p>
+    <w:p>
+      <w:pPr>
+        <w:spacing w:before="240" w:after="240" w:line="240" w:lineRule="auto"/>
+        <w:rPr>
+          <w:rFonts w:eastAsia="Times New Roman" w:cs="Times New Roman"/>
+          <w:color w:val="000000"/>
+          <w:kern w:val="0"/>
+          <w14:ligatures w14:val="none"/>
+        </w:rPr>
+      </w:pPr>
+      <w:r>
+        <w:rPr>
+          <w:rFonts w:eastAsia="Times New Roman" w:cs="Times New Roman"/>
+          <w:color w:val="000000"/>
+          <w:kern w:val="0"/>
+          <w14:ligatures w14:val="none"/>
+        </w:rPr>
+        <w:t>enable tls client certificate auth</w:t>
+      </w:r>
+    </w:p>
+    <w:p>
+      <w:pPr>
+        <w:spacing w:before="240" w:after="240" w:line="240" w:lineRule="auto"/>
+        <w:rPr>
+          <w:rFonts w:eastAsia="Times New Roman" w:cs="Times New Roman"/>
+          <w:color w:val="000000"/>
+          <w:kern w:val="0"/>
+          <w14:ligatures w14:val="none"/>
+        </w:rPr>
+      </w:pPr>
+    </w:p>
+    <w:p>
+      <w:pPr>
+        <w:spacing w:before="240" w:after="240" w:line="240" w:lineRule="auto"/>
+        <w:rPr>
+          <w:rFonts w:eastAsia="Times New Roman" w:cs="Times New Roman"/>
+          <w:color w:val="000000"/>
+          <w:kern w:val="0"/>
+          <w14:ligatures w14:val="none"/>
+        </w:rPr>
+      </w:pPr>
     </w:p>
     <w:p>
       <w:pPr>
@@ -4182,6 +2613,7 @@
           <w:kern w:val="0"/>
           <w14:ligatures w14:val="none"/>
         </w:rPr>
+        <w:lastRenderedPageBreak/>
         <w:t>Using nginx unprivilged</w:t>
       </w:r>
     </w:p>
@@ -4337,294 +2769,294 @@
           <w:kern w:val="0"/>
           <w14:ligatures w14:val="none"/>
         </w:rPr>
+        <w:t>Generating sbom</w:t>
+      </w:r>
+    </w:p>
+    <w:p>
+      <w:pPr>
+        <w:spacing w:before="240" w:after="240" w:line="240" w:lineRule="auto"/>
+        <w:rPr>
+          <w:rFonts w:eastAsia="Times New Roman" w:cs="Times New Roman"/>
+          <w:color w:val="000000"/>
+          <w:kern w:val="0"/>
+          <w14:ligatures w14:val="none"/>
+        </w:rPr>
+      </w:pPr>
+      <w:r>
+        <w:rPr>
+          <w:rFonts w:eastAsia="Times New Roman" w:cs="Times New Roman"/>
+          <w:color w:val="000000"/>
+          <w:kern w:val="0"/>
+          <w14:ligatures w14:val="none"/>
+        </w:rPr>
+        <w:t>Signing with cosign…</w:t>
+      </w:r>
+    </w:p>
+    <w:p>
+      <w:pPr>
+        <w:spacing w:before="240" w:after="240" w:line="240" w:lineRule="auto"/>
+        <w:rPr>
+          <w:rFonts w:eastAsia="Times New Roman" w:cs="Times New Roman"/>
+          <w:color w:val="000000"/>
+          <w:kern w:val="0"/>
+          <w14:ligatures w14:val="none"/>
+        </w:rPr>
+      </w:pPr>
+      <w:r>
+        <w:rPr>
+          <w:rFonts w:eastAsia="Times New Roman" w:cs="Times New Roman"/>
+          <w:color w:val="000000"/>
+          <w:kern w:val="0"/>
+          <w14:ligatures w14:val="none"/>
+        </w:rPr>
+        <w:t xml:space="preserve">Preparing kubernetes yaml  files </w:t>
+      </w:r>
+    </w:p>
+    <w:p>
+      <w:pPr>
+        <w:spacing w:before="240" w:after="240" w:line="240" w:lineRule="auto"/>
+        <w:rPr>
+          <w:rFonts w:eastAsia="Times New Roman" w:cs="Times New Roman"/>
+          <w:color w:val="000000"/>
+          <w:kern w:val="0"/>
+          <w14:ligatures w14:val="none"/>
+        </w:rPr>
+      </w:pPr>
+      <w:r>
+        <w:rPr>
+          <w:rFonts w:eastAsia="Times New Roman" w:cs="Times New Roman"/>
+          <w:color w:val="000000"/>
+          <w:kern w:val="0"/>
+          <w14:ligatures w14:val="none"/>
+        </w:rPr>
+        <w:t>Presenting basic files architecture</w:t>
+      </w:r>
+    </w:p>
+    <w:p>
+      <w:pPr>
+        <w:spacing w:before="240" w:after="240" w:line="240" w:lineRule="auto"/>
+        <w:rPr>
+          <w:rFonts w:eastAsia="Times New Roman" w:cs="Times New Roman"/>
+          <w:color w:val="000000"/>
+          <w:kern w:val="0"/>
+          <w14:ligatures w14:val="none"/>
+        </w:rPr>
+      </w:pPr>
+      <w:r>
+        <w:rPr>
+          <w:rFonts w:eastAsia="Times New Roman" w:cs="Times New Roman"/>
+          <w:color w:val="000000"/>
+          <w:kern w:val="0"/>
+          <w14:ligatures w14:val="none"/>
+        </w:rPr>
+        <w:t>Explaining pvc we used local path provisonner</w:t>
+      </w:r>
+    </w:p>
+    <w:p>
+      <w:pPr>
+        <w:spacing w:before="240" w:after="240" w:line="240" w:lineRule="auto"/>
+        <w:rPr>
+          <w:rFonts w:eastAsia="Times New Roman" w:cs="Times New Roman"/>
+          <w:color w:val="000000"/>
+          <w:kern w:val="0"/>
+          <w14:ligatures w14:val="none"/>
+        </w:rPr>
+      </w:pPr>
+      <w:r>
+        <w:rPr>
+          <w:rFonts w:eastAsia="Times New Roman" w:cs="Times New Roman"/>
+          <w:color w:val="000000"/>
+          <w:kern w:val="0"/>
+          <w14:ligatures w14:val="none"/>
+        </w:rPr>
+        <w:t>Verifying if the controle plane is a node</w:t>
+      </w:r>
+    </w:p>
+    <w:p>
+      <w:pPr>
+        <w:spacing w:before="240" w:after="240" w:line="240" w:lineRule="auto"/>
+        <w:rPr>
+          <w:rFonts w:eastAsia="Times New Roman" w:cs="Times New Roman"/>
+          <w:color w:val="000000"/>
+          <w:kern w:val="0"/>
+          <w14:ligatures w14:val="none"/>
+        </w:rPr>
+      </w:pPr>
+      <w:r>
+        <w:rPr>
+          <w:rFonts w:eastAsia="Times New Roman" w:cs="Times New Roman"/>
+          <w:color w:val="000000"/>
+          <w:kern w:val="0"/>
+          <w14:ligatures w14:val="none"/>
+        </w:rPr>
+        <w:t xml:space="preserve">Statfulset configuring it </w:t>
+      </w:r>
+    </w:p>
+    <w:p>
+      <w:pPr>
+        <w:spacing w:before="240" w:after="240" w:line="240" w:lineRule="auto"/>
+        <w:rPr>
+          <w:rFonts w:eastAsia="Times New Roman" w:cs="Times New Roman"/>
+          <w:color w:val="000000"/>
+          <w:kern w:val="0"/>
+          <w14:ligatures w14:val="none"/>
+        </w:rPr>
+      </w:pPr>
+      <w:r>
+        <w:rPr>
+          <w:rFonts w:eastAsia="Times New Roman" w:cs="Times New Roman"/>
+          <w:color w:val="000000"/>
+          <w:kern w:val="0"/>
+          <w14:ligatures w14:val="none"/>
+        </w:rPr>
+        <w:t>Antiaffinity rules</w:t>
+      </w:r>
+    </w:p>
+    <w:p>
+      <w:pPr>
+        <w:spacing w:before="240" w:after="240" w:line="240" w:lineRule="auto"/>
+        <w:rPr>
+          <w:rFonts w:eastAsia="Times New Roman" w:cs="Times New Roman"/>
+          <w:color w:val="000000"/>
+          <w:kern w:val="0"/>
+          <w14:ligatures w14:val="none"/>
+        </w:rPr>
+      </w:pPr>
+      <w:r>
+        <w:rPr>
+          <w:rFonts w:eastAsia="Times New Roman" w:cs="Times New Roman"/>
+          <w:color w:val="000000"/>
+          <w:kern w:val="0"/>
+          <w14:ligatures w14:val="none"/>
+        </w:rPr>
+        <w:t xml:space="preserve">Adding </w:t>
+      </w:r>
+      <w:r>
+        <w:rPr>
+          <w:rFonts w:eastAsia="Times New Roman" w:cs="Times New Roman"/>
+          <w:color w:val="000000"/>
+          <w:kern w:val="0"/>
+          <w14:ligatures w14:val="none"/>
+        </w:rPr>
+        <w:t xml:space="preserve">liveness and probiness </w:t>
+      </w:r>
+    </w:p>
+    <w:p>
+      <w:pPr>
+        <w:spacing w:before="240" w:after="240" w:line="240" w:lineRule="auto"/>
+        <w:rPr>
+          <w:rFonts w:eastAsia="Times New Roman" w:cs="Times New Roman"/>
+          <w:color w:val="000000"/>
+          <w:kern w:val="0"/>
+          <w14:ligatures w14:val="none"/>
+        </w:rPr>
+      </w:pPr>
+      <w:r>
+        <w:rPr>
+          <w:rFonts w:eastAsia="Times New Roman" w:cs="Times New Roman"/>
+          <w:color w:val="000000"/>
+          <w:kern w:val="0"/>
+          <w14:ligatures w14:val="none"/>
+        </w:rPr>
+        <w:t>postgres-retain → used specifically for your database, where losing the data would be a disaster — so it's set up to be extra safe and never auto-delete, even by accident</w:t>
+      </w:r>
+    </w:p>
+    <w:p>
+      <w:pPr>
+        <w:spacing w:before="240" w:after="240" w:line="240" w:lineRule="auto"/>
+        <w:rPr>
+          <w:rFonts w:eastAsia="Times New Roman" w:cs="Times New Roman"/>
+          <w:color w:val="000000"/>
+          <w:kern w:val="0"/>
+          <w14:ligatures w14:val="none"/>
+        </w:rPr>
+      </w:pPr>
+      <w:r>
+        <w:rPr>
+          <w:rFonts w:eastAsia="Times New Roman" w:cs="Times New Roman"/>
+          <w:color w:val="000000"/>
+          <w:kern w:val="0"/>
+          <w14:ligatures w14:val="none"/>
+        </w:rPr>
+        <w:t>reclaimPolicy: Retain</w:t>
+      </w:r>
+    </w:p>
+    <w:p>
+      <w:pPr>
+        <w:spacing w:before="240" w:after="240" w:line="240" w:lineRule="auto"/>
+        <w:rPr>
+          <w:rFonts w:eastAsia="Times New Roman" w:cs="Times New Roman"/>
+          <w:color w:val="000000"/>
+          <w:kern w:val="0"/>
+          <w14:ligatures w14:val="none"/>
+        </w:rPr>
+      </w:pPr>
+      <w:r>
+        <w:rPr>
+          <w:rFonts w:eastAsia="Times New Roman" w:cs="Times New Roman"/>
+          <w:color w:val="000000"/>
+          <w:kern w:val="0"/>
+          <w14:ligatures w14:val="none"/>
+        </w:rPr>
+        <w:t xml:space="preserve">installing </w:t>
+      </w:r>
+      <w:r>
+        <w:rPr>
+          <w:rFonts w:eastAsia="Times New Roman" w:cs="Times New Roman"/>
+          <w:color w:val="000000"/>
+          <w:kern w:val="0"/>
+          <w14:ligatures w14:val="none"/>
+        </w:rPr>
+        <w:t>rancher.io/local-path</w:t>
+      </w:r>
+      <w:r>
+        <w:rPr>
+          <w:rFonts w:eastAsia="Times New Roman" w:cs="Times New Roman"/>
+          <w:color w:val="000000"/>
+          <w:kern w:val="0"/>
+          <w14:ligatures w14:val="none"/>
+        </w:rPr>
+        <w:t xml:space="preserve"> / nginx fabric gateway..</w:t>
+      </w:r>
+    </w:p>
+    <w:p>
+      <w:pPr>
+        <w:spacing w:before="240" w:after="240" w:line="240" w:lineRule="auto"/>
+        <w:rPr>
+          <w:rFonts w:eastAsia="Times New Roman" w:cs="Times New Roman"/>
+          <w:color w:val="000000"/>
+          <w:kern w:val="0"/>
+          <w14:ligatures w14:val="none"/>
+        </w:rPr>
+      </w:pPr>
+      <w:r>
+        <w:rPr>
+          <w:rFonts w:eastAsia="Times New Roman" w:cs="Times New Roman"/>
+          <w:color w:val="000000"/>
+          <w:kern w:val="0"/>
+          <w14:ligatures w14:val="none"/>
+        </w:rPr>
+        <w:t xml:space="preserve">simple presentation of the cluster architecture </w:t>
+      </w:r>
+    </w:p>
+    <w:p>
+      <w:pPr>
+        <w:spacing w:before="240" w:after="240" w:line="240" w:lineRule="auto"/>
+        <w:rPr>
+          <w:rFonts w:eastAsia="Times New Roman" w:cs="Times New Roman"/>
+          <w:color w:val="000000"/>
+          <w:kern w:val="0"/>
+          <w14:ligatures w14:val="none"/>
+        </w:rPr>
+      </w:pPr>
+      <w:r>
+        <w:rPr>
+          <w:rFonts w:eastAsia="Times New Roman" w:cs="Times New Roman"/>
+          <w:color w:val="000000"/>
+          <w:kern w:val="0"/>
+          <w14:ligatures w14:val="none"/>
+        </w:rPr>
         <w:lastRenderedPageBreak/>
-        <w:t>Generating sbom</w:t>
-      </w:r>
-    </w:p>
-    <w:p>
-      <w:pPr>
-        <w:spacing w:before="240" w:after="240" w:line="240" w:lineRule="auto"/>
-        <w:rPr>
-          <w:rFonts w:eastAsia="Times New Roman" w:cs="Times New Roman"/>
-          <w:color w:val="000000"/>
-          <w:kern w:val="0"/>
-          <w14:ligatures w14:val="none"/>
-        </w:rPr>
-      </w:pPr>
-      <w:r>
-        <w:rPr>
-          <w:rFonts w:eastAsia="Times New Roman" w:cs="Times New Roman"/>
-          <w:color w:val="000000"/>
-          <w:kern w:val="0"/>
-          <w14:ligatures w14:val="none"/>
-        </w:rPr>
-        <w:t>Signing with cosign…</w:t>
-      </w:r>
-    </w:p>
-    <w:p>
-      <w:pPr>
-        <w:spacing w:before="240" w:after="240" w:line="240" w:lineRule="auto"/>
-        <w:rPr>
-          <w:rFonts w:eastAsia="Times New Roman" w:cs="Times New Roman"/>
-          <w:color w:val="000000"/>
-          <w:kern w:val="0"/>
-          <w14:ligatures w14:val="none"/>
-        </w:rPr>
-      </w:pPr>
-      <w:r>
-        <w:rPr>
-          <w:rFonts w:eastAsia="Times New Roman" w:cs="Times New Roman"/>
-          <w:color w:val="000000"/>
-          <w:kern w:val="0"/>
-          <w14:ligatures w14:val="none"/>
-        </w:rPr>
-        <w:t xml:space="preserve">Preparing kubernetes yaml  files </w:t>
-      </w:r>
-    </w:p>
-    <w:p>
-      <w:pPr>
-        <w:spacing w:before="240" w:after="240" w:line="240" w:lineRule="auto"/>
-        <w:rPr>
-          <w:rFonts w:eastAsia="Times New Roman" w:cs="Times New Roman"/>
-          <w:color w:val="000000"/>
-          <w:kern w:val="0"/>
-          <w14:ligatures w14:val="none"/>
-        </w:rPr>
-      </w:pPr>
-      <w:r>
-        <w:rPr>
-          <w:rFonts w:eastAsia="Times New Roman" w:cs="Times New Roman"/>
-          <w:color w:val="000000"/>
-          <w:kern w:val="0"/>
-          <w14:ligatures w14:val="none"/>
-        </w:rPr>
-        <w:t>Presenting basic files architecture</w:t>
-      </w:r>
-    </w:p>
-    <w:p>
-      <w:pPr>
-        <w:spacing w:before="240" w:after="240" w:line="240" w:lineRule="auto"/>
-        <w:rPr>
-          <w:rFonts w:eastAsia="Times New Roman" w:cs="Times New Roman"/>
-          <w:color w:val="000000"/>
-          <w:kern w:val="0"/>
-          <w14:ligatures w14:val="none"/>
-        </w:rPr>
-      </w:pPr>
-      <w:r>
-        <w:rPr>
-          <w:rFonts w:eastAsia="Times New Roman" w:cs="Times New Roman"/>
-          <w:color w:val="000000"/>
-          <w:kern w:val="0"/>
-          <w14:ligatures w14:val="none"/>
-        </w:rPr>
-        <w:t>Explaining pvc we used local path provisonner</w:t>
-      </w:r>
-    </w:p>
-    <w:p>
-      <w:pPr>
-        <w:spacing w:before="240" w:after="240" w:line="240" w:lineRule="auto"/>
-        <w:rPr>
-          <w:rFonts w:eastAsia="Times New Roman" w:cs="Times New Roman"/>
-          <w:color w:val="000000"/>
-          <w:kern w:val="0"/>
-          <w14:ligatures w14:val="none"/>
-        </w:rPr>
-      </w:pPr>
-      <w:r>
-        <w:rPr>
-          <w:rFonts w:eastAsia="Times New Roman" w:cs="Times New Roman"/>
-          <w:color w:val="000000"/>
-          <w:kern w:val="0"/>
-          <w14:ligatures w14:val="none"/>
-        </w:rPr>
-        <w:t>Verifying if the controle plane is a node</w:t>
-      </w:r>
-    </w:p>
-    <w:p>
-      <w:pPr>
-        <w:spacing w:before="240" w:after="240" w:line="240" w:lineRule="auto"/>
-        <w:rPr>
-          <w:rFonts w:eastAsia="Times New Roman" w:cs="Times New Roman"/>
-          <w:color w:val="000000"/>
-          <w:kern w:val="0"/>
-          <w14:ligatures w14:val="none"/>
-        </w:rPr>
-      </w:pPr>
-      <w:r>
-        <w:rPr>
-          <w:rFonts w:eastAsia="Times New Roman" w:cs="Times New Roman"/>
-          <w:color w:val="000000"/>
-          <w:kern w:val="0"/>
-          <w14:ligatures w14:val="none"/>
-        </w:rPr>
-        <w:t xml:space="preserve">Statfulset configuring it </w:t>
-      </w:r>
-    </w:p>
-    <w:p>
-      <w:pPr>
-        <w:spacing w:before="240" w:after="240" w:line="240" w:lineRule="auto"/>
-        <w:rPr>
-          <w:rFonts w:eastAsia="Times New Roman" w:cs="Times New Roman"/>
-          <w:color w:val="000000"/>
-          <w:kern w:val="0"/>
-          <w14:ligatures w14:val="none"/>
-        </w:rPr>
-      </w:pPr>
-      <w:r>
-        <w:rPr>
-          <w:rFonts w:eastAsia="Times New Roman" w:cs="Times New Roman"/>
-          <w:color w:val="000000"/>
-          <w:kern w:val="0"/>
-          <w14:ligatures w14:val="none"/>
-        </w:rPr>
-        <w:t>Antiaffinity rules</w:t>
-      </w:r>
-    </w:p>
-    <w:p>
-      <w:pPr>
-        <w:spacing w:before="240" w:after="240" w:line="240" w:lineRule="auto"/>
-        <w:rPr>
-          <w:rFonts w:eastAsia="Times New Roman" w:cs="Times New Roman"/>
-          <w:color w:val="000000"/>
-          <w:kern w:val="0"/>
-          <w14:ligatures w14:val="none"/>
-        </w:rPr>
-      </w:pPr>
-      <w:r>
-        <w:rPr>
-          <w:rFonts w:eastAsia="Times New Roman" w:cs="Times New Roman"/>
-          <w:color w:val="000000"/>
-          <w:kern w:val="0"/>
-          <w14:ligatures w14:val="none"/>
-        </w:rPr>
-        <w:t xml:space="preserve">Adding </w:t>
-      </w:r>
-      <w:r>
-        <w:rPr>
-          <w:rFonts w:eastAsia="Times New Roman" w:cs="Times New Roman"/>
-          <w:color w:val="000000"/>
-          <w:kern w:val="0"/>
-          <w14:ligatures w14:val="none"/>
-        </w:rPr>
-        <w:t xml:space="preserve">liveness and probiness </w:t>
-      </w:r>
-    </w:p>
-    <w:p>
-      <w:pPr>
-        <w:spacing w:before="240" w:after="240" w:line="240" w:lineRule="auto"/>
-        <w:rPr>
-          <w:rFonts w:eastAsia="Times New Roman" w:cs="Times New Roman"/>
-          <w:color w:val="000000"/>
-          <w:kern w:val="0"/>
-          <w14:ligatures w14:val="none"/>
-        </w:rPr>
-      </w:pPr>
-      <w:r>
-        <w:rPr>
-          <w:rFonts w:eastAsia="Times New Roman" w:cs="Times New Roman"/>
-          <w:color w:val="000000"/>
-          <w:kern w:val="0"/>
-          <w14:ligatures w14:val="none"/>
-        </w:rPr>
-        <w:t>postgres-retain → used specifically for your database, where losing the data would be a disaster — so it's set up to be extra safe and never auto-delete, even by accident</w:t>
-      </w:r>
-    </w:p>
-    <w:p>
-      <w:pPr>
-        <w:spacing w:before="240" w:after="240" w:line="240" w:lineRule="auto"/>
-        <w:rPr>
-          <w:rFonts w:eastAsia="Times New Roman" w:cs="Times New Roman"/>
-          <w:color w:val="000000"/>
-          <w:kern w:val="0"/>
-          <w14:ligatures w14:val="none"/>
-        </w:rPr>
-      </w:pPr>
-      <w:r>
-        <w:rPr>
-          <w:rFonts w:eastAsia="Times New Roman" w:cs="Times New Roman"/>
-          <w:color w:val="000000"/>
-          <w:kern w:val="0"/>
-          <w14:ligatures w14:val="none"/>
-        </w:rPr>
-        <w:t>reclaimPolicy: Retain</w:t>
-      </w:r>
-    </w:p>
-    <w:p>
-      <w:pPr>
-        <w:spacing w:before="240" w:after="240" w:line="240" w:lineRule="auto"/>
-        <w:rPr>
-          <w:rFonts w:eastAsia="Times New Roman" w:cs="Times New Roman"/>
-          <w:color w:val="000000"/>
-          <w:kern w:val="0"/>
-          <w14:ligatures w14:val="none"/>
-        </w:rPr>
-      </w:pPr>
-      <w:r>
-        <w:rPr>
-          <w:rFonts w:eastAsia="Times New Roman" w:cs="Times New Roman"/>
-          <w:color w:val="000000"/>
-          <w:kern w:val="0"/>
-          <w14:ligatures w14:val="none"/>
-        </w:rPr>
-        <w:t xml:space="preserve">installing </w:t>
-      </w:r>
-      <w:r>
-        <w:rPr>
-          <w:rFonts w:eastAsia="Times New Roman" w:cs="Times New Roman"/>
-          <w:color w:val="000000"/>
-          <w:kern w:val="0"/>
-          <w14:ligatures w14:val="none"/>
-        </w:rPr>
-        <w:t>rancher.io/local-path</w:t>
-      </w:r>
-      <w:r>
-        <w:rPr>
-          <w:rFonts w:eastAsia="Times New Roman" w:cs="Times New Roman"/>
-          <w:color w:val="000000"/>
-          <w:kern w:val="0"/>
-          <w14:ligatures w14:val="none"/>
-        </w:rPr>
-        <w:t xml:space="preserve"> / nginx fabric gateway..</w:t>
-      </w:r>
-    </w:p>
-    <w:p>
-      <w:pPr>
-        <w:spacing w:before="240" w:after="240" w:line="240" w:lineRule="auto"/>
-        <w:rPr>
-          <w:rFonts w:eastAsia="Times New Roman" w:cs="Times New Roman"/>
-          <w:color w:val="000000"/>
-          <w:kern w:val="0"/>
-          <w14:ligatures w14:val="none"/>
-        </w:rPr>
-      </w:pPr>
-      <w:r>
-        <w:rPr>
-          <w:rFonts w:eastAsia="Times New Roman" w:cs="Times New Roman"/>
-          <w:color w:val="000000"/>
-          <w:kern w:val="0"/>
-          <w14:ligatures w14:val="none"/>
-        </w:rPr>
-        <w:t xml:space="preserve">simple presentation of the cluster architecture </w:t>
-      </w:r>
-    </w:p>
-    <w:p>
-      <w:pPr>
-        <w:spacing w:before="240" w:after="240" w:line="240" w:lineRule="auto"/>
-        <w:rPr>
-          <w:rFonts w:eastAsia="Times New Roman" w:cs="Times New Roman"/>
-          <w:color w:val="000000"/>
-          <w:kern w:val="0"/>
-          <w14:ligatures w14:val="none"/>
-        </w:rPr>
-      </w:pPr>
-      <w:r>
-        <w:rPr>
-          <w:rFonts w:eastAsia="Times New Roman" w:cs="Times New Roman"/>
-          <w:color w:val="000000"/>
-          <w:kern w:val="0"/>
-          <w14:ligatures w14:val="none"/>
-        </w:rPr>
         <w:t xml:space="preserve">starting improvement after testing and It worked : </w:t>
       </w:r>
     </w:p>
@@ -4834,7 +3266,6 @@
           <w:kern w:val="0"/>
           <w14:ligatures w14:val="none"/>
         </w:rPr>
-        <w:lastRenderedPageBreak/>
         <w:t>wait</w:t>
       </w:r>
     </w:p>
@@ -4889,26 +3320,6 @@
           <w14:ligatures w14:val="none"/>
         </w:rPr>
         <w:t xml:space="preserve">securing etcd.. </w:t>
-      </w:r>
-    </w:p>
-    <w:p>
-      <w:pPr>
-        <w:spacing w:before="240" w:after="240" w:line="240" w:lineRule="auto"/>
-        <w:rPr>
-          <w:rFonts w:eastAsia="Times New Roman" w:cs="Times New Roman"/>
-          <w:color w:val="000000"/>
-          <w:kern w:val="0"/>
-          <w14:ligatures w14:val="none"/>
-        </w:rPr>
-      </w:pPr>
-      <w:r>
-        <w:rPr>
-          <w:rFonts w:eastAsia="Times New Roman" w:cs="Times New Roman"/>
-          <w:color w:val="000000"/>
-          <w:kern w:val="0"/>
-          <w14:ligatures w14:val="none"/>
-        </w:rPr>
-        <w:t>enable tls client certificate auth</w:t>
       </w:r>
     </w:p>
     <w:p>
@@ -5169,6 +3580,7 @@
           <w:sz w:val="17"/>
           <w:szCs w:val="17"/>
         </w:rPr>
+        <w:lastRenderedPageBreak/>
         <w:t>2.  </w:t>
       </w:r>
     </w:p>
@@ -5392,7 +3804,6 @@
         <w:spacing w:after="0"/>
       </w:pPr>
       <w:r>
-        <w:lastRenderedPageBreak/>
         <w:t>Any device on your LAN can confirm etcd's port is open (useful information for an attacker doing reconnaissance)</w:t>
       </w:r>
     </w:p>
@@ -6324,7 +4735,6 @@
           <w:kern w:val="0"/>
           <w14:ligatures w14:val="none"/>
         </w:rPr>
-        <w:lastRenderedPageBreak/>
         <w:drawing>
           <wp:inline distT="0" distB="0" distL="0" distR="0" wp14:anchorId="2FDCB736" wp14:editId="1B9950B1">
             <wp:extent cx="5664200" cy="3594100"/>
@@ -6383,6 +4793,30 @@
           <w:kern w:val="0"/>
           <w14:ligatures w14:val="none"/>
         </w:rPr>
+        <w:t>Ne9saaa</w:t>
+      </w:r>
+    </w:p>
+    <w:p>
+      <w:pPr>
+        <w:spacing w:before="240" w:after="240" w:line="240" w:lineRule="auto"/>
+        <w:rPr>
+          <w:rFonts w:eastAsia="Times New Roman" w:cs="Times New Roman"/>
+          <w:b/>
+          <w:bCs/>
+          <w:color w:val="000000"/>
+          <w:kern w:val="0"/>
+          <w14:ligatures w14:val="none"/>
+        </w:rPr>
+      </w:pPr>
+      <w:r>
+        <w:rPr>
+          <w:rFonts w:eastAsia="Times New Roman" w:cs="Times New Roman"/>
+          <w:b/>
+          <w:bCs/>
+          <w:color w:val="000000"/>
+          <w:kern w:val="0"/>
+          <w14:ligatures w14:val="none"/>
+        </w:rPr>
         <w:drawing>
           <wp:inline distT="0" distB="0" distL="0" distR="0" wp14:anchorId="74B892C3" wp14:editId="58F0C434">
             <wp:extent cx="5943600" cy="2294255"/>
@@ -6441,6 +4875,7 @@
           <w:kern w:val="0"/>
           <w14:ligatures w14:val="none"/>
         </w:rPr>
+        <w:lastRenderedPageBreak/>
         <w:t>Testing ..</w:t>
       </w:r>
     </w:p>
@@ -6478,7 +4913,6 @@
           <w:kern w:val="0"/>
           <w14:ligatures w14:val="none"/>
         </w:rPr>
-        <w:lastRenderedPageBreak/>
         <w:drawing>
           <wp:inline distT="0" distB="0" distL="0" distR="0" wp14:anchorId="21FDAB0C" wp14:editId="656573A3">
             <wp:extent cx="5943600" cy="2914650"/>
@@ -6632,7 +5066,2792 @@
           <w:kern w:val="0"/>
           <w14:ligatures w14:val="none"/>
         </w:rPr>
-        <w:t>Network policies diagram maybe..</w:t>
+        <w:t>Network policies diagram..</w:t>
+      </w:r>
+    </w:p>
+    <w:p>
+      <w:pPr>
+        <w:spacing w:before="240" w:after="240" w:line="240" w:lineRule="auto"/>
+        <w:rPr>
+          <w:rFonts w:eastAsia="Times New Roman" w:cs="Times New Roman"/>
+          <w:b/>
+          <w:bCs/>
+          <w:color w:val="000000"/>
+          <w:kern w:val="0"/>
+          <w14:ligatures w14:val="none"/>
+        </w:rPr>
+      </w:pPr>
+    </w:p>
+    <w:p>
+      <w:pPr>
+        <w:spacing w:before="240" w:after="240" w:line="240" w:lineRule="auto"/>
+        <w:rPr>
+          <w:rFonts w:eastAsia="Times New Roman" w:cs="Times New Roman"/>
+          <w:b/>
+          <w:bCs/>
+          <w:color w:val="000000"/>
+          <w:kern w:val="0"/>
+          <w14:ligatures w14:val="none"/>
+        </w:rPr>
+      </w:pPr>
+      <w:r>
+        <w:rPr>
+          <w:rFonts w:eastAsia="Times New Roman" w:cs="Times New Roman"/>
+          <w:b/>
+          <w:bCs/>
+          <w:color w:val="000000"/>
+          <w:kern w:val="0"/>
+          <w14:ligatures w14:val="none"/>
+        </w:rPr>
+        <w:t>Installing kubescape</w:t>
+      </w:r>
+    </w:p>
+    <w:p>
+      <w:pPr>
+        <w:spacing w:before="240" w:after="240" w:line="240" w:lineRule="auto"/>
+        <w:rPr>
+          <w:rFonts w:eastAsia="Times New Roman" w:cs="Times New Roman"/>
+          <w:b/>
+          <w:bCs/>
+          <w:color w:val="000000"/>
+          <w:kern w:val="0"/>
+          <w14:ligatures w14:val="none"/>
+        </w:rPr>
+      </w:pPr>
+      <w:r>
+        <w:rPr>
+          <w:rFonts w:eastAsia="Times New Roman" w:cs="Times New Roman"/>
+          <w:b/>
+          <w:bCs/>
+          <w:color w:val="000000"/>
+          <w:kern w:val="0"/>
+          <w14:ligatures w14:val="none"/>
+        </w:rPr>
+        <w:lastRenderedPageBreak/>
+        <w:t xml:space="preserve">Installing kubescape operator </w:t>
+      </w:r>
+    </w:p>
+    <w:p>
+      <w:pPr>
+        <w:spacing w:before="240" w:after="240" w:line="240" w:lineRule="auto"/>
+        <w:rPr>
+          <w:rFonts w:eastAsia="Times New Roman" w:cs="Times New Roman"/>
+          <w:b/>
+          <w:bCs/>
+          <w:color w:val="000000"/>
+          <w:kern w:val="0"/>
+          <w14:ligatures w14:val="none"/>
+        </w:rPr>
+      </w:pPr>
+      <w:r>
+        <w:rPr>
+          <w:rFonts w:eastAsia="Times New Roman" w:cs="Times New Roman"/>
+          <w:b/>
+          <w:bCs/>
+          <w:color w:val="000000"/>
+          <w:kern w:val="0"/>
+          <w14:ligatures w14:val="none"/>
+        </w:rPr>
+        <w:t>Explaining why using operator</w:t>
+      </w:r>
+    </w:p>
+    <w:p>
+      <w:pPr>
+        <w:spacing w:before="240" w:after="240" w:line="240" w:lineRule="auto"/>
+        <w:rPr>
+          <w:rFonts w:eastAsia="Times New Roman" w:cs="Times New Roman"/>
+          <w:b/>
+          <w:bCs/>
+          <w:color w:val="000000"/>
+          <w:kern w:val="0"/>
+          <w14:ligatures w14:val="none"/>
+        </w:rPr>
+      </w:pPr>
+    </w:p>
+    <w:p>
+      <w:pPr>
+        <w:spacing w:before="240" w:after="240" w:line="240" w:lineRule="auto"/>
+        <w:rPr>
+          <w:rFonts w:eastAsia="Times New Roman" w:cs="Times New Roman"/>
+          <w:color w:val="000000"/>
+          <w:kern w:val="0"/>
+          <w14:ligatures w14:val="none"/>
+        </w:rPr>
+      </w:pPr>
+      <w:r>
+        <w:rPr>
+          <w:rFonts w:eastAsia="Times New Roman" w:cs="Times New Roman"/>
+          <w:color w:val="000000"/>
+          <w:kern w:val="0"/>
+          <w14:ligatures w14:val="none"/>
+        </w:rPr>
+        <w:t>kubectl get pods -n kubescape -o yaml | grep -i "server\|backend\|account\|url"</w:t>
+      </w:r>
+    </w:p>
+    <w:p>
+      <w:pPr>
+        <w:spacing w:before="240" w:after="240" w:line="240" w:lineRule="auto"/>
+        <w:rPr>
+          <w:rFonts w:eastAsia="Times New Roman" w:cs="Times New Roman"/>
+          <w:color w:val="000000"/>
+          <w:kern w:val="0"/>
+          <w14:ligatures w14:val="none"/>
+        </w:rPr>
+      </w:pPr>
+      <w:r>
+        <w:rPr>
+          <w:rFonts w:eastAsia="Times New Roman" w:cs="Times New Roman"/>
+          <w:color w:val="000000"/>
+          <w:kern w:val="0"/>
+          <w14:ligatures w14:val="none"/>
+        </w:rPr>
+        <w:t>Think of it as </w:t>
+      </w:r>
+      <w:r>
+        <w:rPr>
+          <w:rFonts w:eastAsia="Times New Roman" w:cs="Times New Roman"/>
+          <w:b/>
+          <w:bCs/>
+          <w:color w:val="000000"/>
+          <w:kern w:val="0"/>
+          <w14:ligatures w14:val="none"/>
+        </w:rPr>
+        <w:t>two commands chained together</w:t>
+      </w:r>
+      <w:r>
+        <w:rPr>
+          <w:rFonts w:eastAsia="Times New Roman" w:cs="Times New Roman"/>
+          <w:color w:val="000000"/>
+          <w:kern w:val="0"/>
+          <w14:ligatures w14:val="none"/>
+        </w:rPr>
+        <w:t> with a pipe (|) — the output of the first becomes the input of the second.</w:t>
+      </w:r>
+    </w:p>
+    <w:p>
+      <w:pPr>
+        <w:spacing w:before="240" w:after="240" w:line="240" w:lineRule="auto"/>
+        <w:rPr>
+          <w:rFonts w:eastAsia="Times New Roman" w:cs="Times New Roman"/>
+          <w:b/>
+          <w:bCs/>
+          <w:color w:val="000000"/>
+          <w:kern w:val="0"/>
+          <w14:ligatures w14:val="none"/>
+        </w:rPr>
+      </w:pPr>
+      <w:r>
+        <w:rPr>
+          <w:rFonts w:eastAsia="Times New Roman" w:cs="Times New Roman"/>
+          <w:b/>
+          <w:bCs/>
+          <w:color w:val="000000"/>
+          <w:kern w:val="0"/>
+          <w14:ligatures w14:val="none"/>
+        </w:rPr>
+        <w:t>Part 1: kubectl get pods -n kubescape -o yaml</w:t>
+      </w:r>
+    </w:p>
+    <w:p>
+      <w:pPr>
+        <w:numPr>
+          <w:ilvl w:val="0"/>
+          <w:numId w:val="23"/>
+        </w:numPr>
+        <w:spacing w:before="240" w:after="240" w:line="240" w:lineRule="auto"/>
+        <w:rPr>
+          <w:rFonts w:eastAsia="Times New Roman" w:cs="Times New Roman"/>
+          <w:color w:val="000000"/>
+          <w:kern w:val="0"/>
+          <w14:ligatures w14:val="none"/>
+        </w:rPr>
+      </w:pPr>
+      <w:r>
+        <w:rPr>
+          <w:rFonts w:eastAsia="Times New Roman" w:cs="Times New Roman"/>
+          <w:color w:val="000000"/>
+          <w:kern w:val="0"/>
+          <w14:ligatures w14:val="none"/>
+        </w:rPr>
+        <w:t>kubectl get pods = "show me the pods"</w:t>
+      </w:r>
+    </w:p>
+    <w:p>
+      <w:pPr>
+        <w:numPr>
+          <w:ilvl w:val="0"/>
+          <w:numId w:val="23"/>
+        </w:numPr>
+        <w:spacing w:before="240" w:after="240" w:line="240" w:lineRule="auto"/>
+        <w:rPr>
+          <w:rFonts w:eastAsia="Times New Roman" w:cs="Times New Roman"/>
+          <w:color w:val="000000"/>
+          <w:kern w:val="0"/>
+          <w14:ligatures w14:val="none"/>
+        </w:rPr>
+      </w:pPr>
+      <w:r>
+        <w:rPr>
+          <w:rFonts w:eastAsia="Times New Roman" w:cs="Times New Roman"/>
+          <w:color w:val="000000"/>
+          <w:kern w:val="0"/>
+          <w14:ligatures w14:val="none"/>
+        </w:rPr>
+        <w:t>-n kubescape = "specifically in the kubescape namespace"</w:t>
+      </w:r>
+    </w:p>
+    <w:p>
+      <w:pPr>
+        <w:numPr>
+          <w:ilvl w:val="0"/>
+          <w:numId w:val="23"/>
+        </w:numPr>
+        <w:spacing w:before="240" w:after="240" w:line="240" w:lineRule="auto"/>
+        <w:rPr>
+          <w:rFonts w:eastAsia="Times New Roman" w:cs="Times New Roman"/>
+          <w:color w:val="000000"/>
+          <w:kern w:val="0"/>
+          <w14:ligatures w14:val="none"/>
+        </w:rPr>
+      </w:pPr>
+      <w:r>
+        <w:rPr>
+          <w:rFonts w:eastAsia="Times New Roman" w:cs="Times New Roman"/>
+          <w:color w:val="000000"/>
+          <w:kern w:val="0"/>
+          <w14:ligatures w14:val="none"/>
+        </w:rPr>
+        <w:t>-o yaml = "don't just give me the summary table — give me the </w:t>
+      </w:r>
+      <w:r>
+        <w:rPr>
+          <w:rFonts w:eastAsia="Times New Roman" w:cs="Times New Roman"/>
+          <w:b/>
+          <w:bCs/>
+          <w:color w:val="000000"/>
+          <w:kern w:val="0"/>
+          <w14:ligatures w14:val="none"/>
+        </w:rPr>
+        <w:t>full raw configuration</w:t>
+      </w:r>
+      <w:r>
+        <w:rPr>
+          <w:rFonts w:eastAsia="Times New Roman" w:cs="Times New Roman"/>
+          <w:color w:val="000000"/>
+          <w:kern w:val="0"/>
+          <w14:ligatures w14:val="none"/>
+        </w:rPr>
+        <w:t> of every pod, in YAML format"</w:t>
+      </w:r>
+    </w:p>
+    <w:p>
+      <w:pPr>
+        <w:spacing w:before="240" w:after="240" w:line="240" w:lineRule="auto"/>
+        <w:rPr>
+          <w:rFonts w:eastAsia="Times New Roman" w:cs="Times New Roman"/>
+          <w:color w:val="000000"/>
+          <w:kern w:val="0"/>
+          <w14:ligatures w14:val="none"/>
+        </w:rPr>
+      </w:pPr>
+      <w:r>
+        <w:rPr>
+          <w:rFonts w:eastAsia="Times New Roman" w:cs="Times New Roman"/>
+          <w:color w:val="000000"/>
+          <w:kern w:val="0"/>
+          <w14:ligatures w14:val="none"/>
+        </w:rPr>
+        <w:t>Normally kubectl get pods shows you a short table (name, status, age). Adding -o yaml instead dumps </w:t>
+      </w:r>
+      <w:r>
+        <w:rPr>
+          <w:rFonts w:eastAsia="Times New Roman" w:cs="Times New Roman"/>
+          <w:b/>
+          <w:bCs/>
+          <w:color w:val="000000"/>
+          <w:kern w:val="0"/>
+          <w14:ligatures w14:val="none"/>
+        </w:rPr>
+        <w:t>everything</w:t>
+      </w:r>
+      <w:r>
+        <w:rPr>
+          <w:rFonts w:eastAsia="Times New Roman" w:cs="Times New Roman"/>
+          <w:color w:val="000000"/>
+          <w:kern w:val="0"/>
+          <w14:ligatures w14:val="none"/>
+        </w:rPr>
+        <w:t>— every environment variable, every mounted volume, every argument passed to the container, every image name. It's the entire blueprint of each pod.</w:t>
+      </w:r>
+    </w:p>
+    <w:p>
+      <w:pPr>
+        <w:spacing w:before="240" w:after="240" w:line="240" w:lineRule="auto"/>
+        <w:rPr>
+          <w:rFonts w:eastAsia="Times New Roman" w:cs="Times New Roman"/>
+          <w:b/>
+          <w:bCs/>
+          <w:color w:val="000000"/>
+          <w:kern w:val="0"/>
+          <w14:ligatures w14:val="none"/>
+        </w:rPr>
+      </w:pPr>
+      <w:r>
+        <w:rPr>
+          <w:rFonts w:eastAsia="Times New Roman" w:cs="Times New Roman"/>
+          <w:b/>
+          <w:bCs/>
+          <w:color w:val="000000"/>
+          <w:kern w:val="0"/>
+          <w14:ligatures w14:val="none"/>
+        </w:rPr>
+        <w:t>Part 2: | grep -i "server\|backend\|account\|url"</w:t>
+      </w:r>
+    </w:p>
+    <w:p>
+      <w:pPr>
+        <w:numPr>
+          <w:ilvl w:val="0"/>
+          <w:numId w:val="24"/>
+        </w:numPr>
+        <w:spacing w:before="240" w:after="240" w:line="240" w:lineRule="auto"/>
+        <w:rPr>
+          <w:rFonts w:eastAsia="Times New Roman" w:cs="Times New Roman"/>
+          <w:color w:val="000000"/>
+          <w:kern w:val="0"/>
+          <w14:ligatures w14:val="none"/>
+        </w:rPr>
+      </w:pPr>
+      <w:r>
+        <w:rPr>
+          <w:rFonts w:eastAsia="Times New Roman" w:cs="Times New Roman"/>
+          <w:color w:val="000000"/>
+          <w:kern w:val="0"/>
+          <w14:ligatures w14:val="none"/>
+        </w:rPr>
+        <w:t>| = "take that huge YAML output and pass it to the next command instead of printing it directly"</w:t>
+      </w:r>
+    </w:p>
+    <w:p>
+      <w:pPr>
+        <w:numPr>
+          <w:ilvl w:val="0"/>
+          <w:numId w:val="24"/>
+        </w:numPr>
+        <w:spacing w:before="240" w:after="240" w:line="240" w:lineRule="auto"/>
+        <w:rPr>
+          <w:rFonts w:eastAsia="Times New Roman" w:cs="Times New Roman"/>
+          <w:color w:val="000000"/>
+          <w:kern w:val="0"/>
+          <w14:ligatures w14:val="none"/>
+        </w:rPr>
+      </w:pPr>
+      <w:r>
+        <w:rPr>
+          <w:rFonts w:eastAsia="Times New Roman" w:cs="Times New Roman"/>
+          <w:color w:val="000000"/>
+          <w:kern w:val="0"/>
+          <w14:ligatures w14:val="none"/>
+        </w:rPr>
+        <w:t>grep = a search tool — it scans text and only prints </w:t>
+      </w:r>
+      <w:r>
+        <w:rPr>
+          <w:rFonts w:eastAsia="Times New Roman" w:cs="Times New Roman"/>
+          <w:b/>
+          <w:bCs/>
+          <w:color w:val="000000"/>
+          <w:kern w:val="0"/>
+          <w14:ligatures w14:val="none"/>
+        </w:rPr>
+        <w:t>lines that match</w:t>
+      </w:r>
+      <w:r>
+        <w:rPr>
+          <w:rFonts w:eastAsia="Times New Roman" w:cs="Times New Roman"/>
+          <w:color w:val="000000"/>
+          <w:kern w:val="0"/>
+          <w14:ligatures w14:val="none"/>
+        </w:rPr>
+        <w:t> what you're looking for</w:t>
+      </w:r>
+    </w:p>
+    <w:p>
+      <w:pPr>
+        <w:numPr>
+          <w:ilvl w:val="0"/>
+          <w:numId w:val="24"/>
+        </w:numPr>
+        <w:spacing w:before="240" w:after="240" w:line="240" w:lineRule="auto"/>
+        <w:rPr>
+          <w:rFonts w:eastAsia="Times New Roman" w:cs="Times New Roman"/>
+          <w:color w:val="000000"/>
+          <w:kern w:val="0"/>
+          <w14:ligatures w14:val="none"/>
+        </w:rPr>
+      </w:pPr>
+      <w:r>
+        <w:rPr>
+          <w:rFonts w:eastAsia="Times New Roman" w:cs="Times New Roman"/>
+          <w:color w:val="000000"/>
+          <w:kern w:val="0"/>
+          <w14:ligatures w14:val="none"/>
+        </w:rPr>
+        <w:t>-i = ignore uppercase/lowercase differences (so it catches "URL", "Url", "url" all the same)</w:t>
+      </w:r>
+    </w:p>
+    <w:p>
+      <w:pPr>
+        <w:numPr>
+          <w:ilvl w:val="0"/>
+          <w:numId w:val="24"/>
+        </w:numPr>
+        <w:spacing w:before="240" w:after="240" w:line="240" w:lineRule="auto"/>
+        <w:rPr>
+          <w:rFonts w:eastAsia="Times New Roman" w:cs="Times New Roman"/>
+          <w:color w:val="000000"/>
+          <w:kern w:val="0"/>
+          <w14:ligatures w14:val="none"/>
+        </w:rPr>
+      </w:pPr>
+      <w:r>
+        <w:rPr>
+          <w:rFonts w:eastAsia="Times New Roman" w:cs="Times New Roman"/>
+          <w:color w:val="000000"/>
+          <w:kern w:val="0"/>
+          <w14:ligatures w14:val="none"/>
+        </w:rPr>
+        <w:t>"server\|backend\|account\|url" = search for </w:t>
+      </w:r>
+      <w:r>
+        <w:rPr>
+          <w:rFonts w:eastAsia="Times New Roman" w:cs="Times New Roman"/>
+          <w:b/>
+          <w:bCs/>
+          <w:color w:val="000000"/>
+          <w:kern w:val="0"/>
+          <w14:ligatures w14:val="none"/>
+        </w:rPr>
+        <w:t>any line containing one of these words</w:t>
+      </w:r>
+      <w:r>
+        <w:rPr>
+          <w:rFonts w:eastAsia="Times New Roman" w:cs="Times New Roman"/>
+          <w:color w:val="000000"/>
+          <w:kern w:val="0"/>
+          <w14:ligatures w14:val="none"/>
+        </w:rPr>
+        <w:t>: server, backend, account, or url</w:t>
+      </w:r>
+    </w:p>
+    <w:p>
+      <w:pPr>
+        <w:spacing w:before="240" w:after="240" w:line="240" w:lineRule="auto"/>
+        <w:rPr>
+          <w:rFonts w:eastAsia="Times New Roman" w:cs="Times New Roman"/>
+          <w:b/>
+          <w:bCs/>
+          <w:color w:val="000000"/>
+          <w:kern w:val="0"/>
+          <w14:ligatures w14:val="none"/>
+        </w:rPr>
+      </w:pPr>
+      <w:r>
+        <w:rPr>
+          <w:rFonts w:eastAsia="Times New Roman" w:cs="Times New Roman"/>
+          <w:b/>
+          <w:bCs/>
+          <w:color w:val="000000"/>
+          <w:kern w:val="0"/>
+          <w14:ligatures w14:val="none"/>
+        </w:rPr>
+        <w:t>Why I Searched for Those Specific Words</w:t>
+      </w:r>
+    </w:p>
+    <w:p>
+      <w:pPr>
+        <w:spacing w:before="240" w:after="240" w:line="240" w:lineRule="auto"/>
+        <w:rPr>
+          <w:rFonts w:eastAsia="Times New Roman" w:cs="Times New Roman"/>
+          <w:color w:val="000000"/>
+          <w:kern w:val="0"/>
+          <w14:ligatures w14:val="none"/>
+        </w:rPr>
+      </w:pPr>
+      <w:r>
+        <w:rPr>
+          <w:rFonts w:eastAsia="Times New Roman" w:cs="Times New Roman"/>
+          <w:color w:val="000000"/>
+          <w:kern w:val="0"/>
+          <w14:ligatures w14:val="none"/>
+        </w:rPr>
+        <w:t>I was looking for </w:t>
+      </w:r>
+      <w:r>
+        <w:rPr>
+          <w:rFonts w:eastAsia="Times New Roman" w:cs="Times New Roman"/>
+          <w:b/>
+          <w:bCs/>
+          <w:color w:val="000000"/>
+          <w:kern w:val="0"/>
+          <w14:ligatures w14:val="none"/>
+        </w:rPr>
+        <w:t>hints of an external destination</w:t>
+      </w:r>
+      <w:r>
+        <w:rPr>
+          <w:rFonts w:eastAsia="Times New Roman" w:cs="Times New Roman"/>
+          <w:color w:val="000000"/>
+          <w:kern w:val="0"/>
+          <w14:ligatures w14:val="none"/>
+        </w:rPr>
+        <w:t> hiding in the pod configs — things like:</w:t>
+      </w:r>
+    </w:p>
+    <w:p>
+      <w:pPr>
+        <w:numPr>
+          <w:ilvl w:val="0"/>
+          <w:numId w:val="25"/>
+        </w:numPr>
+        <w:spacing w:before="240" w:after="240" w:line="240" w:lineRule="auto"/>
+        <w:rPr>
+          <w:rFonts w:eastAsia="Times New Roman" w:cs="Times New Roman"/>
+          <w:color w:val="000000"/>
+          <w:kern w:val="0"/>
+          <w14:ligatures w14:val="none"/>
+        </w:rPr>
+      </w:pPr>
+      <w:r>
+        <w:rPr>
+          <w:rFonts w:eastAsia="Times New Roman" w:cs="Times New Roman"/>
+          <w:color w:val="000000"/>
+          <w:kern w:val="0"/>
+          <w14:ligatures w14:val="none"/>
+        </w:rPr>
+        <w:t>A line saying KUBESCAPE_SERVER_URL=https://api.kubescape.cloud</w:t>
+      </w:r>
+    </w:p>
+    <w:p>
+      <w:pPr>
+        <w:numPr>
+          <w:ilvl w:val="0"/>
+          <w:numId w:val="25"/>
+        </w:numPr>
+        <w:spacing w:before="240" w:after="240" w:line="240" w:lineRule="auto"/>
+        <w:rPr>
+          <w:rFonts w:eastAsia="Times New Roman" w:cs="Times New Roman"/>
+          <w:color w:val="000000"/>
+          <w:kern w:val="0"/>
+          <w14:ligatures w14:val="none"/>
+        </w:rPr>
+      </w:pPr>
+      <w:r>
+        <w:rPr>
+          <w:rFonts w:eastAsia="Times New Roman" w:cs="Times New Roman"/>
+          <w:color w:val="000000"/>
+          <w:kern w:val="0"/>
+          <w14:ligatures w14:val="none"/>
+        </w:rPr>
+        <w:t>A backend: field pointing somewhere outside your cluster</w:t>
+      </w:r>
+    </w:p>
+    <w:p>
+      <w:pPr>
+        <w:numPr>
+          <w:ilvl w:val="0"/>
+          <w:numId w:val="25"/>
+        </w:numPr>
+        <w:spacing w:before="240" w:after="240" w:line="240" w:lineRule="auto"/>
+        <w:rPr>
+          <w:rFonts w:eastAsia="Times New Roman" w:cs="Times New Roman"/>
+          <w:color w:val="000000"/>
+          <w:kern w:val="0"/>
+          <w14:ligatures w14:val="none"/>
+        </w:rPr>
+      </w:pPr>
+      <w:r>
+        <w:rPr>
+          <w:rFonts w:eastAsia="Times New Roman" w:cs="Times New Roman"/>
+          <w:color w:val="000000"/>
+          <w:kern w:val="0"/>
+          <w14:ligatures w14:val="none"/>
+        </w:rPr>
+        <w:lastRenderedPageBreak/>
+        <w:t>An account: or API token tied to a cloud service</w:t>
+      </w:r>
+    </w:p>
+    <w:p>
+      <w:pPr>
+        <w:spacing w:before="240" w:after="240" w:line="240" w:lineRule="auto"/>
+        <w:rPr>
+          <w:rFonts w:eastAsia="Times New Roman" w:cs="Times New Roman"/>
+          <w:color w:val="000000"/>
+          <w:kern w:val="0"/>
+          <w14:ligatures w14:val="none"/>
+        </w:rPr>
+      </w:pPr>
+      <w:r>
+        <w:rPr>
+          <w:rFonts w:eastAsia="Times New Roman" w:cs="Times New Roman"/>
+          <w:color w:val="000000"/>
+          <w:kern w:val="0"/>
+          <w14:ligatures w14:val="none"/>
+        </w:rPr>
+        <w:t>If Kubescape were sending your data somewhere, it would typically need </w:t>
+      </w:r>
+      <w:r>
+        <w:rPr>
+          <w:rFonts w:eastAsia="Times New Roman" w:cs="Times New Roman"/>
+          <w:b/>
+          <w:bCs/>
+          <w:color w:val="000000"/>
+          <w:kern w:val="0"/>
+          <w14:ligatures w14:val="none"/>
+        </w:rPr>
+        <w:t>a URL or server address configured somewhere</w:t>
+      </w:r>
+      <w:r>
+        <w:rPr>
+          <w:rFonts w:eastAsia="Times New Roman" w:cs="Times New Roman"/>
+          <w:color w:val="000000"/>
+          <w:kern w:val="0"/>
+          <w14:ligatures w14:val="none"/>
+        </w:rPr>
+        <w:t> in its pod definition to know where to send it.</w:t>
+      </w:r>
+    </w:p>
+    <w:tbl>
+      <w:tblPr>
+        <w:tblStyle w:val="TableGridLight"/>
+        <w:tblW w:w="0" w:type="auto"/>
+        <w:tblLook w:val="04A0" w:firstRow="1" w:lastRow="0" w:firstColumn="1" w:lastColumn="0" w:noHBand="0" w:noVBand="1"/>
+      </w:tblPr>
+      <w:tblGrid>
+        <w:gridCol w:w="2130"/>
+        <w:gridCol w:w="1823"/>
+        <w:gridCol w:w="5397"/>
+      </w:tblGrid>
+      <w:tr>
+        <w:tc>
+          <w:tcPr>
+            <w:tcW w:w="0" w:type="auto"/>
+            <w:hideMark/>
+          </w:tcPr>
+          <w:p>
+            <w:pPr>
+              <w:spacing w:before="240" w:after="240"/>
+              <w:rPr>
+                <w:rFonts w:eastAsia="Times New Roman" w:cs="Times New Roman"/>
+                <w:b/>
+                <w:bCs/>
+                <w:color w:val="000000"/>
+                <w:kern w:val="0"/>
+                <w14:ligatures w14:val="none"/>
+              </w:rPr>
+            </w:pPr>
+            <w:r>
+              <w:rPr>
+                <w:rFonts w:eastAsia="Times New Roman" w:cs="Times New Roman"/>
+                <w:b/>
+                <w:bCs/>
+                <w:color w:val="000000"/>
+                <w:kern w:val="0"/>
+                <w14:ligatures w14:val="none"/>
+              </w:rPr>
+              <w:t>Your Idea</w:t>
+            </w:r>
+          </w:p>
+        </w:tc>
+        <w:tc>
+          <w:tcPr>
+            <w:tcW w:w="0" w:type="auto"/>
+            <w:hideMark/>
+          </w:tcPr>
+          <w:p>
+            <w:pPr>
+              <w:spacing w:before="240" w:after="240"/>
+              <w:rPr>
+                <w:rFonts w:eastAsia="Times New Roman" w:cs="Times New Roman"/>
+                <w:b/>
+                <w:bCs/>
+                <w:color w:val="000000"/>
+                <w:kern w:val="0"/>
+                <w14:ligatures w14:val="none"/>
+              </w:rPr>
+            </w:pPr>
+            <w:r>
+              <w:rPr>
+                <w:rFonts w:eastAsia="Times New Roman" w:cs="Times New Roman"/>
+                <w:b/>
+                <w:bCs/>
+                <w:color w:val="000000"/>
+                <w:kern w:val="0"/>
+                <w14:ligatures w14:val="none"/>
+              </w:rPr>
+              <w:t>Does It Stop Exfiltration?</w:t>
+            </w:r>
+          </w:p>
+        </w:tc>
+        <w:tc>
+          <w:tcPr>
+            <w:tcW w:w="0" w:type="auto"/>
+            <w:hideMark/>
+          </w:tcPr>
+          <w:p>
+            <w:pPr>
+              <w:spacing w:before="240" w:after="240"/>
+              <w:rPr>
+                <w:rFonts w:eastAsia="Times New Roman" w:cs="Times New Roman"/>
+                <w:b/>
+                <w:bCs/>
+                <w:color w:val="000000"/>
+                <w:kern w:val="0"/>
+                <w14:ligatures w14:val="none"/>
+              </w:rPr>
+            </w:pPr>
+            <w:r>
+              <w:rPr>
+                <w:rFonts w:eastAsia="Times New Roman" w:cs="Times New Roman"/>
+                <w:b/>
+                <w:bCs/>
+                <w:color w:val="000000"/>
+                <w:kern w:val="0"/>
+                <w14:ligatures w14:val="none"/>
+              </w:rPr>
+              <w:t>Why</w:t>
+            </w:r>
+          </w:p>
+        </w:tc>
+      </w:tr>
+      <w:tr>
+        <w:tc>
+          <w:tcPr>
+            <w:tcW w:w="0" w:type="auto"/>
+            <w:hideMark/>
+          </w:tcPr>
+          <w:p>
+            <w:pPr>
+              <w:spacing w:before="240" w:after="240"/>
+              <w:rPr>
+                <w:rFonts w:eastAsia="Times New Roman" w:cs="Times New Roman"/>
+                <w:color w:val="000000"/>
+                <w:kern w:val="0"/>
+                <w14:ligatures w14:val="none"/>
+              </w:rPr>
+            </w:pPr>
+            <w:r>
+              <w:rPr>
+                <w:rFonts w:eastAsia="Times New Roman" w:cs="Times New Roman"/>
+                <w:b/>
+                <w:bCs/>
+                <w:color w:val="000000"/>
+                <w:kern w:val="0"/>
+                <w14:ligatures w14:val="none"/>
+              </w:rPr>
+              <w:t>Egress NetworkPolicy</w:t>
+            </w:r>
+          </w:p>
+        </w:tc>
+        <w:tc>
+          <w:tcPr>
+            <w:tcW w:w="0" w:type="auto"/>
+            <w:hideMark/>
+          </w:tcPr>
+          <w:p>
+            <w:pPr>
+              <w:spacing w:before="240" w:after="240"/>
+              <w:rPr>
+                <w:rFonts w:eastAsia="Times New Roman" w:cs="Times New Roman"/>
+                <w:color w:val="000000"/>
+                <w:kern w:val="0"/>
+                <w14:ligatures w14:val="none"/>
+              </w:rPr>
+            </w:pPr>
+            <w:r>
+              <w:rPr>
+                <w:rFonts w:ascii="Apple Color Emoji" w:eastAsia="Times New Roman" w:hAnsi="Apple Color Emoji" w:cs="Apple Color Emoji"/>
+                <w:color w:val="000000"/>
+                <w:kern w:val="0"/>
+                <w14:ligatures w14:val="none"/>
+              </w:rPr>
+              <w:t>✅</w:t>
+            </w:r>
+            <w:r>
+              <w:rPr>
+                <w:rFonts w:eastAsia="Times New Roman" w:cs="Times New Roman"/>
+                <w:color w:val="000000"/>
+                <w:kern w:val="0"/>
+                <w14:ligatures w14:val="none"/>
+              </w:rPr>
+              <w:t> </w:t>
+            </w:r>
+            <w:r>
+              <w:rPr>
+                <w:rFonts w:eastAsia="Times New Roman" w:cs="Times New Roman"/>
+                <w:b/>
+                <w:bCs/>
+                <w:color w:val="000000"/>
+                <w:kern w:val="0"/>
+                <w14:ligatures w14:val="none"/>
+              </w:rPr>
+              <w:t>Yes — this is the real answer</w:t>
+            </w:r>
+          </w:p>
+        </w:tc>
+        <w:tc>
+          <w:tcPr>
+            <w:tcW w:w="0" w:type="auto"/>
+            <w:hideMark/>
+          </w:tcPr>
+          <w:p>
+            <w:pPr>
+              <w:spacing w:before="240" w:after="240"/>
+              <w:rPr>
+                <w:rFonts w:eastAsia="Times New Roman" w:cs="Times New Roman"/>
+                <w:color w:val="000000"/>
+                <w:kern w:val="0"/>
+                <w14:ligatures w14:val="none"/>
+              </w:rPr>
+            </w:pPr>
+            <w:r>
+              <w:rPr>
+                <w:rFonts w:eastAsia="Times New Roman" w:cs="Times New Roman"/>
+                <w:color w:val="000000"/>
+                <w:kern w:val="0"/>
+                <w14:ligatures w14:val="none"/>
+              </w:rPr>
+              <w:t>Even if malicious code runs inside the pod and reads every secret in memory, it </w:t>
+            </w:r>
+            <w:r>
+              <w:rPr>
+                <w:rFonts w:eastAsia="Times New Roman" w:cs="Times New Roman"/>
+                <w:b/>
+                <w:bCs/>
+                <w:color w:val="000000"/>
+                <w:kern w:val="0"/>
+                <w14:ligatures w14:val="none"/>
+              </w:rPr>
+              <w:t>physically cannot send that data anywhere</w:t>
+            </w:r>
+            <w:r>
+              <w:rPr>
+                <w:rFonts w:eastAsia="Times New Roman" w:cs="Times New Roman"/>
+                <w:color w:val="000000"/>
+                <w:kern w:val="0"/>
+                <w14:ligatures w14:val="none"/>
+              </w:rPr>
+              <w:t> if egress is blocked. This is the only control on your list that stops the </w:t>
+            </w:r>
+            <w:r>
+              <w:rPr>
+                <w:rFonts w:eastAsia="Times New Roman" w:cs="Times New Roman"/>
+                <w:i/>
+                <w:iCs/>
+                <w:color w:val="000000"/>
+                <w:kern w:val="0"/>
+                <w14:ligatures w14:val="none"/>
+              </w:rPr>
+              <w:t>actual</w:t>
+            </w:r>
+            <w:r>
+              <w:rPr>
+                <w:rFonts w:eastAsia="Times New Roman" w:cs="Times New Roman"/>
+                <w:color w:val="000000"/>
+                <w:kern w:val="0"/>
+                <w14:ligatures w14:val="none"/>
+              </w:rPr>
+              <w:t> exfiltration step.</w:t>
+            </w:r>
+          </w:p>
+        </w:tc>
+      </w:tr>
+      <w:tr>
+        <w:tc>
+          <w:tcPr>
+            <w:tcW w:w="0" w:type="auto"/>
+            <w:hideMark/>
+          </w:tcPr>
+          <w:p>
+            <w:pPr>
+              <w:spacing w:before="240" w:after="240"/>
+              <w:rPr>
+                <w:rFonts w:eastAsia="Times New Roman" w:cs="Times New Roman"/>
+                <w:color w:val="000000"/>
+                <w:kern w:val="0"/>
+                <w14:ligatures w14:val="none"/>
+              </w:rPr>
+            </w:pPr>
+            <w:r>
+              <w:rPr>
+                <w:rFonts w:eastAsia="Times New Roman" w:cs="Times New Roman"/>
+                <w:b/>
+                <w:bCs/>
+                <w:color w:val="000000"/>
+                <w:kern w:val="0"/>
+                <w14:ligatures w14:val="none"/>
+              </w:rPr>
+              <w:t>Root read-only secrets file</w:t>
+            </w:r>
+          </w:p>
+        </w:tc>
+        <w:tc>
+          <w:tcPr>
+            <w:tcW w:w="0" w:type="auto"/>
+            <w:hideMark/>
+          </w:tcPr>
+          <w:p>
+            <w:pPr>
+              <w:spacing w:before="240" w:after="240"/>
+              <w:rPr>
+                <w:rFonts w:eastAsia="Times New Roman" w:cs="Times New Roman"/>
+                <w:color w:val="000000"/>
+                <w:kern w:val="0"/>
+                <w14:ligatures w14:val="none"/>
+              </w:rPr>
+            </w:pPr>
+            <w:r>
+              <w:rPr>
+                <w:rFonts w:ascii="Apple Color Emoji" w:eastAsia="Times New Roman" w:hAnsi="Apple Color Emoji" w:cs="Apple Color Emoji"/>
+                <w:color w:val="000000"/>
+                <w:kern w:val="0"/>
+                <w14:ligatures w14:val="none"/>
+              </w:rPr>
+              <w:t>⚠️</w:t>
+            </w:r>
+            <w:r>
+              <w:rPr>
+                <w:rFonts w:eastAsia="Times New Roman" w:cs="Times New Roman"/>
+                <w:color w:val="000000"/>
+                <w:kern w:val="0"/>
+                <w14:ligatures w14:val="none"/>
+              </w:rPr>
+              <w:t xml:space="preserve"> Barely helps here</w:t>
+            </w:r>
+          </w:p>
+        </w:tc>
+        <w:tc>
+          <w:tcPr>
+            <w:tcW w:w="0" w:type="auto"/>
+            <w:hideMark/>
+          </w:tcPr>
+          <w:p>
+            <w:pPr>
+              <w:spacing w:before="240" w:after="240"/>
+              <w:rPr>
+                <w:rFonts w:eastAsia="Times New Roman" w:cs="Times New Roman"/>
+                <w:color w:val="000000"/>
+                <w:kern w:val="0"/>
+                <w14:ligatures w14:val="none"/>
+              </w:rPr>
+            </w:pPr>
+            <w:r>
+              <w:rPr>
+                <w:rFonts w:eastAsia="Times New Roman" w:cs="Times New Roman"/>
+                <w:color w:val="000000"/>
+                <w:kern w:val="0"/>
+                <w14:ligatures w14:val="none"/>
+              </w:rPr>
+              <w:t>If Kubescape's pod has RBAC permission to get/list secrets via the K8s API (which it needs to </w:t>
+            </w:r>
+            <w:r>
+              <w:rPr>
+                <w:rFonts w:eastAsia="Times New Roman" w:cs="Times New Roman"/>
+                <w:i/>
+                <w:iCs/>
+                <w:color w:val="000000"/>
+                <w:kern w:val="0"/>
+                <w14:ligatures w14:val="none"/>
+              </w:rPr>
+              <w:t>scan</w:t>
+            </w:r>
+            <w:r>
+              <w:rPr>
+                <w:rFonts w:eastAsia="Times New Roman" w:cs="Times New Roman"/>
+                <w:color w:val="000000"/>
+                <w:kern w:val="0"/>
+                <w14:ligatures w14:val="none"/>
+              </w:rPr>
+              <w:t> them), file permissions on disk are irrelevant — it's not reading a file, it's calling the API. Root-vs-non-root only matters for host/container escape scenarios, not API-based secret reads.</w:t>
+            </w:r>
+          </w:p>
+        </w:tc>
+      </w:tr>
+      <w:tr>
+        <w:tc>
+          <w:tcPr>
+            <w:tcW w:w="0" w:type="auto"/>
+            <w:hideMark/>
+          </w:tcPr>
+          <w:p>
+            <w:pPr>
+              <w:spacing w:before="240" w:after="240"/>
+              <w:rPr>
+                <w:rFonts w:eastAsia="Times New Roman" w:cs="Times New Roman"/>
+                <w:color w:val="000000"/>
+                <w:kern w:val="0"/>
+                <w14:ligatures w14:val="none"/>
+              </w:rPr>
+            </w:pPr>
+            <w:r>
+              <w:rPr>
+                <w:rFonts w:eastAsia="Times New Roman" w:cs="Times New Roman"/>
+                <w:b/>
+                <w:bCs/>
+                <w:color w:val="000000"/>
+                <w:kern w:val="0"/>
+                <w14:ligatures w14:val="none"/>
+              </w:rPr>
+              <w:t>Encrypting secrets at rest (etcd encryption)</w:t>
+            </w:r>
+          </w:p>
+        </w:tc>
+        <w:tc>
+          <w:tcPr>
+            <w:tcW w:w="0" w:type="auto"/>
+            <w:hideMark/>
+          </w:tcPr>
+          <w:p>
+            <w:pPr>
+              <w:spacing w:before="240" w:after="240"/>
+              <w:rPr>
+                <w:rFonts w:eastAsia="Times New Roman" w:cs="Times New Roman"/>
+                <w:color w:val="000000"/>
+                <w:kern w:val="0"/>
+                <w14:ligatures w14:val="none"/>
+              </w:rPr>
+            </w:pPr>
+            <w:r>
+              <w:rPr>
+                <w:rFonts w:ascii="Apple Color Emoji" w:eastAsia="Times New Roman" w:hAnsi="Apple Color Emoji" w:cs="Apple Color Emoji"/>
+                <w:color w:val="000000"/>
+                <w:kern w:val="0"/>
+                <w14:ligatures w14:val="none"/>
+              </w:rPr>
+              <w:t>❌</w:t>
+            </w:r>
+            <w:r>
+              <w:rPr>
+                <w:rFonts w:eastAsia="Times New Roman" w:cs="Times New Roman"/>
+                <w:color w:val="000000"/>
+                <w:kern w:val="0"/>
+                <w14:ligatures w14:val="none"/>
+              </w:rPr>
+              <w:t xml:space="preserve"> Doesn't help at all against this threat</w:t>
+            </w:r>
+          </w:p>
+        </w:tc>
+        <w:tc>
+          <w:tcPr>
+            <w:tcW w:w="0" w:type="auto"/>
+            <w:hideMark/>
+          </w:tcPr>
+          <w:p>
+            <w:pPr>
+              <w:spacing w:before="240" w:after="240"/>
+              <w:rPr>
+                <w:rFonts w:eastAsia="Times New Roman" w:cs="Times New Roman"/>
+                <w:color w:val="000000"/>
+                <w:kern w:val="0"/>
+                <w14:ligatures w14:val="none"/>
+              </w:rPr>
+            </w:pPr>
+            <w:r>
+              <w:rPr>
+                <w:rFonts w:eastAsia="Times New Roman" w:cs="Times New Roman"/>
+                <w:color w:val="000000"/>
+                <w:kern w:val="0"/>
+                <w14:ligatures w14:val="none"/>
+              </w:rPr>
+              <w:t>Etcd encryption protects secrets from someone reading etcd's disk files directly. But Kubescape reads secrets </w:t>
+            </w:r>
+            <w:r>
+              <w:rPr>
+                <w:rFonts w:eastAsia="Times New Roman" w:cs="Times New Roman"/>
+                <w:b/>
+                <w:bCs/>
+                <w:color w:val="000000"/>
+                <w:kern w:val="0"/>
+                <w14:ligatures w14:val="none"/>
+              </w:rPr>
+              <w:t>through the Kubernetes API</w:t>
+            </w:r>
+            <w:r>
+              <w:rPr>
+                <w:rFonts w:eastAsia="Times New Roman" w:cs="Times New Roman"/>
+                <w:color w:val="000000"/>
+                <w:kern w:val="0"/>
+                <w14:ligatures w14:val="none"/>
+              </w:rPr>
+              <w:t>, which automatically decrypts them for authorized callers. If Kubescape's ServiceAccount has RBAC access to secrets, encryption is completely transparent to it — it sees plaintext either way.</w:t>
+            </w:r>
+          </w:p>
+        </w:tc>
+      </w:tr>
+    </w:tbl>
+    <w:p>
+      <w:pPr>
+        <w:spacing w:before="240" w:after="240" w:line="240" w:lineRule="auto"/>
+        <w:rPr>
+          <w:rFonts w:eastAsia="Times New Roman" w:cs="Times New Roman"/>
+          <w:color w:val="000000"/>
+          <w:kern w:val="0"/>
+          <w14:ligatures w14:val="none"/>
+        </w:rPr>
+      </w:pPr>
+      <w:r>
+        <w:rPr>
+          <w:rFonts w:eastAsia="Times New Roman" w:cs="Times New Roman"/>
+          <w:color w:val="000000"/>
+          <w:kern w:val="0"/>
+          <w14:ligatures w14:val="none"/>
+        </w:rPr>
+        <w:drawing>
+          <wp:inline distT="0" distB="0" distL="0" distR="0" wp14:anchorId="13B66B63" wp14:editId="6B9A89AA">
+            <wp:extent cx="5943600" cy="898525"/>
+            <wp:effectExtent l="0" t="0" r="0" b="3175"/>
+            <wp:docPr id="1067053394" name="Picture 1" descr="A black screen with white text&#10;&#10;AI-generated content may be incorrect."/>
+            <wp:cNvGraphicFramePr>
+              <a:graphicFrameLocks xmlns:a="http://schemas.openxmlformats.org/drawingml/2006/main" noChangeAspect="1"/>
+            </wp:cNvGraphicFramePr>
+            <a:graphic xmlns:a="http://schemas.openxmlformats.org/drawingml/2006/main">
+              <a:graphicData uri="http://schemas.openxmlformats.org/drawingml/2006/picture">
+                <pic:pic xmlns:pic="http://schemas.openxmlformats.org/drawingml/2006/picture">
+                  <pic:nvPicPr>
+                    <pic:cNvPr id="1067053394" name="Picture 1" descr="A black screen with white text&#10;&#10;AI-generated content may be incorrect."/>
+                    <pic:cNvPicPr/>
+                  </pic:nvPicPr>
+                  <pic:blipFill>
+                    <a:blip r:embed="rId13"/>
+                    <a:stretch>
+                      <a:fillRect/>
+                    </a:stretch>
+                  </pic:blipFill>
+                  <pic:spPr>
+                    <a:xfrm>
+                      <a:off x="0" y="0"/>
+                      <a:ext cx="5943600" cy="898525"/>
+                    </a:xfrm>
+                    <a:prstGeom prst="rect">
+                      <a:avLst/>
+                    </a:prstGeom>
+                  </pic:spPr>
+                </pic:pic>
+              </a:graphicData>
+            </a:graphic>
+          </wp:inline>
+        </w:drawing>
+      </w:r>
+    </w:p>
+    <w:p>
+      <w:pPr>
+        <w:spacing w:before="240" w:after="240" w:line="240" w:lineRule="auto"/>
+        <w:rPr>
+          <w:rFonts w:eastAsia="Times New Roman" w:cs="Times New Roman"/>
+          <w:color w:val="000000"/>
+          <w:kern w:val="0"/>
+          <w14:ligatures w14:val="none"/>
+        </w:rPr>
+      </w:pPr>
+      <w:r>
+        <w:rPr>
+          <w:rFonts w:eastAsia="Times New Roman" w:cs="Times New Roman"/>
+          <w:color w:val="000000"/>
+          <w:kern w:val="0"/>
+          <w14:ligatures w14:val="none"/>
+        </w:rPr>
+        <w:t>Any code running inside the Kubescape pods — legitimate or malicious — has </w:t>
+      </w:r>
+      <w:r>
+        <w:rPr>
+          <w:rFonts w:eastAsia="Times New Roman" w:cs="Times New Roman"/>
+          <w:b/>
+          <w:bCs/>
+          <w:color w:val="000000"/>
+          <w:kern w:val="0"/>
+          <w14:ligatures w14:val="none"/>
+        </w:rPr>
+        <w:t>API-level permission to read every secret in your cluster</w:t>
+      </w:r>
+      <w:r>
+        <w:rPr>
+          <w:rFonts w:eastAsia="Times New Roman" w:cs="Times New Roman"/>
+          <w:color w:val="000000"/>
+          <w:kern w:val="0"/>
+          <w14:ligatures w14:val="none"/>
+        </w:rPr>
+        <w:t> (assuming ClusterRoleBinding to all namespaces, which is typical). This is by design, since Kubescape's compliance checks include things like </w:t>
+      </w:r>
+      <w:r>
+        <w:rPr>
+          <w:rFonts w:eastAsia="Times New Roman" w:cs="Times New Roman"/>
+          <w:i/>
+          <w:iCs/>
+          <w:color w:val="000000"/>
+          <w:kern w:val="0"/>
+          <w14:ligatures w14:val="none"/>
+        </w:rPr>
+        <w:t>"is this secret referenced insecurely,"</w:t>
+      </w:r>
+      <w:r>
+        <w:rPr>
+          <w:rFonts w:eastAsia="Times New Roman" w:cs="Times New Roman"/>
+          <w:color w:val="000000"/>
+          <w:kern w:val="0"/>
+          <w14:ligatures w14:val="none"/>
+        </w:rPr>
+        <w:t> which sometimes requires inspecting values.</w:t>
+      </w:r>
+    </w:p>
+    <w:p>
+      <w:pPr>
+        <w:spacing w:before="240" w:after="240" w:line="240" w:lineRule="auto"/>
+        <w:rPr>
+          <w:rFonts w:eastAsia="Times New Roman" w:cs="Times New Roman"/>
+          <w:color w:val="000000"/>
+          <w:kern w:val="0"/>
+          <w14:ligatures w14:val="none"/>
+        </w:rPr>
+      </w:pPr>
+    </w:p>
+    <w:p>
+      <w:pPr>
+        <w:spacing w:before="240" w:after="240" w:line="240" w:lineRule="auto"/>
+        <w:rPr>
+          <w:rFonts w:eastAsia="Times New Roman" w:cs="Times New Roman"/>
+          <w:b/>
+          <w:bCs/>
+          <w:color w:val="000000"/>
+          <w:kern w:val="0"/>
+          <w14:ligatures w14:val="none"/>
+        </w:rPr>
+      </w:pPr>
+      <w:r>
+        <w:rPr>
+          <w:rFonts w:eastAsia="Times New Roman" w:cs="Times New Roman"/>
+          <w:b/>
+          <w:bCs/>
+          <w:color w:val="000000"/>
+          <w:kern w:val="0"/>
+          <w14:ligatures w14:val="none"/>
+        </w:rPr>
+        <w:t>What Each Component Actually Needs</w:t>
+      </w:r>
+    </w:p>
+    <w:tbl>
+      <w:tblPr>
+        <w:tblW w:w="0" w:type="auto"/>
+        <w:tblCellSpacing w:w="15" w:type="dxa"/>
+        <w:tblCellMar>
+          <w:top w:w="15" w:type="dxa"/>
+          <w:left w:w="15" w:type="dxa"/>
+          <w:bottom w:w="15" w:type="dxa"/>
+          <w:right w:w="15" w:type="dxa"/>
+        </w:tblCellMar>
+        <w:tblLook w:val="04A0" w:firstRow="1" w:lastRow="0" w:firstColumn="1" w:lastColumn="0" w:noHBand="0" w:noVBand="1"/>
+      </w:tblPr>
+      <w:tblGrid>
+        <w:gridCol w:w="1801"/>
+        <w:gridCol w:w="3059"/>
+        <w:gridCol w:w="4500"/>
+      </w:tblGrid>
+      <w:tr>
+        <w:trPr>
+          <w:tblHeader/>
+          <w:tblCellSpacing w:w="15" w:type="dxa"/>
+        </w:trPr>
+        <w:tc>
+          <w:tcPr>
+            <w:tcW w:w="0" w:type="auto"/>
+            <w:vAlign w:val="center"/>
+            <w:hideMark/>
+          </w:tcPr>
+          <w:p>
+            <w:pPr>
+              <w:spacing w:before="240" w:after="240" w:line="240" w:lineRule="auto"/>
+              <w:rPr>
+                <w:rFonts w:eastAsia="Times New Roman" w:cs="Times New Roman"/>
+                <w:b/>
+                <w:bCs/>
+                <w:color w:val="000000"/>
+                <w:kern w:val="0"/>
+                <w14:ligatures w14:val="none"/>
+              </w:rPr>
+            </w:pPr>
+            <w:r>
+              <w:rPr>
+                <w:rFonts w:eastAsia="Times New Roman" w:cs="Times New Roman"/>
+                <w:b/>
+                <w:bCs/>
+                <w:color w:val="000000"/>
+                <w:kern w:val="0"/>
+                <w14:ligatures w14:val="none"/>
+              </w:rPr>
+              <w:t>Component</w:t>
+            </w:r>
+          </w:p>
+        </w:tc>
+        <w:tc>
+          <w:tcPr>
+            <w:tcW w:w="0" w:type="auto"/>
+            <w:vAlign w:val="center"/>
+            <w:hideMark/>
+          </w:tcPr>
+          <w:p>
+            <w:pPr>
+              <w:spacing w:before="240" w:after="240" w:line="240" w:lineRule="auto"/>
+              <w:rPr>
+                <w:rFonts w:eastAsia="Times New Roman" w:cs="Times New Roman"/>
+                <w:b/>
+                <w:bCs/>
+                <w:color w:val="000000"/>
+                <w:kern w:val="0"/>
+                <w14:ligatures w14:val="none"/>
+              </w:rPr>
+            </w:pPr>
+            <w:r>
+              <w:rPr>
+                <w:rFonts w:eastAsia="Times New Roman" w:cs="Times New Roman"/>
+                <w:b/>
+                <w:bCs/>
+                <w:color w:val="000000"/>
+                <w:kern w:val="0"/>
+                <w14:ligatures w14:val="none"/>
+              </w:rPr>
+              <w:t>Talks To</w:t>
+            </w:r>
+          </w:p>
+        </w:tc>
+        <w:tc>
+          <w:tcPr>
+            <w:tcW w:w="0" w:type="auto"/>
+            <w:vAlign w:val="center"/>
+            <w:hideMark/>
+          </w:tcPr>
+          <w:p>
+            <w:pPr>
+              <w:spacing w:before="240" w:after="240" w:line="240" w:lineRule="auto"/>
+              <w:rPr>
+                <w:rFonts w:eastAsia="Times New Roman" w:cs="Times New Roman"/>
+                <w:b/>
+                <w:bCs/>
+                <w:color w:val="000000"/>
+                <w:kern w:val="0"/>
+                <w14:ligatures w14:val="none"/>
+              </w:rPr>
+            </w:pPr>
+            <w:r>
+              <w:rPr>
+                <w:rFonts w:eastAsia="Times New Roman" w:cs="Times New Roman"/>
+                <w:b/>
+                <w:bCs/>
+                <w:color w:val="000000"/>
+                <w:kern w:val="0"/>
+                <w14:ligatures w14:val="none"/>
+              </w:rPr>
+              <w:t>Why</w:t>
+            </w:r>
+          </w:p>
+        </w:tc>
+      </w:tr>
+      <w:tr>
+        <w:trPr>
+          <w:tblCellSpacing w:w="15" w:type="dxa"/>
+        </w:trPr>
+        <w:tc>
+          <w:tcPr>
+            <w:tcW w:w="0" w:type="auto"/>
+            <w:vAlign w:val="center"/>
+            <w:hideMark/>
+          </w:tcPr>
+          <w:p>
+            <w:pPr>
+              <w:spacing w:before="240" w:after="240" w:line="240" w:lineRule="auto"/>
+              <w:rPr>
+                <w:rFonts w:eastAsia="Times New Roman" w:cs="Times New Roman"/>
+                <w:color w:val="000000"/>
+                <w:kern w:val="0"/>
+                <w14:ligatures w14:val="none"/>
+              </w:rPr>
+            </w:pPr>
+            <w:r>
+              <w:rPr>
+                <w:rFonts w:eastAsia="Times New Roman" w:cs="Times New Roman"/>
+                <w:b/>
+                <w:bCs/>
+                <w:color w:val="000000"/>
+                <w:kern w:val="0"/>
+                <w14:ligatures w14:val="none"/>
+              </w:rPr>
+              <w:t>operator, kubescape, kubevuln</w:t>
+            </w:r>
+          </w:p>
+        </w:tc>
+        <w:tc>
+          <w:tcPr>
+            <w:tcW w:w="0" w:type="auto"/>
+            <w:vAlign w:val="center"/>
+            <w:hideMark/>
+          </w:tcPr>
+          <w:p>
+            <w:pPr>
+              <w:spacing w:before="240" w:after="240" w:line="240" w:lineRule="auto"/>
+              <w:rPr>
+                <w:rFonts w:eastAsia="Times New Roman" w:cs="Times New Roman"/>
+                <w:color w:val="000000"/>
+                <w:kern w:val="0"/>
+                <w14:ligatures w14:val="none"/>
+              </w:rPr>
+            </w:pPr>
+            <w:r>
+              <w:rPr>
+                <w:rFonts w:eastAsia="Times New Roman" w:cs="Times New Roman"/>
+                <w:b/>
+                <w:bCs/>
+                <w:color w:val="000000"/>
+                <w:kern w:val="0"/>
+                <w14:ligatures w14:val="none"/>
+              </w:rPr>
+              <w:t>Kubernetes API server only</w:t>
+            </w:r>
+          </w:p>
+        </w:tc>
+        <w:tc>
+          <w:tcPr>
+            <w:tcW w:w="0" w:type="auto"/>
+            <w:vAlign w:val="center"/>
+            <w:hideMark/>
+          </w:tcPr>
+          <w:p>
+            <w:pPr>
+              <w:spacing w:before="240" w:after="240" w:line="240" w:lineRule="auto"/>
+              <w:rPr>
+                <w:rFonts w:eastAsia="Times New Roman" w:cs="Times New Roman"/>
+                <w:color w:val="000000"/>
+                <w:kern w:val="0"/>
+                <w14:ligatures w14:val="none"/>
+              </w:rPr>
+            </w:pPr>
+            <w:r>
+              <w:rPr>
+                <w:rFonts w:eastAsia="Times New Roman" w:cs="Times New Roman"/>
+                <w:color w:val="000000"/>
+                <w:kern w:val="0"/>
+                <w14:ligatures w14:val="none"/>
+              </w:rPr>
+              <w:t>They fetch pod/secret/config data </w:t>
+            </w:r>
+            <w:r>
+              <w:rPr>
+                <w:rFonts w:eastAsia="Times New Roman" w:cs="Times New Roman"/>
+                <w:i/>
+                <w:iCs/>
+                <w:color w:val="000000"/>
+                <w:kern w:val="0"/>
+                <w14:ligatures w14:val="none"/>
+              </w:rPr>
+              <w:t>through the API</w:t>
+            </w:r>
+            <w:r>
+              <w:rPr>
+                <w:rFonts w:eastAsia="Times New Roman" w:cs="Times New Roman"/>
+                <w:color w:val="000000"/>
+                <w:kern w:val="0"/>
+                <w14:ligatures w14:val="none"/>
+              </w:rPr>
+              <w:t>, not by connecting to pods directly</w:t>
+            </w:r>
+          </w:p>
+        </w:tc>
+      </w:tr>
+      <w:tr>
+        <w:trPr>
+          <w:tblCellSpacing w:w="15" w:type="dxa"/>
+        </w:trPr>
+        <w:tc>
+          <w:tcPr>
+            <w:tcW w:w="0" w:type="auto"/>
+            <w:vAlign w:val="center"/>
+            <w:hideMark/>
+          </w:tcPr>
+          <w:p>
+            <w:pPr>
+              <w:spacing w:before="240" w:after="240" w:line="240" w:lineRule="auto"/>
+              <w:rPr>
+                <w:rFonts w:eastAsia="Times New Roman" w:cs="Times New Roman"/>
+                <w:color w:val="000000"/>
+                <w:kern w:val="0"/>
+                <w14:ligatures w14:val="none"/>
+              </w:rPr>
+            </w:pPr>
+            <w:r>
+              <w:rPr>
+                <w:rFonts w:eastAsia="Times New Roman" w:cs="Times New Roman"/>
+                <w:b/>
+                <w:bCs/>
+                <w:color w:val="000000"/>
+                <w:kern w:val="0"/>
+                <w14:ligatures w14:val="none"/>
+              </w:rPr>
+              <w:t>node-agent</w:t>
+            </w:r>
+          </w:p>
+        </w:tc>
+        <w:tc>
+          <w:tcPr>
+            <w:tcW w:w="0" w:type="auto"/>
+            <w:vAlign w:val="center"/>
+            <w:hideMark/>
+          </w:tcPr>
+          <w:p>
+            <w:pPr>
+              <w:spacing w:before="240" w:after="240" w:line="240" w:lineRule="auto"/>
+              <w:rPr>
+                <w:rFonts w:eastAsia="Times New Roman" w:cs="Times New Roman"/>
+                <w:color w:val="000000"/>
+                <w:kern w:val="0"/>
+                <w14:ligatures w14:val="none"/>
+              </w:rPr>
+            </w:pPr>
+            <w:r>
+              <w:rPr>
+                <w:rFonts w:eastAsia="Times New Roman" w:cs="Times New Roman"/>
+                <w:b/>
+                <w:bCs/>
+                <w:color w:val="000000"/>
+                <w:kern w:val="0"/>
+                <w14:ligatures w14:val="none"/>
+              </w:rPr>
+              <w:t>Local node's kubelet + container runtime (on the same node)</w:t>
+            </w:r>
+            <w:r>
+              <w:rPr>
+                <w:rFonts w:eastAsia="Times New Roman" w:cs="Times New Roman"/>
+                <w:color w:val="000000"/>
+                <w:kern w:val="0"/>
+                <w14:ligatures w14:val="none"/>
+              </w:rPr>
+              <w:t>, not other pods</w:t>
+            </w:r>
+          </w:p>
+        </w:tc>
+        <w:tc>
+          <w:tcPr>
+            <w:tcW w:w="0" w:type="auto"/>
+            <w:vAlign w:val="center"/>
+            <w:hideMark/>
+          </w:tcPr>
+          <w:p>
+            <w:pPr>
+              <w:spacing w:before="240" w:after="240" w:line="240" w:lineRule="auto"/>
+              <w:rPr>
+                <w:rFonts w:eastAsia="Times New Roman" w:cs="Times New Roman"/>
+                <w:color w:val="000000"/>
+                <w:kern w:val="0"/>
+                <w14:ligatures w14:val="none"/>
+              </w:rPr>
+            </w:pPr>
+            <w:r>
+              <w:rPr>
+                <w:rFonts w:eastAsia="Times New Roman" w:cs="Times New Roman"/>
+                <w:color w:val="000000"/>
+                <w:kern w:val="0"/>
+                <w14:ligatures w14:val="none"/>
+              </w:rPr>
+              <w:t>It inspects the node it's running on (processes, files, runtime behavior) — this happens locally on the host, not over pod-to-pod network calls</w:t>
+            </w:r>
+          </w:p>
+        </w:tc>
+      </w:tr>
+      <w:tr>
+        <w:trPr>
+          <w:tblCellSpacing w:w="15" w:type="dxa"/>
+        </w:trPr>
+        <w:tc>
+          <w:tcPr>
+            <w:tcW w:w="0" w:type="auto"/>
+            <w:vAlign w:val="center"/>
+            <w:hideMark/>
+          </w:tcPr>
+          <w:p>
+            <w:pPr>
+              <w:spacing w:before="240" w:after="240" w:line="240" w:lineRule="auto"/>
+              <w:rPr>
+                <w:rFonts w:eastAsia="Times New Roman" w:cs="Times New Roman"/>
+                <w:color w:val="000000"/>
+                <w:kern w:val="0"/>
+                <w14:ligatures w14:val="none"/>
+              </w:rPr>
+            </w:pPr>
+            <w:r>
+              <w:rPr>
+                <w:rFonts w:eastAsia="Times New Roman" w:cs="Times New Roman"/>
+                <w:b/>
+                <w:bCs/>
+                <w:color w:val="000000"/>
+                <w:kern w:val="0"/>
+                <w14:ligatures w14:val="none"/>
+              </w:rPr>
+              <w:t>storage</w:t>
+            </w:r>
+          </w:p>
+        </w:tc>
+        <w:tc>
+          <w:tcPr>
+            <w:tcW w:w="0" w:type="auto"/>
+            <w:vAlign w:val="center"/>
+            <w:hideMark/>
+          </w:tcPr>
+          <w:p>
+            <w:pPr>
+              <w:spacing w:before="240" w:after="240" w:line="240" w:lineRule="auto"/>
+              <w:rPr>
+                <w:rFonts w:eastAsia="Times New Roman" w:cs="Times New Roman"/>
+                <w:color w:val="000000"/>
+                <w:kern w:val="0"/>
+                <w14:ligatures w14:val="none"/>
+              </w:rPr>
+            </w:pPr>
+            <w:r>
+              <w:rPr>
+                <w:rFonts w:eastAsia="Times New Roman" w:cs="Times New Roman"/>
+                <w:b/>
+                <w:bCs/>
+                <w:color w:val="000000"/>
+                <w:kern w:val="0"/>
+                <w14:ligatures w14:val="none"/>
+              </w:rPr>
+              <w:t>API server</w:t>
+            </w:r>
+            <w:r>
+              <w:rPr>
+                <w:rFonts w:eastAsia="Times New Roman" w:cs="Times New Roman"/>
+                <w:color w:val="000000"/>
+                <w:kern w:val="0"/>
+                <w14:ligatures w14:val="none"/>
+              </w:rPr>
+              <w:t> (exposes an aggregated API)</w:t>
+            </w:r>
+          </w:p>
+        </w:tc>
+        <w:tc>
+          <w:tcPr>
+            <w:tcW w:w="0" w:type="auto"/>
+            <w:vAlign w:val="center"/>
+            <w:hideMark/>
+          </w:tcPr>
+          <w:p>
+            <w:pPr>
+              <w:spacing w:before="240" w:after="240" w:line="240" w:lineRule="auto"/>
+              <w:rPr>
+                <w:rFonts w:eastAsia="Times New Roman" w:cs="Times New Roman"/>
+                <w:color w:val="000000"/>
+                <w:kern w:val="0"/>
+                <w14:ligatures w14:val="none"/>
+              </w:rPr>
+            </w:pPr>
+            <w:r>
+              <w:rPr>
+                <w:rFonts w:eastAsia="Times New Roman" w:cs="Times New Roman"/>
+                <w:color w:val="000000"/>
+                <w:kern w:val="0"/>
+                <w14:ligatures w14:val="none"/>
+              </w:rPr>
+              <w:t>Just serves data back to other Kubescape components via the API</w:t>
+            </w:r>
+          </w:p>
+        </w:tc>
+      </w:tr>
+    </w:tbl>
+    <w:p>
+      <w:pPr>
+        <w:spacing w:before="240" w:after="240" w:line="240" w:lineRule="auto"/>
+        <w:rPr>
+          <w:rFonts w:eastAsia="Times New Roman" w:cs="Times New Roman"/>
+          <w:color w:val="000000"/>
+          <w:kern w:val="0"/>
+          <w14:ligatures w14:val="none"/>
+        </w:rPr>
+      </w:pPr>
+    </w:p>
+    <w:p>
+      <w:pPr>
+        <w:spacing w:before="240" w:after="240" w:line="240" w:lineRule="auto"/>
+        <w:rPr>
+          <w:rFonts w:eastAsia="Times New Roman" w:cs="Times New Roman"/>
+          <w:color w:val="000000"/>
+          <w:kern w:val="0"/>
+          <w14:ligatures w14:val="none"/>
+        </w:rPr>
+      </w:pPr>
+      <w:r>
+        <w:rPr>
+          <w:rFonts w:eastAsia="Times New Roman" w:cs="Times New Roman"/>
+          <w:color w:val="000000"/>
+          <w:kern w:val="0"/>
+          <w14:ligatures w14:val="none"/>
+        </w:rPr>
+        <w:t>Writing egress file</w:t>
+      </w:r>
+      <w:r>
+        <w:rPr>
+          <w:rFonts w:eastAsia="Times New Roman" w:cs="Times New Roman"/>
+          <w:color w:val="000000"/>
+          <w:kern w:val="0"/>
+          <w14:ligatures w14:val="none"/>
+        </w:rPr>
+        <w:t xml:space="preserve"> for securing kubescape from data extrafiliation</w:t>
+      </w:r>
+      <w:r>
+        <w:rPr>
+          <w:rFonts w:eastAsia="Times New Roman" w:cs="Times New Roman"/>
+          <w:color w:val="000000"/>
+          <w:kern w:val="0"/>
+          <w14:ligatures w14:val="none"/>
+        </w:rPr>
+        <w:t>..</w:t>
+      </w:r>
+    </w:p>
+    <w:p>
+      <w:pPr>
+        <w:spacing w:before="240" w:after="240" w:line="240" w:lineRule="auto"/>
+        <w:rPr>
+          <w:rFonts w:eastAsia="Times New Roman" w:cs="Times New Roman"/>
+          <w:color w:val="000000"/>
+          <w:kern w:val="0"/>
+          <w14:ligatures w14:val="none"/>
+        </w:rPr>
+      </w:pPr>
+    </w:p>
+    <w:p>
+      <w:pPr>
+        <w:spacing w:before="240" w:after="240" w:line="240" w:lineRule="auto"/>
+        <w:rPr>
+          <w:rFonts w:ascii="Arial" w:hAnsi="Arial" w:cs="Arial"/>
+          <w:i/>
+          <w:iCs/>
+          <w:color w:val="000000"/>
+          <w:sz w:val="22"/>
+          <w:szCs w:val="22"/>
+        </w:rPr>
+      </w:pPr>
+      <w:r>
+        <w:rPr>
+          <w:rFonts w:eastAsia="Times New Roman" w:cs="Times New Roman"/>
+          <w:color w:val="000000"/>
+          <w:kern w:val="0"/>
+          <w14:ligatures w14:val="none"/>
+        </w:rPr>
+        <w:t xml:space="preserve">Implementing kyverno for cluster policies </w:t>
+      </w:r>
+      <w:r>
+        <w:rPr>
+          <w:rFonts w:eastAsia="Times New Roman" w:cs="Times New Roman"/>
+          <w:color w:val="000000"/>
+          <w:kern w:val="0"/>
+          <w14:ligatures w14:val="none"/>
+        </w:rPr>
+        <w:t>livness requireement</w:t>
+      </w:r>
+      <w:r>
+        <w:rPr>
+          <w:rFonts w:ascii="Arial" w:hAnsi="Arial" w:cs="Arial"/>
+          <w:color w:val="000000"/>
+          <w:sz w:val="22"/>
+          <w:szCs w:val="22"/>
+        </w:rPr>
+        <w:t xml:space="preserve"> </w:t>
+      </w:r>
+      <w:r>
+        <w:rPr>
+          <w:rFonts w:ascii="Arial" w:hAnsi="Arial" w:cs="Arial"/>
+          <w:color w:val="000000"/>
+          <w:sz w:val="22"/>
+          <w:szCs w:val="22"/>
+        </w:rPr>
+        <w:t xml:space="preserve"> enforce </w:t>
+      </w:r>
+      <w:r>
+        <w:rPr>
+          <w:rFonts w:ascii="Arial" w:hAnsi="Arial" w:cs="Arial"/>
+          <w:i/>
+          <w:iCs/>
+          <w:color w:val="000000"/>
+          <w:sz w:val="22"/>
+          <w:szCs w:val="22"/>
+        </w:rPr>
+        <w:t>rules about what any workload in your cluster is allowed to do</w:t>
+      </w:r>
+    </w:p>
+    <w:p>
+      <w:pPr>
+        <w:spacing w:before="240" w:after="240" w:line="240" w:lineRule="auto"/>
+        <w:rPr>
+          <w:rFonts w:ascii="Arial" w:hAnsi="Arial" w:cs="Arial"/>
+          <w:i/>
+          <w:iCs/>
+          <w:color w:val="000000"/>
+          <w:sz w:val="22"/>
+          <w:szCs w:val="22"/>
+        </w:rPr>
+      </w:pPr>
+    </w:p>
+    <w:p>
+      <w:pPr>
+        <w:spacing w:before="240" w:after="240" w:line="240" w:lineRule="auto"/>
+        <w:rPr>
+          <w:rFonts w:ascii="Arial" w:hAnsi="Arial" w:cs="Arial"/>
+          <w:i/>
+          <w:iCs/>
+          <w:color w:val="000000"/>
+          <w:sz w:val="22"/>
+          <w:szCs w:val="22"/>
+        </w:rPr>
+      </w:pPr>
+      <w:r>
+        <w:rPr>
+          <w:rFonts w:ascii="Arial" w:hAnsi="Arial" w:cs="Arial"/>
+          <w:i/>
+          <w:iCs/>
+          <w:color w:val="000000"/>
+          <w:sz w:val="22"/>
+          <w:szCs w:val="22"/>
+        </w:rPr>
+        <w:t>Writing seccomp</w:t>
+      </w:r>
+    </w:p>
+    <w:p>
+      <w:pPr>
+        <w:spacing w:before="240" w:after="240" w:line="240" w:lineRule="auto"/>
+        <w:rPr>
+          <w:rFonts w:ascii="Arial" w:hAnsi="Arial" w:cs="Arial"/>
+          <w:i/>
+          <w:iCs/>
+          <w:color w:val="000000"/>
+          <w:sz w:val="22"/>
+          <w:szCs w:val="22"/>
+        </w:rPr>
+      </w:pPr>
+      <w:r>
+        <w:rPr>
+          <w:rFonts w:ascii="Arial" w:hAnsi="Arial" w:cs="Arial"/>
+          <w:i/>
+          <w:iCs/>
+          <w:color w:val="000000"/>
+          <w:sz w:val="22"/>
+          <w:szCs w:val="22"/>
+        </w:rPr>
+        <w:t>Kubescap final scan score</w:t>
+      </w:r>
+    </w:p>
+    <w:p>
+      <w:pPr>
+        <w:spacing w:before="240" w:after="240" w:line="240" w:lineRule="auto"/>
+        <w:rPr>
+          <w:rFonts w:eastAsia="Times New Roman" w:cs="Times New Roman"/>
+          <w:color w:val="000000"/>
+          <w:kern w:val="0"/>
+          <w14:ligatures w14:val="none"/>
+        </w:rPr>
+      </w:pPr>
+      <w:r>
+        <w:rPr>
+          <w:rFonts w:eastAsia="Times New Roman" w:cs="Times New Roman"/>
+          <w:color w:val="000000"/>
+          <w:kern w:val="0"/>
+          <w14:ligatures w14:val="none"/>
+        </w:rPr>
+        <w:t>The compliance score is calculated by multiplying control failures by the number of failures against supported compliance frameworks. Remediate controls, or configure your cluster baseline with exceptions, to improve this score.</w:t>
+      </w:r>
+    </w:p>
+    <w:p>
+      <w:pPr>
+        <w:spacing w:before="240" w:after="240" w:line="240" w:lineRule="auto"/>
+        <w:rPr>
+          <w:rFonts w:eastAsia="Times New Roman" w:cs="Times New Roman"/>
+          <w:color w:val="000000"/>
+          <w:kern w:val="0"/>
+          <w14:ligatures w14:val="none"/>
+        </w:rPr>
+      </w:pPr>
+    </w:p>
+    <w:p>
+      <w:pPr>
+        <w:spacing w:before="240" w:after="240" w:line="240" w:lineRule="auto"/>
+        <w:rPr>
+          <w:rFonts w:eastAsia="Times New Roman" w:cs="Times New Roman"/>
+          <w:color w:val="000000"/>
+          <w:kern w:val="0"/>
+          <w14:ligatures w14:val="none"/>
+        </w:rPr>
+      </w:pPr>
+      <w:r>
+        <w:rPr>
+          <w:rFonts w:eastAsia="Times New Roman" w:cs="Times New Roman"/>
+          <w:color w:val="000000"/>
+          <w:kern w:val="0"/>
+          <w14:ligatures w14:val="none"/>
+        </w:rPr>
+        <w:t>* MITRE: 85.89%</w:t>
+      </w:r>
+    </w:p>
+    <w:p>
+      <w:pPr>
+        <w:spacing w:before="240" w:after="240" w:line="240" w:lineRule="auto"/>
+        <w:rPr>
+          <w:rFonts w:eastAsia="Times New Roman" w:cs="Times New Roman"/>
+          <w:color w:val="000000"/>
+          <w:kern w:val="0"/>
+          <w14:ligatures w14:val="none"/>
+        </w:rPr>
+      </w:pPr>
+      <w:r>
+        <w:rPr>
+          <w:rFonts w:eastAsia="Times New Roman" w:cs="Times New Roman"/>
+          <w:color w:val="000000"/>
+          <w:kern w:val="0"/>
+          <w14:ligatures w14:val="none"/>
+        </w:rPr>
+        <w:t>* NSA: 88.30%</w:t>
+      </w:r>
+    </w:p>
+    <w:p>
+      <w:pPr>
+        <w:spacing w:before="240" w:after="240" w:line="240" w:lineRule="auto"/>
+        <w:rPr>
+          <w:rFonts w:eastAsia="Times New Roman" w:cs="Times New Roman"/>
+          <w:color w:val="000000"/>
+          <w:kern w:val="0"/>
+          <w14:ligatures w14:val="none"/>
+        </w:rPr>
+      </w:pPr>
+    </w:p>
+    <w:p>
+      <w:pPr>
+        <w:spacing w:before="240" w:after="240" w:line="240" w:lineRule="auto"/>
+        <w:rPr>
+          <w:rFonts w:eastAsia="Times New Roman" w:cs="Times New Roman"/>
+          <w:color w:val="000000"/>
+          <w:kern w:val="0"/>
+          <w14:ligatures w14:val="none"/>
+        </w:rPr>
+      </w:pPr>
+      <w:r>
+        <w:rPr>
+          <w:rFonts w:eastAsia="Times New Roman" w:cs="Times New Roman"/>
+          <w:color w:val="000000"/>
+          <w:kern w:val="0"/>
+          <w14:ligatures w14:val="none"/>
+        </w:rPr>
+        <w:t>View a full compliance report by running '$ kubescape scan framework nsa' or '$ kubescape scan framework mitre'</w:t>
+      </w:r>
+    </w:p>
+    <w:p>
+      <w:pPr>
+        <w:spacing w:before="240" w:after="240" w:line="240" w:lineRule="auto"/>
+        <w:rPr>
+          <w:rFonts w:eastAsia="Times New Roman" w:cs="Times New Roman"/>
+          <w:color w:val="000000"/>
+          <w:kern w:val="0"/>
+          <w14:ligatures w14:val="none"/>
+        </w:rPr>
+      </w:pPr>
+    </w:p>
+    <w:p>
+      <w:pPr>
+        <w:spacing w:before="240" w:after="240" w:line="240" w:lineRule="auto"/>
+        <w:rPr>
+          <w:rFonts w:eastAsia="Times New Roman" w:cs="Times New Roman"/>
+          <w:color w:val="000000"/>
+          <w:kern w:val="0"/>
+          <w14:ligatures w14:val="none"/>
+        </w:rPr>
+      </w:pPr>
+    </w:p>
+    <w:p>
+      <w:pPr>
+        <w:spacing w:before="240" w:after="240" w:line="240" w:lineRule="auto"/>
+        <w:rPr>
+          <w:rFonts w:eastAsia="Times New Roman" w:cs="Times New Roman"/>
+          <w:color w:val="000000"/>
+          <w:kern w:val="0"/>
+          <w14:ligatures w14:val="none"/>
+        </w:rPr>
+      </w:pPr>
+      <w:r>
+        <w:rPr>
+          <w:rFonts w:eastAsia="Times New Roman" w:cs="Times New Roman"/>
+          <w:color w:val="000000"/>
+          <w:kern w:val="0"/>
+          <w14:ligatures w14:val="none"/>
+        </w:rPr>
+        <w:t>Changing project name in the cv</w:t>
+      </w:r>
+    </w:p>
+    <w:p>
+      <w:pPr>
+        <w:spacing w:before="240" w:after="240" w:line="240" w:lineRule="auto"/>
+        <w:rPr>
+          <w:rFonts w:eastAsia="Times New Roman" w:cs="Times New Roman"/>
+          <w:color w:val="000000"/>
+          <w:kern w:val="0"/>
+          <w14:ligatures w14:val="none"/>
+        </w:rPr>
+      </w:pPr>
+    </w:p>
+    <w:p>
+      <w:pPr>
+        <w:spacing w:before="240" w:after="240" w:line="240" w:lineRule="auto"/>
+        <w:rPr>
+          <w:rFonts w:eastAsia="Times New Roman" w:cs="Times New Roman"/>
+          <w:color w:val="000000"/>
+          <w:kern w:val="0"/>
+          <w:lang w:val="en-US"/>
+          <w14:ligatures w14:val="none"/>
+        </w:rPr>
+      </w:pPr>
+      <w:r>
+        <w:rPr>
+          <w:rFonts w:eastAsia="Times New Roman" w:cs="Times New Roman"/>
+          <w:color w:val="000000"/>
+          <w:kern w:val="0"/>
+          <w:lang w:val="en-US"/>
+          <w14:ligatures w14:val="none"/>
+        </w:rPr>
+        <w:t xml:space="preserve">Project architecture changing creating namespaces labeling nodes , tainting tolerating configuring kyverno for auto routing </w:t>
+      </w:r>
+    </w:p>
+    <w:p>
+      <w:pPr>
+        <w:spacing w:before="240" w:after="240" w:line="240" w:lineRule="auto"/>
+        <w:rPr>
+          <w:rFonts w:eastAsia="Times New Roman" w:cs="Times New Roman"/>
+          <w:color w:val="000000"/>
+          <w:kern w:val="0"/>
+          <w:lang w:val="en-US"/>
+          <w14:ligatures w14:val="none"/>
+        </w:rPr>
+      </w:pPr>
+      <w:r>
+        <w:rPr>
+          <w:rFonts w:eastAsia="Times New Roman" w:cs="Times New Roman"/>
+          <w:color w:val="000000"/>
+          <w:kern w:val="0"/>
+          <w:lang w:val="en-US"/>
+          <w14:ligatures w14:val="none"/>
+        </w:rPr>
+        <w:t>Applying network policies in the correct ns</w:t>
+      </w:r>
+    </w:p>
+    <w:p>
+      <w:pPr>
+        <w:spacing w:before="240" w:after="240" w:line="240" w:lineRule="auto"/>
+        <w:rPr>
+          <w:rFonts w:eastAsia="Times New Roman" w:cs="Times New Roman"/>
+          <w:color w:val="000000"/>
+          <w:kern w:val="0"/>
+          <w:lang w:val="en-US"/>
+          <w14:ligatures w14:val="none"/>
+        </w:rPr>
+      </w:pPr>
+      <w:r>
+        <w:rPr>
+          <w:rFonts w:eastAsia="Times New Roman" w:cs="Times New Roman"/>
+          <w:color w:val="000000"/>
+          <w:kern w:val="0"/>
+          <w:lang w:val="en-US"/>
+          <w14:ligatures w14:val="none"/>
+        </w:rPr>
+        <w:t>We need to add notes in kyverno that we need to exclude things like postegers for exemple</w:t>
+      </w:r>
+    </w:p>
+    <w:p>
+      <w:pPr>
+        <w:spacing w:before="240" w:after="240" w:line="240" w:lineRule="auto"/>
+        <w:rPr>
+          <w:rFonts w:eastAsia="Times New Roman" w:cs="Times New Roman"/>
+          <w:color w:val="000000"/>
+          <w:kern w:val="0"/>
+          <w:lang w:val="en-US"/>
+          <w14:ligatures w14:val="none"/>
+        </w:rPr>
+      </w:pPr>
+      <w:r>
+        <w:rPr>
+          <w:rFonts w:eastAsia="Times New Roman" w:cs="Times New Roman"/>
+          <w:color w:val="000000"/>
+          <w:kern w:val="0"/>
+          <w:lang w:val="en-US"/>
+          <w14:ligatures w14:val="none"/>
+        </w:rPr>
+        <w:t>Introducing kyverno policies .. explaining them..</w:t>
+      </w:r>
+    </w:p>
+    <w:p>
+      <w:pPr>
+        <w:spacing w:before="240" w:after="240" w:line="240" w:lineRule="auto"/>
+        <w:rPr>
+          <w:rFonts w:eastAsia="Times New Roman" w:cs="Times New Roman"/>
+          <w:color w:val="000000"/>
+          <w:kern w:val="0"/>
+          <w:lang w:val="en-US"/>
+          <w14:ligatures w14:val="none"/>
+        </w:rPr>
+      </w:pPr>
+      <w:r>
+        <w:rPr>
+          <w:rFonts w:eastAsia="Times New Roman" w:cs="Times New Roman"/>
+          <w:color w:val="000000"/>
+          <w:kern w:val="0"/>
+          <w:lang w:val="en-US"/>
+          <w14:ligatures w14:val="none"/>
+        </w:rPr>
+        <w:t>Applying kyverno policies..</w:t>
+      </w:r>
+    </w:p>
+    <w:p>
+      <w:pPr>
+        <w:spacing w:before="240" w:after="240" w:line="240" w:lineRule="auto"/>
+        <w:rPr>
+          <w:rFonts w:eastAsia="Times New Roman" w:cs="Times New Roman"/>
+          <w:color w:val="000000"/>
+          <w:kern w:val="0"/>
+          <w:lang w:val="en-US"/>
+          <w14:ligatures w14:val="none"/>
+        </w:rPr>
+      </w:pPr>
+    </w:p>
+    <w:p>
+      <w:pPr>
+        <w:spacing w:before="240" w:after="240" w:line="240" w:lineRule="auto"/>
+        <w:rPr>
+          <w:rFonts w:eastAsia="Times New Roman" w:cs="Times New Roman"/>
+          <w:color w:val="000000"/>
+          <w:kern w:val="0"/>
+          <w:lang w:val="en-US"/>
+          <w14:ligatures w14:val="none"/>
+        </w:rPr>
+      </w:pPr>
+      <w:r>
+        <w:rPr>
+          <w:rFonts w:eastAsia="Times New Roman" w:cs="Times New Roman"/>
+          <w:color w:val="000000"/>
+          <w:kern w:val="0"/>
+          <w:lang w:val="en-US"/>
+          <w14:ligatures w14:val="none"/>
+        </w:rPr>
+        <w:t>Introduction the new architecture ..</w:t>
+      </w:r>
+    </w:p>
+    <w:p>
+      <w:pPr>
+        <w:spacing w:before="240" w:after="240" w:line="240" w:lineRule="auto"/>
+        <w:rPr>
+          <w:rFonts w:eastAsia="Times New Roman" w:cs="Times New Roman"/>
+          <w:color w:val="000000"/>
+          <w:kern w:val="0"/>
+          <w:lang w:val="en-US"/>
+          <w14:ligatures w14:val="none"/>
+        </w:rPr>
+      </w:pPr>
+    </w:p>
+    <w:p>
+      <w:pPr>
+        <w:spacing w:before="240" w:after="240" w:line="240" w:lineRule="auto"/>
+        <w:rPr>
+          <w:rFonts w:ascii="Times New Roman" w:eastAsia="Times New Roman" w:hAnsi="Times New Roman" w:cs="Times New Roman"/>
+          <w:color w:val="000000"/>
+          <w:kern w:val="0"/>
+          <w14:ligatures w14:val="none"/>
+        </w:rPr>
+      </w:pPr>
+      <w:r>
+        <w:rPr>
+          <w:rFonts w:ascii="Arial" w:eastAsia="Times New Roman" w:hAnsi="Arial" w:cs="Arial"/>
+          <w:color w:val="000000"/>
+          <w:kern w:val="0"/>
+          <w:shd w:val="clear" w:color="auto" w:fill="FFF2CC"/>
+          <w14:ligatures w14:val="none"/>
+        </w:rPr>
+        <w:t>architecting the project:</w:t>
+      </w:r>
+    </w:p>
+    <w:p>
+      <w:pPr>
+        <w:spacing w:before="240" w:after="240" w:line="240" w:lineRule="auto"/>
+        <w:rPr>
+          <w:rFonts w:ascii="Times New Roman" w:eastAsia="Times New Roman" w:hAnsi="Times New Roman" w:cs="Times New Roman"/>
+          <w:color w:val="000000"/>
+          <w:kern w:val="0"/>
+          <w14:ligatures w14:val="none"/>
+        </w:rPr>
+      </w:pPr>
+      <w:r>
+        <w:rPr>
+          <w:rFonts w:ascii="Arial" w:eastAsia="Times New Roman" w:hAnsi="Arial" w:cs="Arial"/>
+          <w:color w:val="000000"/>
+          <w:kern w:val="0"/>
+          <w:shd w:val="clear" w:color="auto" w:fill="FFF2CC"/>
+          <w14:ligatures w14:val="none"/>
+        </w:rPr>
+        <w:t>1 node for prod</w:t>
+      </w:r>
+    </w:p>
+    <w:p>
+      <w:pPr>
+        <w:spacing w:before="240" w:after="240" w:line="240" w:lineRule="auto"/>
+        <w:rPr>
+          <w:rFonts w:ascii="Times New Roman" w:eastAsia="Times New Roman" w:hAnsi="Times New Roman" w:cs="Times New Roman"/>
+          <w:color w:val="000000"/>
+          <w:kern w:val="0"/>
+          <w14:ligatures w14:val="none"/>
+        </w:rPr>
+      </w:pPr>
+      <w:r>
+        <w:rPr>
+          <w:rFonts w:ascii="Arial" w:eastAsia="Times New Roman" w:hAnsi="Arial" w:cs="Arial"/>
+          <w:color w:val="000000"/>
+          <w:kern w:val="0"/>
+          <w:shd w:val="clear" w:color="auto" w:fill="FFF2CC"/>
+          <w14:ligatures w14:val="none"/>
+        </w:rPr>
+        <w:t>1 node for dev test / contain ci cd tools installed ( local runner )</w:t>
+      </w:r>
+      <w:r>
+        <w:rPr>
+          <w:rFonts w:ascii="Arial" w:eastAsia="Times New Roman" w:hAnsi="Arial" w:cs="Arial"/>
+          <w:color w:val="000000"/>
+          <w:kern w:val="0"/>
+          <w:shd w:val="clear" w:color="auto" w:fill="FFF2CC"/>
+          <w14:ligatures w14:val="none"/>
+        </w:rPr>
+        <w:t xml:space="preserve"> worker154</w:t>
+      </w:r>
+    </w:p>
+    <w:p>
+      <w:pPr>
+        <w:spacing w:before="240" w:after="240" w:line="240" w:lineRule="auto"/>
+        <w:rPr>
+          <w:rFonts w:ascii="Times New Roman" w:eastAsia="Times New Roman" w:hAnsi="Times New Roman" w:cs="Times New Roman"/>
+          <w:color w:val="000000"/>
+          <w:kern w:val="0"/>
+          <w14:ligatures w14:val="none"/>
+        </w:rPr>
+      </w:pPr>
+      <w:r>
+        <w:rPr>
+          <w:rFonts w:ascii="Arial" w:eastAsia="Times New Roman" w:hAnsi="Arial" w:cs="Arial"/>
+          <w:color w:val="000000"/>
+          <w:kern w:val="0"/>
+          <w:shd w:val="clear" w:color="auto" w:fill="FFF2CC"/>
+          <w14:ligatures w14:val="none"/>
+        </w:rPr>
+        <w:t xml:space="preserve">1 controle plane contains observability tools </w:t>
+      </w:r>
+    </w:p>
+    <w:p>
+      <w:pPr>
+        <w:spacing w:after="240" w:line="240" w:lineRule="auto"/>
+        <w:rPr>
+          <w:rFonts w:ascii="Times New Roman" w:eastAsia="Times New Roman" w:hAnsi="Times New Roman" w:cs="Times New Roman"/>
+          <w:kern w:val="0"/>
+          <w14:ligatures w14:val="none"/>
+        </w:rPr>
+      </w:pPr>
+      <w:r>
+        <w:rPr>
+          <w:rFonts w:ascii="Arial" w:hAnsi="Arial" w:cs="Arial"/>
+          <w:noProof/>
+          <w:color w:val="000000"/>
+          <w:shd w:val="clear" w:color="auto" w:fill="D9EAD3"/>
+        </w:rPr>
+        <w:lastRenderedPageBreak/>
+        <w:drawing>
+          <wp:inline distT="0" distB="0" distL="0" distR="0" wp14:anchorId="78A0FCF6" wp14:editId="41EE9678">
+            <wp:extent cx="5735320" cy="4467860"/>
+            <wp:effectExtent l="0" t="0" r="5080" b="2540"/>
+            <wp:docPr id="1342257128" name="Picture 21"/>
+            <wp:cNvGraphicFramePr>
+              <a:graphicFrameLocks xmlns:a="http://schemas.openxmlformats.org/drawingml/2006/main" noChangeAspect="1"/>
+            </wp:cNvGraphicFramePr>
+            <a:graphic xmlns:a="http://schemas.openxmlformats.org/drawingml/2006/main">
+              <a:graphicData uri="http://schemas.openxmlformats.org/drawingml/2006/picture">
+                <pic:pic xmlns:pic="http://schemas.openxmlformats.org/drawingml/2006/picture">
+                  <pic:nvPicPr>
+                    <pic:cNvPr id="0" name="Picture 75"/>
+                    <pic:cNvPicPr>
+                      <a:picLocks noChangeAspect="1" noChangeArrowheads="1"/>
+                    </pic:cNvPicPr>
+                  </pic:nvPicPr>
+                  <pic:blipFill>
+                    <a:blip r:embed="rId14" cstate="print">
+                      <a:extLst>
+                        <a:ext uri="{28A0092B-C50C-407E-A947-70E740481C1C}">
+                          <a14:useLocalDpi xmlns:a14="http://schemas.microsoft.com/office/drawing/2010/main" val="0"/>
+                        </a:ext>
+                      </a:extLst>
+                    </a:blip>
+                    <a:srcRect/>
+                    <a:stretch>
+                      <a:fillRect/>
+                    </a:stretch>
+                  </pic:blipFill>
+                  <pic:spPr bwMode="auto">
+                    <a:xfrm>
+                      <a:off x="0" y="0"/>
+                      <a:ext cx="5735320" cy="4467860"/>
+                    </a:xfrm>
+                    <a:prstGeom prst="rect">
+                      <a:avLst/>
+                    </a:prstGeom>
+                    <a:noFill/>
+                    <a:ln>
+                      <a:noFill/>
+                    </a:ln>
+                  </pic:spPr>
+                </pic:pic>
+              </a:graphicData>
+            </a:graphic>
+          </wp:inline>
+        </w:drawing>
+      </w:r>
+    </w:p>
+    <w:p>
+      <w:pPr>
+        <w:spacing w:after="0" w:line="240" w:lineRule="auto"/>
+        <w:rPr>
+          <w:rFonts w:ascii="Times New Roman" w:eastAsia="Times New Roman" w:hAnsi="Times New Roman" w:cs="Times New Roman"/>
+          <w:kern w:val="0"/>
+          <w14:ligatures w14:val="none"/>
+        </w:rPr>
+      </w:pPr>
+    </w:p>
+    <w:p>
+      <w:pPr>
+        <w:spacing w:before="240" w:after="240" w:line="240" w:lineRule="auto"/>
+        <w:rPr>
+          <w:rFonts w:ascii="Times New Roman" w:eastAsia="Times New Roman" w:hAnsi="Times New Roman" w:cs="Times New Roman"/>
+          <w:color w:val="000000"/>
+          <w:kern w:val="0"/>
+          <w14:ligatures w14:val="none"/>
+        </w:rPr>
+      </w:pPr>
+      <w:r>
+        <w:rPr>
+          <w:rFonts w:ascii="Arial" w:eastAsia="Times New Roman" w:hAnsi="Arial" w:cs="Arial"/>
+          <w:color w:val="000000"/>
+          <w:kern w:val="0"/>
+          <w:shd w:val="clear" w:color="auto" w:fill="D9EAD3"/>
+          <w14:ligatures w14:val="none"/>
+        </w:rPr>
+        <w:t>architecting the ci cd pipeline : </w:t>
+      </w:r>
+    </w:p>
+    <w:p>
+      <w:pPr>
+        <w:spacing w:after="240" w:line="240" w:lineRule="auto"/>
+        <w:rPr>
+          <w:rFonts w:ascii="Times New Roman" w:eastAsia="Times New Roman" w:hAnsi="Times New Roman" w:cs="Times New Roman"/>
+          <w:kern w:val="0"/>
+          <w14:ligatures w14:val="none"/>
+        </w:rPr>
+      </w:pPr>
+    </w:p>
+    <w:p>
+      <w:pPr>
+        <w:spacing w:after="0" w:line="240" w:lineRule="auto"/>
+        <w:rPr>
+          <w:rFonts w:ascii="Times New Roman" w:eastAsia="Times New Roman" w:hAnsi="Times New Roman" w:cs="Times New Roman"/>
+          <w:kern w:val="0"/>
+          <w14:ligatures w14:val="none"/>
+        </w:rPr>
+      </w:pPr>
+    </w:p>
+    <w:p>
+      <w:pPr>
+        <w:spacing w:before="240" w:after="240" w:line="240" w:lineRule="auto"/>
+        <w:rPr>
+          <w:rFonts w:eastAsia="Times New Roman" w:cs="Times New Roman"/>
+          <w:color w:val="000000"/>
+          <w:kern w:val="0"/>
+          <w14:ligatures w14:val="none"/>
+        </w:rPr>
+      </w:pPr>
+      <w:r>
+        <w:rPr>
+          <w:rFonts w:eastAsia="Times New Roman" w:cs="Times New Roman"/>
+          <w:color w:val="000000"/>
+          <w:kern w:val="0"/>
+          <w14:ligatures w14:val="none"/>
+        </w:rPr>
+        <w:t>installing tools gitleak configuring self host runner</w:t>
+      </w:r>
+    </w:p>
+    <w:p>
+      <w:pPr>
+        <w:spacing w:before="240" w:after="240" w:line="240" w:lineRule="auto"/>
+        <w:rPr>
+          <w:rFonts w:eastAsia="Times New Roman" w:cs="Times New Roman"/>
+          <w:color w:val="000000"/>
+          <w:kern w:val="0"/>
+          <w14:ligatures w14:val="none"/>
+        </w:rPr>
+      </w:pPr>
+      <w:r>
+        <w:rPr>
+          <w:rFonts w:eastAsia="Times New Roman" w:cs="Times New Roman"/>
+          <w:color w:val="000000"/>
+          <w:kern w:val="0"/>
+          <w14:ligatures w14:val="none"/>
+        </w:rPr>
+        <w:tab/>
+        <w:t>git hook configuration ( pre push)</w:t>
+      </w:r>
+    </w:p>
+    <w:p>
+      <w:pPr>
+        <w:spacing w:before="240" w:after="240" w:line="240" w:lineRule="auto"/>
+        <w:rPr>
+          <w:rFonts w:eastAsia="Times New Roman" w:cs="Times New Roman"/>
+          <w:color w:val="000000"/>
+          <w:kern w:val="0"/>
+          <w14:ligatures w14:val="none"/>
+        </w:rPr>
+      </w:pPr>
+    </w:p>
+    <w:p>
+      <w:pPr>
+        <w:spacing w:before="240" w:after="240" w:line="240" w:lineRule="auto"/>
+        <w:rPr>
+          <w:rFonts w:eastAsia="Times New Roman" w:cs="Times New Roman"/>
+          <w:color w:val="000000"/>
+          <w:kern w:val="0"/>
+          <w14:ligatures w14:val="none"/>
+        </w:rPr>
+      </w:pPr>
+      <w:r>
+        <w:rPr>
+          <w:rFonts w:eastAsia="Times New Roman" w:cs="Times New Roman"/>
+          <w:color w:val="000000"/>
+          <w:kern w:val="0"/>
+          <w14:ligatures w14:val="none"/>
+        </w:rPr>
+        <w:t>securing ci cd</w:t>
+      </w:r>
+    </w:p>
+    <w:p>
+      <w:pPr>
+        <w:spacing w:before="240" w:after="240" w:line="240" w:lineRule="auto"/>
+        <w:rPr>
+          <w:rFonts w:eastAsia="Times New Roman" w:cs="Times New Roman"/>
+          <w:color w:val="000000"/>
+          <w:kern w:val="0"/>
+          <w14:ligatures w14:val="none"/>
+        </w:rPr>
+      </w:pPr>
+      <w:r>
+        <w:rPr>
+          <w:rFonts w:eastAsia="Times New Roman" w:cs="Times New Roman"/>
+          <w:color w:val="000000"/>
+          <w:kern w:val="0"/>
+          <w14:ligatures w14:val="none"/>
+        </w:rPr>
+        <w:t xml:space="preserve">allowing </w:t>
+      </w:r>
+      <w:r>
+        <w:rPr>
+          <w:rFonts w:eastAsia="Times New Roman" w:cs="Times New Roman"/>
+          <w:color w:val="000000"/>
+          <w:kern w:val="0"/>
+          <w14:ligatures w14:val="none"/>
+        </w:rPr>
+        <w:t>Branch protection rules</w:t>
+      </w:r>
+      <w:r>
+        <w:rPr>
+          <w:rFonts w:eastAsia="Times New Roman" w:cs="Times New Roman"/>
+          <w:color w:val="000000"/>
+          <w:kern w:val="0"/>
+          <w14:ligatures w14:val="none"/>
+        </w:rPr>
+        <w:t xml:space="preserve"> ( need updated)</w:t>
+      </w:r>
+    </w:p>
+    <w:p>
+      <w:pPr>
+        <w:spacing w:before="240" w:after="240" w:line="240" w:lineRule="auto"/>
+        <w:rPr>
+          <w:rFonts w:eastAsia="Times New Roman" w:cs="Times New Roman"/>
+          <w:color w:val="000000"/>
+          <w:kern w:val="0"/>
+          <w14:ligatures w14:val="none"/>
+        </w:rPr>
+      </w:pPr>
+      <w:r>
+        <w:rPr>
+          <w:rFonts w:eastAsia="Times New Roman" w:cs="Times New Roman"/>
+          <w:color w:val="000000"/>
+          <w:kern w:val="0"/>
+          <w14:ligatures w14:val="none"/>
+        </w:rPr>
+        <w:lastRenderedPageBreak/>
+        <w:drawing>
+          <wp:inline distT="0" distB="0" distL="0" distR="0" wp14:anchorId="031E7D82" wp14:editId="06789457">
+            <wp:extent cx="5943600" cy="4529455"/>
+            <wp:effectExtent l="0" t="0" r="0" b="4445"/>
+            <wp:docPr id="989678264" name="Picture 1" descr="A screenshot of a computer&#10;&#10;AI-generated content may be incorrect."/>
+            <wp:cNvGraphicFramePr>
+              <a:graphicFrameLocks xmlns:a="http://schemas.openxmlformats.org/drawingml/2006/main" noChangeAspect="1"/>
+            </wp:cNvGraphicFramePr>
+            <a:graphic xmlns:a="http://schemas.openxmlformats.org/drawingml/2006/main">
+              <a:graphicData uri="http://schemas.openxmlformats.org/drawingml/2006/picture">
+                <pic:pic xmlns:pic="http://schemas.openxmlformats.org/drawingml/2006/picture">
+                  <pic:nvPicPr>
+                    <pic:cNvPr id="989678264" name="Picture 1" descr="A screenshot of a computer&#10;&#10;AI-generated content may be incorrect."/>
+                    <pic:cNvPicPr/>
+                  </pic:nvPicPr>
+                  <pic:blipFill>
+                    <a:blip r:embed="rId15"/>
+                    <a:stretch>
+                      <a:fillRect/>
+                    </a:stretch>
+                  </pic:blipFill>
+                  <pic:spPr>
+                    <a:xfrm>
+                      <a:off x="0" y="0"/>
+                      <a:ext cx="5943600" cy="4529455"/>
+                    </a:xfrm>
+                    <a:prstGeom prst="rect">
+                      <a:avLst/>
+                    </a:prstGeom>
+                  </pic:spPr>
+                </pic:pic>
+              </a:graphicData>
+            </a:graphic>
+          </wp:inline>
+        </w:drawing>
+      </w:r>
+    </w:p>
+    <w:p>
+      <w:pPr>
+        <w:spacing w:before="240" w:after="240" w:line="240" w:lineRule="auto"/>
+        <w:rPr>
+          <w:rFonts w:eastAsia="Times New Roman" w:cs="Times New Roman"/>
+          <w:color w:val="000000"/>
+          <w:kern w:val="0"/>
+          <w14:ligatures w14:val="none"/>
+        </w:rPr>
+      </w:pPr>
+      <w:r>
+        <w:rPr>
+          <w:rFonts w:eastAsia="Times New Roman" w:cs="Times New Roman"/>
+          <w:color w:val="000000"/>
+          <w:kern w:val="0"/>
+          <w14:ligatures w14:val="none"/>
+        </w:rPr>
+        <w:drawing>
+          <wp:inline distT="0" distB="0" distL="0" distR="0" wp14:anchorId="2EC918C2" wp14:editId="2EEB284C">
+            <wp:extent cx="5943600" cy="3375025"/>
+            <wp:effectExtent l="0" t="0" r="0" b="3175"/>
+            <wp:docPr id="1214904107" name="Picture 1" descr="A screenshot of a black screen&#10;&#10;AI-generated content may be incorrect."/>
+            <wp:cNvGraphicFramePr>
+              <a:graphicFrameLocks xmlns:a="http://schemas.openxmlformats.org/drawingml/2006/main" noChangeAspect="1"/>
+            </wp:cNvGraphicFramePr>
+            <a:graphic xmlns:a="http://schemas.openxmlformats.org/drawingml/2006/main">
+              <a:graphicData uri="http://schemas.openxmlformats.org/drawingml/2006/picture">
+                <pic:pic xmlns:pic="http://schemas.openxmlformats.org/drawingml/2006/picture">
+                  <pic:nvPicPr>
+                    <pic:cNvPr id="1214904107" name="Picture 1" descr="A screenshot of a black screen&#10;&#10;AI-generated content may be incorrect."/>
+                    <pic:cNvPicPr/>
+                  </pic:nvPicPr>
+                  <pic:blipFill>
+                    <a:blip r:embed="rId16"/>
+                    <a:stretch>
+                      <a:fillRect/>
+                    </a:stretch>
+                  </pic:blipFill>
+                  <pic:spPr>
+                    <a:xfrm>
+                      <a:off x="0" y="0"/>
+                      <a:ext cx="5943600" cy="3375025"/>
+                    </a:xfrm>
+                    <a:prstGeom prst="rect">
+                      <a:avLst/>
+                    </a:prstGeom>
+                  </pic:spPr>
+                </pic:pic>
+              </a:graphicData>
+            </a:graphic>
+          </wp:inline>
+        </w:drawing>
+      </w:r>
+    </w:p>
+    <w:p>
+      <w:pPr>
+        <w:spacing w:before="240" w:after="240" w:line="240" w:lineRule="auto"/>
+        <w:rPr>
+          <w:rFonts w:eastAsia="Times New Roman" w:cs="Times New Roman"/>
+          <w:color w:val="000000"/>
+          <w:kern w:val="0"/>
+          <w14:ligatures w14:val="none"/>
+        </w:rPr>
+      </w:pPr>
+      <w:r>
+        <w:rPr>
+          <w:rFonts w:eastAsia="Times New Roman" w:cs="Times New Roman"/>
+          <w:color w:val="000000"/>
+          <w:kern w:val="0"/>
+          <w14:ligatures w14:val="none"/>
+        </w:rPr>
+        <w:lastRenderedPageBreak/>
+        <w:t>We started ci cd with gitleaks unfortunatly it didn’t detect secrets passed ..</w:t>
+      </w:r>
+    </w:p>
+    <w:p>
+      <w:pPr>
+        <w:spacing w:before="240" w:after="240" w:line="240" w:lineRule="auto"/>
+        <w:rPr>
+          <w:rFonts w:eastAsia="Times New Roman" w:cs="Times New Roman"/>
+          <w:color w:val="000000"/>
+          <w:kern w:val="0"/>
+          <w14:ligatures w14:val="none"/>
+        </w:rPr>
+      </w:pPr>
+    </w:p>
+    <w:p>
+      <w:pPr>
+        <w:spacing w:before="240" w:after="240" w:line="240" w:lineRule="auto"/>
+        <w:rPr>
+          <w:rFonts w:eastAsia="Times New Roman" w:cs="Times New Roman"/>
+          <w:color w:val="000000"/>
+          <w:kern w:val="0"/>
+          <w14:ligatures w14:val="none"/>
+        </w:rPr>
+      </w:pPr>
+    </w:p>
+    <w:p>
+      <w:pPr>
+        <w:spacing w:before="240" w:after="240" w:line="240" w:lineRule="auto"/>
+        <w:rPr>
+          <w:rFonts w:eastAsia="Times New Roman" w:cs="Times New Roman"/>
+          <w:color w:val="000000"/>
+          <w:kern w:val="0"/>
+          <w14:ligatures w14:val="none"/>
+        </w:rPr>
+      </w:pPr>
+      <w:r>
+        <w:rPr>
+          <w:rFonts w:eastAsia="Times New Roman" w:cs="Times New Roman"/>
+          <w:color w:val="000000"/>
+          <w:kern w:val="0"/>
+          <w14:ligatures w14:val="none"/>
+        </w:rPr>
+        <w:t>sudo systemctl daemon-reload</w:t>
+      </w:r>
+    </w:p>
+    <w:p>
+      <w:pPr>
+        <w:spacing w:before="240" w:after="240" w:line="240" w:lineRule="auto"/>
+        <w:rPr>
+          <w:rFonts w:eastAsia="Times New Roman" w:cs="Times New Roman"/>
+          <w:color w:val="000000"/>
+          <w:kern w:val="0"/>
+          <w14:ligatures w14:val="none"/>
+        </w:rPr>
+      </w:pPr>
+      <w:r>
+        <w:rPr>
+          <w:rFonts w:eastAsia="Times New Roman" w:cs="Times New Roman"/>
+          <w:color w:val="000000"/>
+          <w:kern w:val="0"/>
+          <w14:ligatures w14:val="none"/>
+        </w:rPr>
+        <w:t>sudo ./svc.sh stop</w:t>
+      </w:r>
+    </w:p>
+    <w:p>
+      <w:pPr>
+        <w:spacing w:before="240" w:after="240" w:line="240" w:lineRule="auto"/>
+        <w:rPr>
+          <w:rFonts w:eastAsia="Times New Roman" w:cs="Times New Roman"/>
+          <w:color w:val="000000"/>
+          <w:kern w:val="0"/>
+          <w14:ligatures w14:val="none"/>
+        </w:rPr>
+      </w:pPr>
+      <w:r>
+        <w:rPr>
+          <w:rFonts w:eastAsia="Times New Roman" w:cs="Times New Roman"/>
+          <w:color w:val="000000"/>
+          <w:kern w:val="0"/>
+          <w14:ligatures w14:val="none"/>
+        </w:rPr>
+        <w:t>sudo ./svc.sh start</w:t>
+      </w:r>
+    </w:p>
+    <w:p>
+      <w:pPr>
+        <w:spacing w:before="240" w:after="240" w:line="240" w:lineRule="auto"/>
+        <w:rPr>
+          <w:rFonts w:eastAsia="Times New Roman" w:cs="Times New Roman"/>
+          <w:color w:val="000000"/>
+          <w:kern w:val="0"/>
+          <w14:ligatures w14:val="none"/>
+        </w:rPr>
+      </w:pPr>
+    </w:p>
+    <w:p>
+      <w:pPr>
+        <w:spacing w:before="240" w:after="240" w:line="240" w:lineRule="auto"/>
+        <w:rPr>
+          <w:rFonts w:eastAsia="Times New Roman" w:cs="Times New Roman"/>
+          <w:color w:val="000000"/>
+          <w:kern w:val="0"/>
+          <w14:ligatures w14:val="none"/>
+        </w:rPr>
+      </w:pPr>
+      <w:r>
+        <w:rPr>
+          <w:rFonts w:eastAsia="Times New Roman" w:cs="Times New Roman"/>
+          <w:color w:val="000000"/>
+          <w:kern w:val="0"/>
+          <w14:ligatures w14:val="none"/>
+        </w:rPr>
+        <w:drawing>
+          <wp:inline distT="0" distB="0" distL="0" distR="0" wp14:anchorId="253C9693" wp14:editId="6BCEE56C">
+            <wp:extent cx="5943600" cy="3309620"/>
+            <wp:effectExtent l="0" t="0" r="0" b="5080"/>
+            <wp:docPr id="1248706718" name="Picture 1" descr="A screenshot of a computer&#10;&#10;AI-generated content may be incorrect."/>
+            <wp:cNvGraphicFramePr>
+              <a:graphicFrameLocks xmlns:a="http://schemas.openxmlformats.org/drawingml/2006/main" noChangeAspect="1"/>
+            </wp:cNvGraphicFramePr>
+            <a:graphic xmlns:a="http://schemas.openxmlformats.org/drawingml/2006/main">
+              <a:graphicData uri="http://schemas.openxmlformats.org/drawingml/2006/picture">
+                <pic:pic xmlns:pic="http://schemas.openxmlformats.org/drawingml/2006/picture">
+                  <pic:nvPicPr>
+                    <pic:cNvPr id="1248706718" name="Picture 1" descr="A screenshot of a computer&#10;&#10;AI-generated content may be incorrect."/>
+                    <pic:cNvPicPr/>
+                  </pic:nvPicPr>
+                  <pic:blipFill>
+                    <a:blip r:embed="rId17"/>
+                    <a:stretch>
+                      <a:fillRect/>
+                    </a:stretch>
+                  </pic:blipFill>
+                  <pic:spPr>
+                    <a:xfrm>
+                      <a:off x="0" y="0"/>
+                      <a:ext cx="5943600" cy="3309620"/>
+                    </a:xfrm>
+                    <a:prstGeom prst="rect">
+                      <a:avLst/>
+                    </a:prstGeom>
+                  </pic:spPr>
+                </pic:pic>
+              </a:graphicData>
+            </a:graphic>
+          </wp:inline>
+        </w:drawing>
       </w:r>
     </w:p>
     <w:sectPr>
@@ -7555,6 +8774,155 @@
     </w:lvl>
   </w:abstractNum>
   <w:abstractNum w:abstractNumId="6" w15:restartNumberingAfterBreak="0">
+    <w:nsid w:val="29DD48FF"/>
+    <w:multiLevelType w:val="multilevel"/>
+    <w:tmpl w:val="438005AC"/>
+    <w:lvl w:ilvl="0">
+      <w:start w:val="1"/>
+      <w:numFmt w:val="bullet"/>
+      <w:lvlText w:val=""/>
+      <w:lvlJc w:val="left"/>
+      <w:pPr>
+        <w:tabs>
+          <w:tab w:val="num" w:pos="720"/>
+        </w:tabs>
+        <w:ind w:left="720" w:hanging="360"/>
+      </w:pPr>
+      <w:rPr>
+        <w:rFonts w:ascii="Symbol" w:hAnsi="Symbol" w:hint="default"/>
+        <w:sz w:val="20"/>
+      </w:rPr>
+    </w:lvl>
+    <w:lvl w:ilvl="1" w:tentative="1">
+      <w:start w:val="1"/>
+      <w:numFmt w:val="bullet"/>
+      <w:lvlText w:val="o"/>
+      <w:lvlJc w:val="left"/>
+      <w:pPr>
+        <w:tabs>
+          <w:tab w:val="num" w:pos="1440"/>
+        </w:tabs>
+        <w:ind w:left="1440" w:hanging="360"/>
+      </w:pPr>
+      <w:rPr>
+        <w:rFonts w:ascii="Courier New" w:hAnsi="Courier New" w:hint="default"/>
+        <w:sz w:val="20"/>
+      </w:rPr>
+    </w:lvl>
+    <w:lvl w:ilvl="2" w:tentative="1">
+      <w:start w:val="1"/>
+      <w:numFmt w:val="bullet"/>
+      <w:lvlText w:val=""/>
+      <w:lvlJc w:val="left"/>
+      <w:pPr>
+        <w:tabs>
+          <w:tab w:val="num" w:pos="2160"/>
+        </w:tabs>
+        <w:ind w:left="2160" w:hanging="360"/>
+      </w:pPr>
+      <w:rPr>
+        <w:rFonts w:ascii="Wingdings" w:hAnsi="Wingdings" w:hint="default"/>
+        <w:sz w:val="20"/>
+      </w:rPr>
+    </w:lvl>
+    <w:lvl w:ilvl="3" w:tentative="1">
+      <w:start w:val="1"/>
+      <w:numFmt w:val="bullet"/>
+      <w:lvlText w:val=""/>
+      <w:lvlJc w:val="left"/>
+      <w:pPr>
+        <w:tabs>
+          <w:tab w:val="num" w:pos="2880"/>
+        </w:tabs>
+        <w:ind w:left="2880" w:hanging="360"/>
+      </w:pPr>
+      <w:rPr>
+        <w:rFonts w:ascii="Wingdings" w:hAnsi="Wingdings" w:hint="default"/>
+        <w:sz w:val="20"/>
+      </w:rPr>
+    </w:lvl>
+    <w:lvl w:ilvl="4" w:tentative="1">
+      <w:start w:val="1"/>
+      <w:numFmt w:val="bullet"/>
+      <w:lvlText w:val=""/>
+      <w:lvlJc w:val="left"/>
+      <w:pPr>
+        <w:tabs>
+          <w:tab w:val="num" w:pos="3600"/>
+        </w:tabs>
+        <w:ind w:left="3600" w:hanging="360"/>
+      </w:pPr>
+      <w:rPr>
+        <w:rFonts w:ascii="Wingdings" w:hAnsi="Wingdings" w:hint="default"/>
+        <w:sz w:val="20"/>
+      </w:rPr>
+    </w:lvl>
+    <w:lvl w:ilvl="5" w:tentative="1">
+      <w:start w:val="1"/>
+      <w:numFmt w:val="bullet"/>
+      <w:lvlText w:val=""/>
+      <w:lvlJc w:val="left"/>
+      <w:pPr>
+        <w:tabs>
+          <w:tab w:val="num" w:pos="4320"/>
+        </w:tabs>
+        <w:ind w:left="4320" w:hanging="360"/>
+      </w:pPr>
+      <w:rPr>
+        <w:rFonts w:ascii="Wingdings" w:hAnsi="Wingdings" w:hint="default"/>
+        <w:sz w:val="20"/>
+      </w:rPr>
+    </w:lvl>
+    <w:lvl w:ilvl="6" w:tentative="1">
+      <w:start w:val="1"/>
+      <w:numFmt w:val="bullet"/>
+      <w:lvlText w:val=""/>
+      <w:lvlJc w:val="left"/>
+      <w:pPr>
+        <w:tabs>
+          <w:tab w:val="num" w:pos="5040"/>
+        </w:tabs>
+        <w:ind w:left="5040" w:hanging="360"/>
+      </w:pPr>
+      <w:rPr>
+        <w:rFonts w:ascii="Wingdings" w:hAnsi="Wingdings" w:hint="default"/>
+        <w:sz w:val="20"/>
+      </w:rPr>
+    </w:lvl>
+    <w:lvl w:ilvl="7" w:tentative="1">
+      <w:start w:val="1"/>
+      <w:numFmt w:val="bullet"/>
+      <w:lvlText w:val=""/>
+      <w:lvlJc w:val="left"/>
+      <w:pPr>
+        <w:tabs>
+          <w:tab w:val="num" w:pos="5760"/>
+        </w:tabs>
+        <w:ind w:left="5760" w:hanging="360"/>
+      </w:pPr>
+      <w:rPr>
+        <w:rFonts w:ascii="Wingdings" w:hAnsi="Wingdings" w:hint="default"/>
+        <w:sz w:val="20"/>
+      </w:rPr>
+    </w:lvl>
+    <w:lvl w:ilvl="8" w:tentative="1">
+      <w:start w:val="1"/>
+      <w:numFmt w:val="bullet"/>
+      <w:lvlText w:val=""/>
+      <w:lvlJc w:val="left"/>
+      <w:pPr>
+        <w:tabs>
+          <w:tab w:val="num" w:pos="6480"/>
+        </w:tabs>
+        <w:ind w:left="6480" w:hanging="360"/>
+      </w:pPr>
+      <w:rPr>
+        <w:rFonts w:ascii="Wingdings" w:hAnsi="Wingdings" w:hint="default"/>
+        <w:sz w:val="20"/>
+      </w:rPr>
+    </w:lvl>
+  </w:abstractNum>
+  <w:abstractNum w:abstractNumId="7" w15:restartNumberingAfterBreak="0">
     <w:nsid w:val="2AEC5185"/>
     <w:multiLevelType w:val="multilevel"/>
     <w:tmpl w:val="492CB242"/>
@@ -7703,7 +9071,7 @@
       </w:rPr>
     </w:lvl>
   </w:abstractNum>
-  <w:abstractNum w:abstractNumId="7" w15:restartNumberingAfterBreak="0">
+  <w:abstractNum w:abstractNumId="8" w15:restartNumberingAfterBreak="0">
     <w:nsid w:val="364C3A93"/>
     <w:multiLevelType w:val="multilevel"/>
     <w:tmpl w:val="B268B246"/>
@@ -7852,7 +9220,7 @@
       </w:rPr>
     </w:lvl>
   </w:abstractNum>
-  <w:abstractNum w:abstractNumId="8" w15:restartNumberingAfterBreak="0">
+  <w:abstractNum w:abstractNumId="9" w15:restartNumberingAfterBreak="0">
     <w:nsid w:val="38526D15"/>
     <w:multiLevelType w:val="multilevel"/>
     <w:tmpl w:val="317CAA0E"/>
@@ -7965,7 +9333,7 @@
       </w:pPr>
     </w:lvl>
   </w:abstractNum>
-  <w:abstractNum w:abstractNumId="9" w15:restartNumberingAfterBreak="0">
+  <w:abstractNum w:abstractNumId="10" w15:restartNumberingAfterBreak="0">
     <w:nsid w:val="3BA2637E"/>
     <w:multiLevelType w:val="multilevel"/>
     <w:tmpl w:val="585E82CE"/>
@@ -8114,7 +9482,7 @@
       </w:rPr>
     </w:lvl>
   </w:abstractNum>
-  <w:abstractNum w:abstractNumId="10" w15:restartNumberingAfterBreak="0">
+  <w:abstractNum w:abstractNumId="11" w15:restartNumberingAfterBreak="0">
     <w:nsid w:val="3FB5462C"/>
     <w:multiLevelType w:val="multilevel"/>
     <w:tmpl w:val="8C46F008"/>
@@ -8227,7 +9595,156 @@
       </w:pPr>
     </w:lvl>
   </w:abstractNum>
-  <w:abstractNum w:abstractNumId="11" w15:restartNumberingAfterBreak="0">
+  <w:abstractNum w:abstractNumId="12" w15:restartNumberingAfterBreak="0">
+    <w:nsid w:val="41B3377E"/>
+    <w:multiLevelType w:val="multilevel"/>
+    <w:tmpl w:val="31643488"/>
+    <w:lvl w:ilvl="0">
+      <w:start w:val="1"/>
+      <w:numFmt w:val="bullet"/>
+      <w:lvlText w:val=""/>
+      <w:lvlJc w:val="left"/>
+      <w:pPr>
+        <w:tabs>
+          <w:tab w:val="num" w:pos="720"/>
+        </w:tabs>
+        <w:ind w:left="720" w:hanging="360"/>
+      </w:pPr>
+      <w:rPr>
+        <w:rFonts w:ascii="Symbol" w:hAnsi="Symbol" w:hint="default"/>
+        <w:sz w:val="20"/>
+      </w:rPr>
+    </w:lvl>
+    <w:lvl w:ilvl="1">
+      <w:start w:val="1"/>
+      <w:numFmt w:val="bullet"/>
+      <w:lvlText w:val=""/>
+      <w:lvlJc w:val="left"/>
+      <w:pPr>
+        <w:tabs>
+          <w:tab w:val="num" w:pos="1440"/>
+        </w:tabs>
+        <w:ind w:left="1440" w:hanging="360"/>
+      </w:pPr>
+      <w:rPr>
+        <w:rFonts w:ascii="Symbol" w:hAnsi="Symbol" w:hint="default"/>
+        <w:sz w:val="20"/>
+      </w:rPr>
+    </w:lvl>
+    <w:lvl w:ilvl="2" w:tentative="1">
+      <w:start w:val="1"/>
+      <w:numFmt w:val="bullet"/>
+      <w:lvlText w:val=""/>
+      <w:lvlJc w:val="left"/>
+      <w:pPr>
+        <w:tabs>
+          <w:tab w:val="num" w:pos="2160"/>
+        </w:tabs>
+        <w:ind w:left="2160" w:hanging="360"/>
+      </w:pPr>
+      <w:rPr>
+        <w:rFonts w:ascii="Symbol" w:hAnsi="Symbol" w:hint="default"/>
+        <w:sz w:val="20"/>
+      </w:rPr>
+    </w:lvl>
+    <w:lvl w:ilvl="3" w:tentative="1">
+      <w:start w:val="1"/>
+      <w:numFmt w:val="bullet"/>
+      <w:lvlText w:val=""/>
+      <w:lvlJc w:val="left"/>
+      <w:pPr>
+        <w:tabs>
+          <w:tab w:val="num" w:pos="2880"/>
+        </w:tabs>
+        <w:ind w:left="2880" w:hanging="360"/>
+      </w:pPr>
+      <w:rPr>
+        <w:rFonts w:ascii="Symbol" w:hAnsi="Symbol" w:hint="default"/>
+        <w:sz w:val="20"/>
+      </w:rPr>
+    </w:lvl>
+    <w:lvl w:ilvl="4" w:tentative="1">
+      <w:start w:val="1"/>
+      <w:numFmt w:val="bullet"/>
+      <w:lvlText w:val=""/>
+      <w:lvlJc w:val="left"/>
+      <w:pPr>
+        <w:tabs>
+          <w:tab w:val="num" w:pos="3600"/>
+        </w:tabs>
+        <w:ind w:left="3600" w:hanging="360"/>
+      </w:pPr>
+      <w:rPr>
+        <w:rFonts w:ascii="Symbol" w:hAnsi="Symbol" w:hint="default"/>
+        <w:sz w:val="20"/>
+      </w:rPr>
+    </w:lvl>
+    <w:lvl w:ilvl="5" w:tentative="1">
+      <w:start w:val="1"/>
+      <w:numFmt w:val="bullet"/>
+      <w:lvlText w:val=""/>
+      <w:lvlJc w:val="left"/>
+      <w:pPr>
+        <w:tabs>
+          <w:tab w:val="num" w:pos="4320"/>
+        </w:tabs>
+        <w:ind w:left="4320" w:hanging="360"/>
+      </w:pPr>
+      <w:rPr>
+        <w:rFonts w:ascii="Symbol" w:hAnsi="Symbol" w:hint="default"/>
+        <w:sz w:val="20"/>
+      </w:rPr>
+    </w:lvl>
+    <w:lvl w:ilvl="6" w:tentative="1">
+      <w:start w:val="1"/>
+      <w:numFmt w:val="bullet"/>
+      <w:lvlText w:val=""/>
+      <w:lvlJc w:val="left"/>
+      <w:pPr>
+        <w:tabs>
+          <w:tab w:val="num" w:pos="5040"/>
+        </w:tabs>
+        <w:ind w:left="5040" w:hanging="360"/>
+      </w:pPr>
+      <w:rPr>
+        <w:rFonts w:ascii="Symbol" w:hAnsi="Symbol" w:hint="default"/>
+        <w:sz w:val="20"/>
+      </w:rPr>
+    </w:lvl>
+    <w:lvl w:ilvl="7" w:tentative="1">
+      <w:start w:val="1"/>
+      <w:numFmt w:val="bullet"/>
+      <w:lvlText w:val=""/>
+      <w:lvlJc w:val="left"/>
+      <w:pPr>
+        <w:tabs>
+          <w:tab w:val="num" w:pos="5760"/>
+        </w:tabs>
+        <w:ind w:left="5760" w:hanging="360"/>
+      </w:pPr>
+      <w:rPr>
+        <w:rFonts w:ascii="Symbol" w:hAnsi="Symbol" w:hint="default"/>
+        <w:sz w:val="20"/>
+      </w:rPr>
+    </w:lvl>
+    <w:lvl w:ilvl="8" w:tentative="1">
+      <w:start w:val="1"/>
+      <w:numFmt w:val="bullet"/>
+      <w:lvlText w:val=""/>
+      <w:lvlJc w:val="left"/>
+      <w:pPr>
+        <w:tabs>
+          <w:tab w:val="num" w:pos="6480"/>
+        </w:tabs>
+        <w:ind w:left="6480" w:hanging="360"/>
+      </w:pPr>
+      <w:rPr>
+        <w:rFonts w:ascii="Symbol" w:hAnsi="Symbol" w:hint="default"/>
+        <w:sz w:val="20"/>
+      </w:rPr>
+    </w:lvl>
+  </w:abstractNum>
+  <w:abstractNum w:abstractNumId="13" w15:restartNumberingAfterBreak="0">
     <w:nsid w:val="450F0D21"/>
     <w:multiLevelType w:val="multilevel"/>
     <w:tmpl w:val="9FA88C10"/>
@@ -8376,7 +9893,156 @@
       </w:rPr>
     </w:lvl>
   </w:abstractNum>
-  <w:abstractNum w:abstractNumId="12" w15:restartNumberingAfterBreak="0">
+  <w:abstractNum w:abstractNumId="14" w15:restartNumberingAfterBreak="0">
+    <w:nsid w:val="451D20D1"/>
+    <w:multiLevelType w:val="multilevel"/>
+    <w:tmpl w:val="31D87924"/>
+    <w:lvl w:ilvl="0">
+      <w:start w:val="1"/>
+      <w:numFmt w:val="bullet"/>
+      <w:lvlText w:val=""/>
+      <w:lvlJc w:val="left"/>
+      <w:pPr>
+        <w:tabs>
+          <w:tab w:val="num" w:pos="720"/>
+        </w:tabs>
+        <w:ind w:left="720" w:hanging="360"/>
+      </w:pPr>
+      <w:rPr>
+        <w:rFonts w:ascii="Symbol" w:hAnsi="Symbol" w:hint="default"/>
+        <w:sz w:val="20"/>
+      </w:rPr>
+    </w:lvl>
+    <w:lvl w:ilvl="1" w:tentative="1">
+      <w:start w:val="1"/>
+      <w:numFmt w:val="bullet"/>
+      <w:lvlText w:val="o"/>
+      <w:lvlJc w:val="left"/>
+      <w:pPr>
+        <w:tabs>
+          <w:tab w:val="num" w:pos="1440"/>
+        </w:tabs>
+        <w:ind w:left="1440" w:hanging="360"/>
+      </w:pPr>
+      <w:rPr>
+        <w:rFonts w:ascii="Courier New" w:hAnsi="Courier New" w:hint="default"/>
+        <w:sz w:val="20"/>
+      </w:rPr>
+    </w:lvl>
+    <w:lvl w:ilvl="2" w:tentative="1">
+      <w:start w:val="1"/>
+      <w:numFmt w:val="bullet"/>
+      <w:lvlText w:val=""/>
+      <w:lvlJc w:val="left"/>
+      <w:pPr>
+        <w:tabs>
+          <w:tab w:val="num" w:pos="2160"/>
+        </w:tabs>
+        <w:ind w:left="2160" w:hanging="360"/>
+      </w:pPr>
+      <w:rPr>
+        <w:rFonts w:ascii="Wingdings" w:hAnsi="Wingdings" w:hint="default"/>
+        <w:sz w:val="20"/>
+      </w:rPr>
+    </w:lvl>
+    <w:lvl w:ilvl="3" w:tentative="1">
+      <w:start w:val="1"/>
+      <w:numFmt w:val="bullet"/>
+      <w:lvlText w:val=""/>
+      <w:lvlJc w:val="left"/>
+      <w:pPr>
+        <w:tabs>
+          <w:tab w:val="num" w:pos="2880"/>
+        </w:tabs>
+        <w:ind w:left="2880" w:hanging="360"/>
+      </w:pPr>
+      <w:rPr>
+        <w:rFonts w:ascii="Wingdings" w:hAnsi="Wingdings" w:hint="default"/>
+        <w:sz w:val="20"/>
+      </w:rPr>
+    </w:lvl>
+    <w:lvl w:ilvl="4" w:tentative="1">
+      <w:start w:val="1"/>
+      <w:numFmt w:val="bullet"/>
+      <w:lvlText w:val=""/>
+      <w:lvlJc w:val="left"/>
+      <w:pPr>
+        <w:tabs>
+          <w:tab w:val="num" w:pos="3600"/>
+        </w:tabs>
+        <w:ind w:left="3600" w:hanging="360"/>
+      </w:pPr>
+      <w:rPr>
+        <w:rFonts w:ascii="Wingdings" w:hAnsi="Wingdings" w:hint="default"/>
+        <w:sz w:val="20"/>
+      </w:rPr>
+    </w:lvl>
+    <w:lvl w:ilvl="5" w:tentative="1">
+      <w:start w:val="1"/>
+      <w:numFmt w:val="bullet"/>
+      <w:lvlText w:val=""/>
+      <w:lvlJc w:val="left"/>
+      <w:pPr>
+        <w:tabs>
+          <w:tab w:val="num" w:pos="4320"/>
+        </w:tabs>
+        <w:ind w:left="4320" w:hanging="360"/>
+      </w:pPr>
+      <w:rPr>
+        <w:rFonts w:ascii="Wingdings" w:hAnsi="Wingdings" w:hint="default"/>
+        <w:sz w:val="20"/>
+      </w:rPr>
+    </w:lvl>
+    <w:lvl w:ilvl="6" w:tentative="1">
+      <w:start w:val="1"/>
+      <w:numFmt w:val="bullet"/>
+      <w:lvlText w:val=""/>
+      <w:lvlJc w:val="left"/>
+      <w:pPr>
+        <w:tabs>
+          <w:tab w:val="num" w:pos="5040"/>
+        </w:tabs>
+        <w:ind w:left="5040" w:hanging="360"/>
+      </w:pPr>
+      <w:rPr>
+        <w:rFonts w:ascii="Wingdings" w:hAnsi="Wingdings" w:hint="default"/>
+        <w:sz w:val="20"/>
+      </w:rPr>
+    </w:lvl>
+    <w:lvl w:ilvl="7" w:tentative="1">
+      <w:start w:val="1"/>
+      <w:numFmt w:val="bullet"/>
+      <w:lvlText w:val=""/>
+      <w:lvlJc w:val="left"/>
+      <w:pPr>
+        <w:tabs>
+          <w:tab w:val="num" w:pos="5760"/>
+        </w:tabs>
+        <w:ind w:left="5760" w:hanging="360"/>
+      </w:pPr>
+      <w:rPr>
+        <w:rFonts w:ascii="Wingdings" w:hAnsi="Wingdings" w:hint="default"/>
+        <w:sz w:val="20"/>
+      </w:rPr>
+    </w:lvl>
+    <w:lvl w:ilvl="8" w:tentative="1">
+      <w:start w:val="1"/>
+      <w:numFmt w:val="bullet"/>
+      <w:lvlText w:val=""/>
+      <w:lvlJc w:val="left"/>
+      <w:pPr>
+        <w:tabs>
+          <w:tab w:val="num" w:pos="6480"/>
+        </w:tabs>
+        <w:ind w:left="6480" w:hanging="360"/>
+      </w:pPr>
+      <w:rPr>
+        <w:rFonts w:ascii="Wingdings" w:hAnsi="Wingdings" w:hint="default"/>
+        <w:sz w:val="20"/>
+      </w:rPr>
+    </w:lvl>
+  </w:abstractNum>
+  <w:abstractNum w:abstractNumId="15" w15:restartNumberingAfterBreak="0">
     <w:nsid w:val="45FE6BE3"/>
     <w:multiLevelType w:val="multilevel"/>
     <w:tmpl w:val="7E3C6268"/>
@@ -8525,7 +10191,7 @@
       </w:rPr>
     </w:lvl>
   </w:abstractNum>
-  <w:abstractNum w:abstractNumId="13" w15:restartNumberingAfterBreak="0">
+  <w:abstractNum w:abstractNumId="16" w15:restartNumberingAfterBreak="0">
     <w:nsid w:val="49CB4843"/>
     <w:multiLevelType w:val="hybridMultilevel"/>
     <w:tmpl w:val="F92EE0F4"/>
@@ -8638,7 +10304,7 @@
       </w:rPr>
     </w:lvl>
   </w:abstractNum>
-  <w:abstractNum w:abstractNumId="14" w15:restartNumberingAfterBreak="0">
+  <w:abstractNum w:abstractNumId="17" w15:restartNumberingAfterBreak="0">
     <w:nsid w:val="4A37670B"/>
     <w:multiLevelType w:val="multilevel"/>
     <w:tmpl w:val="9D881478"/>
@@ -8787,7 +10453,7 @@
       </w:rPr>
     </w:lvl>
   </w:abstractNum>
-  <w:abstractNum w:abstractNumId="15" w15:restartNumberingAfterBreak="0">
+  <w:abstractNum w:abstractNumId="18" w15:restartNumberingAfterBreak="0">
     <w:nsid w:val="57954699"/>
     <w:multiLevelType w:val="multilevel"/>
     <w:tmpl w:val="56848ABC"/>
@@ -8936,7 +10602,7 @@
       </w:rPr>
     </w:lvl>
   </w:abstractNum>
-  <w:abstractNum w:abstractNumId="16" w15:restartNumberingAfterBreak="0">
+  <w:abstractNum w:abstractNumId="19" w15:restartNumberingAfterBreak="0">
     <w:nsid w:val="5F785543"/>
     <w:multiLevelType w:val="multilevel"/>
     <w:tmpl w:val="539CEE06"/>
@@ -9049,7 +10715,7 @@
       </w:pPr>
     </w:lvl>
   </w:abstractNum>
-  <w:abstractNum w:abstractNumId="17" w15:restartNumberingAfterBreak="0">
+  <w:abstractNum w:abstractNumId="20" w15:restartNumberingAfterBreak="0">
     <w:nsid w:val="5F981A05"/>
     <w:multiLevelType w:val="multilevel"/>
     <w:tmpl w:val="D0165902"/>
@@ -9198,7 +10864,7 @@
       </w:rPr>
     </w:lvl>
   </w:abstractNum>
-  <w:abstractNum w:abstractNumId="18" w15:restartNumberingAfterBreak="0">
+  <w:abstractNum w:abstractNumId="21" w15:restartNumberingAfterBreak="0">
     <w:nsid w:val="6B043F30"/>
     <w:multiLevelType w:val="multilevel"/>
     <w:tmpl w:val="B45474B2"/>
@@ -9311,7 +10977,156 @@
       </w:pPr>
     </w:lvl>
   </w:abstractNum>
-  <w:abstractNum w:abstractNumId="19" w15:restartNumberingAfterBreak="0">
+  <w:abstractNum w:abstractNumId="22" w15:restartNumberingAfterBreak="0">
+    <w:nsid w:val="6B2821A1"/>
+    <w:multiLevelType w:val="multilevel"/>
+    <w:tmpl w:val="A4BAF1F8"/>
+    <w:lvl w:ilvl="0">
+      <w:start w:val="1"/>
+      <w:numFmt w:val="bullet"/>
+      <w:lvlText w:val=""/>
+      <w:lvlJc w:val="left"/>
+      <w:pPr>
+        <w:tabs>
+          <w:tab w:val="num" w:pos="720"/>
+        </w:tabs>
+        <w:ind w:left="720" w:hanging="360"/>
+      </w:pPr>
+      <w:rPr>
+        <w:rFonts w:ascii="Symbol" w:hAnsi="Symbol" w:hint="default"/>
+        <w:sz w:val="20"/>
+      </w:rPr>
+    </w:lvl>
+    <w:lvl w:ilvl="1" w:tentative="1">
+      <w:start w:val="1"/>
+      <w:numFmt w:val="bullet"/>
+      <w:lvlText w:val="o"/>
+      <w:lvlJc w:val="left"/>
+      <w:pPr>
+        <w:tabs>
+          <w:tab w:val="num" w:pos="1440"/>
+        </w:tabs>
+        <w:ind w:left="1440" w:hanging="360"/>
+      </w:pPr>
+      <w:rPr>
+        <w:rFonts w:ascii="Courier New" w:hAnsi="Courier New" w:hint="default"/>
+        <w:sz w:val="20"/>
+      </w:rPr>
+    </w:lvl>
+    <w:lvl w:ilvl="2" w:tentative="1">
+      <w:start w:val="1"/>
+      <w:numFmt w:val="bullet"/>
+      <w:lvlText w:val=""/>
+      <w:lvlJc w:val="left"/>
+      <w:pPr>
+        <w:tabs>
+          <w:tab w:val="num" w:pos="2160"/>
+        </w:tabs>
+        <w:ind w:left="2160" w:hanging="360"/>
+      </w:pPr>
+      <w:rPr>
+        <w:rFonts w:ascii="Wingdings" w:hAnsi="Wingdings" w:hint="default"/>
+        <w:sz w:val="20"/>
+      </w:rPr>
+    </w:lvl>
+    <w:lvl w:ilvl="3" w:tentative="1">
+      <w:start w:val="1"/>
+      <w:numFmt w:val="bullet"/>
+      <w:lvlText w:val=""/>
+      <w:lvlJc w:val="left"/>
+      <w:pPr>
+        <w:tabs>
+          <w:tab w:val="num" w:pos="2880"/>
+        </w:tabs>
+        <w:ind w:left="2880" w:hanging="360"/>
+      </w:pPr>
+      <w:rPr>
+        <w:rFonts w:ascii="Wingdings" w:hAnsi="Wingdings" w:hint="default"/>
+        <w:sz w:val="20"/>
+      </w:rPr>
+    </w:lvl>
+    <w:lvl w:ilvl="4" w:tentative="1">
+      <w:start w:val="1"/>
+      <w:numFmt w:val="bullet"/>
+      <w:lvlText w:val=""/>
+      <w:lvlJc w:val="left"/>
+      <w:pPr>
+        <w:tabs>
+          <w:tab w:val="num" w:pos="3600"/>
+        </w:tabs>
+        <w:ind w:left="3600" w:hanging="360"/>
+      </w:pPr>
+      <w:rPr>
+        <w:rFonts w:ascii="Wingdings" w:hAnsi="Wingdings" w:hint="default"/>
+        <w:sz w:val="20"/>
+      </w:rPr>
+    </w:lvl>
+    <w:lvl w:ilvl="5" w:tentative="1">
+      <w:start w:val="1"/>
+      <w:numFmt w:val="bullet"/>
+      <w:lvlText w:val=""/>
+      <w:lvlJc w:val="left"/>
+      <w:pPr>
+        <w:tabs>
+          <w:tab w:val="num" w:pos="4320"/>
+        </w:tabs>
+        <w:ind w:left="4320" w:hanging="360"/>
+      </w:pPr>
+      <w:rPr>
+        <w:rFonts w:ascii="Wingdings" w:hAnsi="Wingdings" w:hint="default"/>
+        <w:sz w:val="20"/>
+      </w:rPr>
+    </w:lvl>
+    <w:lvl w:ilvl="6" w:tentative="1">
+      <w:start w:val="1"/>
+      <w:numFmt w:val="bullet"/>
+      <w:lvlText w:val=""/>
+      <w:lvlJc w:val="left"/>
+      <w:pPr>
+        <w:tabs>
+          <w:tab w:val="num" w:pos="5040"/>
+        </w:tabs>
+        <w:ind w:left="5040" w:hanging="360"/>
+      </w:pPr>
+      <w:rPr>
+        <w:rFonts w:ascii="Wingdings" w:hAnsi="Wingdings" w:hint="default"/>
+        <w:sz w:val="20"/>
+      </w:rPr>
+    </w:lvl>
+    <w:lvl w:ilvl="7" w:tentative="1">
+      <w:start w:val="1"/>
+      <w:numFmt w:val="bullet"/>
+      <w:lvlText w:val=""/>
+      <w:lvlJc w:val="left"/>
+      <w:pPr>
+        <w:tabs>
+          <w:tab w:val="num" w:pos="5760"/>
+        </w:tabs>
+        <w:ind w:left="5760" w:hanging="360"/>
+      </w:pPr>
+      <w:rPr>
+        <w:rFonts w:ascii="Wingdings" w:hAnsi="Wingdings" w:hint="default"/>
+        <w:sz w:val="20"/>
+      </w:rPr>
+    </w:lvl>
+    <w:lvl w:ilvl="8" w:tentative="1">
+      <w:start w:val="1"/>
+      <w:numFmt w:val="bullet"/>
+      <w:lvlText w:val=""/>
+      <w:lvlJc w:val="left"/>
+      <w:pPr>
+        <w:tabs>
+          <w:tab w:val="num" w:pos="6480"/>
+        </w:tabs>
+        <w:ind w:left="6480" w:hanging="360"/>
+      </w:pPr>
+      <w:rPr>
+        <w:rFonts w:ascii="Wingdings" w:hAnsi="Wingdings" w:hint="default"/>
+        <w:sz w:val="20"/>
+      </w:rPr>
+    </w:lvl>
+  </w:abstractNum>
+  <w:abstractNum w:abstractNumId="23" w15:restartNumberingAfterBreak="0">
     <w:nsid w:val="6C095EB0"/>
     <w:multiLevelType w:val="multilevel"/>
     <w:tmpl w:val="C6BE14F6"/>
@@ -9460,7 +11275,7 @@
       </w:rPr>
     </w:lvl>
   </w:abstractNum>
-  <w:abstractNum w:abstractNumId="20" w15:restartNumberingAfterBreak="0">
+  <w:abstractNum w:abstractNumId="24" w15:restartNumberingAfterBreak="0">
     <w:nsid w:val="6E41090B"/>
     <w:multiLevelType w:val="multilevel"/>
     <w:tmpl w:val="214CDAB0"/>
@@ -9609,7 +11424,7 @@
       </w:rPr>
     </w:lvl>
   </w:abstractNum>
-  <w:abstractNum w:abstractNumId="21" w15:restartNumberingAfterBreak="0">
+  <w:abstractNum w:abstractNumId="25" w15:restartNumberingAfterBreak="0">
     <w:nsid w:val="7C7C038C"/>
     <w:multiLevelType w:val="multilevel"/>
     <w:tmpl w:val="762602F0"/>
@@ -9762,52 +11577,52 @@
     <w:abstractNumId w:val="2"/>
   </w:num>
   <w:num w:numId="2" w16cid:durableId="1502507928">
+    <w:abstractNumId w:val="18"/>
+  </w:num>
+  <w:num w:numId="3" w16cid:durableId="1889147903">
+    <w:abstractNumId w:val="19"/>
+  </w:num>
+  <w:num w:numId="4" w16cid:durableId="960721128">
+    <w:abstractNumId w:val="23"/>
+  </w:num>
+  <w:num w:numId="5" w16cid:durableId="1553269955">
+    <w:abstractNumId w:val="13"/>
+  </w:num>
+  <w:num w:numId="6" w16cid:durableId="218322109">
+    <w:abstractNumId w:val="7"/>
+  </w:num>
+  <w:num w:numId="7" w16cid:durableId="1660108424">
     <w:abstractNumId w:val="15"/>
   </w:num>
-  <w:num w:numId="3" w16cid:durableId="1889147903">
-    <w:abstractNumId w:val="16"/>
-  </w:num>
-  <w:num w:numId="4" w16cid:durableId="960721128">
-    <w:abstractNumId w:val="19"/>
-  </w:num>
-  <w:num w:numId="5" w16cid:durableId="1553269955">
-    <w:abstractNumId w:val="11"/>
-  </w:num>
-  <w:num w:numId="6" w16cid:durableId="218322109">
-    <w:abstractNumId w:val="6"/>
-  </w:num>
-  <w:num w:numId="7" w16cid:durableId="1660108424">
-    <w:abstractNumId w:val="12"/>
-  </w:num>
   <w:num w:numId="8" w16cid:durableId="1566716715">
-    <w:abstractNumId w:val="7"/>
+    <w:abstractNumId w:val="8"/>
   </w:num>
   <w:num w:numId="9" w16cid:durableId="1254321836">
+    <w:abstractNumId w:val="10"/>
+  </w:num>
+  <w:num w:numId="10" w16cid:durableId="1137145029">
+    <w:abstractNumId w:val="17"/>
+  </w:num>
+  <w:num w:numId="11" w16cid:durableId="157384316">
+    <w:abstractNumId w:val="20"/>
+  </w:num>
+  <w:num w:numId="12" w16cid:durableId="701898905">
     <w:abstractNumId w:val="9"/>
   </w:num>
-  <w:num w:numId="10" w16cid:durableId="1137145029">
-    <w:abstractNumId w:val="14"/>
-  </w:num>
-  <w:num w:numId="11" w16cid:durableId="157384316">
-    <w:abstractNumId w:val="17"/>
-  </w:num>
-  <w:num w:numId="12" w16cid:durableId="701898905">
-    <w:abstractNumId w:val="8"/>
-  </w:num>
   <w:num w:numId="13" w16cid:durableId="2128769795">
-    <w:abstractNumId w:val="10"/>
+    <w:abstractNumId w:val="11"/>
   </w:num>
   <w:num w:numId="14" w16cid:durableId="1304851451">
     <w:abstractNumId w:val="0"/>
   </w:num>
   <w:num w:numId="15" w16cid:durableId="936642932">
-    <w:abstractNumId w:val="13"/>
+    <w:abstractNumId w:val="16"/>
   </w:num>
   <w:num w:numId="16" w16cid:durableId="162747873">
-    <w:abstractNumId w:val="20"/>
+    <w:abstractNumId w:val="24"/>
   </w:num>
   <w:num w:numId="17" w16cid:durableId="2120878017">
-    <w:abstractNumId w:val="21"/>
+    <w:abstractNumId w:val="25"/>
   </w:num>
   <w:num w:numId="18" w16cid:durableId="1931967068">
     <w:abstractNumId w:val="5"/>
@@ -9819,10 +11634,22 @@
     <w:abstractNumId w:val="1"/>
   </w:num>
   <w:num w:numId="21" w16cid:durableId="753430602">
-    <w:abstractNumId w:val="18"/>
+    <w:abstractNumId w:val="21"/>
   </w:num>
   <w:num w:numId="22" w16cid:durableId="822543851">
     <w:abstractNumId w:val="4"/>
+  </w:num>
+  <w:num w:numId="23" w16cid:durableId="1604530351">
+    <w:abstractNumId w:val="14"/>
+  </w:num>
+  <w:num w:numId="24" w16cid:durableId="602569119">
+    <w:abstractNumId w:val="22"/>
+  </w:num>
+  <w:num w:numId="25" w16cid:durableId="2055108523">
+    <w:abstractNumId w:val="6"/>
+  </w:num>
+  <w:num w:numId="26" w16cid:durableId="1304849695">
+    <w:abstractNumId w:val="12"/>
   </w:num>
 </w:numbering>
 </file>
@@ -10256,7 +12083,6 @@
     <w:next w:val="Normal"/>
     <w:link w:val="Heading2Char"/>
     <w:uiPriority w:val="9"/>
-    <w:semiHidden/>
     <w:unhideWhenUsed/>
     <w:qFormat/>
     <w:rsid w:val="002439F6"/>
@@ -10472,7 +12298,6 @@
     <w:basedOn w:val="DefaultParagraphFont"/>
     <w:link w:val="Heading2"/>
     <w:uiPriority w:val="9"/>
-    <w:semiHidden/>
     <w:rsid w:val="002439F6"/>
     <w:rPr>
       <w:rFonts w:asciiTheme="majorHAnsi" w:eastAsiaTheme="majorEastAsia" w:hAnsiTheme="majorHAnsi" w:cstheme="majorBidi"/>
@@ -10937,6 +12762,19 @@
       </w:tcPr>
     </w:tblStylePr>
   </w:style>
+  <w:style w:type="character" w:styleId="HTMLCode">
+    <w:name w:val="HTML Code"/>
+    <w:basedOn w:val="DefaultParagraphFont"/>
+    <w:uiPriority w:val="99"/>
+    <w:semiHidden/>
+    <w:unhideWhenUsed/>
+    <w:rsid w:val="00A31A53"/>
+    <w:rPr>
+      <w:rFonts w:ascii="Courier New" w:eastAsia="Times New Roman" w:hAnsi="Courier New" w:cs="Courier New"/>
+      <w:sz w:val="20"/>
+      <w:szCs w:val="20"/>
+    </w:rPr>
+  </w:style>
 </w:styles>
 </file>
 

--- a/projet brouiilon.docx
+++ b/projet brouiilon.docx
@@ -212,7 +212,7 @@
         <w:rPr>
           <w:noProof/>
         </w:rPr>
-        <w:pict w14:anchorId="0D8B9147">
+        <w:pict w14:anchorId="0742673E">
           <v:rect id="_x0000_i1025" alt="" style="width:468pt;height:.05pt;mso-width-percent:0;mso-height-percent:0;mso-width-percent:0;mso-height-percent:0" o:hralign="center" o:hrstd="t" o:hr="t" fillcolor="#a0a0a0" stroked="f"/>
         </w:pict>
       </w:r>
@@ -7799,6 +7799,146 @@
           <w14:ligatures w14:val="none"/>
         </w:rPr>
       </w:pPr>
+      <w:r>
+        <w:rPr>
+          <w:rFonts w:eastAsia="Times New Roman" w:cs="Times New Roman"/>
+          <w:color w:val="000000"/>
+          <w:kern w:val="0"/>
+          <w14:ligatures w14:val="none"/>
+        </w:rPr>
+        <w:t>snyk is op</w:t>
+      </w:r>
+    </w:p>
+    <w:p>
+      <w:pPr>
+        <w:spacing w:before="240" w:after="240" w:line="240" w:lineRule="auto"/>
+        <w:rPr>
+          <w:rFonts w:eastAsia="Times New Roman" w:cs="Times New Roman"/>
+          <w:color w:val="000000"/>
+          <w:kern w:val="0"/>
+          <w14:ligatures w14:val="none"/>
+        </w:rPr>
+      </w:pPr>
+      <w:hyperlink r:id="rId17" w:history="1">
+        <w:r>
+          <w:rPr>
+            <w:rStyle w:val="Hyperlink"/>
+            <w:rFonts w:eastAsia="Times New Roman" w:cs="Times New Roman"/>
+            <w:kern w:val="0"/>
+            <w14:ligatures w14:val="none"/>
+          </w:rPr>
+          <w:t>https://app.snyk.io/org/yassine0010/projects?groupBy=targets&amp;before&amp;after&amp;searchQuery=&amp;sortBy=highest+severity&amp;filters[Show]=&amp;filters[Integrations]=&amp;filters[CollectionIds]=</w:t>
+        </w:r>
+      </w:hyperlink>
+    </w:p>
+    <w:p>
+      <w:pPr>
+        <w:spacing w:before="240" w:after="240" w:line="240" w:lineRule="auto"/>
+        <w:rPr>
+          <w:rFonts w:eastAsia="Times New Roman" w:cs="Times New Roman"/>
+          <w:color w:val="000000"/>
+          <w:kern w:val="0"/>
+          <w14:ligatures w14:val="none"/>
+        </w:rPr>
+      </w:pPr>
+      <w:r>
+        <w:rPr>
+          <w:rFonts w:eastAsia="Times New Roman" w:cs="Times New Roman"/>
+          <w:color w:val="000000"/>
+          <w:kern w:val="0"/>
+          <w14:ligatures w14:val="none"/>
+        </w:rPr>
+        <w:t>defectdojo at port 8080</w:t>
+      </w:r>
+    </w:p>
+    <w:p>
+      <w:pPr>
+        <w:spacing w:before="240" w:after="240" w:line="240" w:lineRule="auto"/>
+        <w:rPr>
+          <w:rFonts w:eastAsia="Times New Roman" w:cs="Times New Roman"/>
+          <w:color w:val="000000"/>
+          <w:kern w:val="0"/>
+          <w14:ligatures w14:val="none"/>
+        </w:rPr>
+      </w:pPr>
+      <w:r>
+        <w:rPr>
+          <w:rFonts w:eastAsia="Times New Roman" w:cs="Times New Roman"/>
+          <w:color w:val="000000"/>
+          <w:kern w:val="0"/>
+          <w14:ligatures w14:val="none"/>
+        </w:rPr>
+        <w:t>sonarqube at 9000</w:t>
+      </w:r>
+    </w:p>
+    <w:p>
+      <w:pPr>
+        <w:spacing w:before="240" w:after="240" w:line="240" w:lineRule="auto"/>
+        <w:rPr>
+          <w:rFonts w:eastAsia="Times New Roman" w:cs="Times New Roman"/>
+          <w:color w:val="000000"/>
+          <w:kern w:val="0"/>
+          <w14:ligatures w14:val="none"/>
+        </w:rPr>
+      </w:pPr>
+      <w:r>
+        <w:rPr>
+          <w:rFonts w:eastAsia="Times New Roman" w:cs="Times New Roman"/>
+          <w:color w:val="000000"/>
+          <w:kern w:val="0"/>
+          <w14:ligatures w14:val="none"/>
+        </w:rPr>
+        <w:t>nexus 8081</w:t>
+      </w:r>
+      <w:r>
+        <w:rPr>
+          <w:rFonts w:eastAsia="Times New Roman" w:cs="Times New Roman"/>
+          <w:color w:val="000000"/>
+          <w:kern w:val="0"/>
+          <w14:ligatures w14:val="none"/>
+        </w:rPr>
+        <w:t xml:space="preserve"> </w:t>
+      </w:r>
+      <w:r>
+        <w:rPr>
+          <w:rFonts w:eastAsia="Times New Roman" w:cs="Times New Roman"/>
+          <w:color w:val="000000"/>
+          <w:kern w:val="0"/>
+          <w14:ligatures w14:val="none"/>
+        </w:rPr>
+        <w:t>bujjed-hyJvas-wynpy6</w:t>
+      </w:r>
+    </w:p>
+    <w:p>
+      <w:pPr>
+        <w:spacing w:before="240" w:after="240" w:line="240" w:lineRule="auto"/>
+        <w:rPr>
+          <w:rFonts w:eastAsia="Times New Roman" w:cs="Times New Roman"/>
+          <w:color w:val="000000"/>
+          <w:kern w:val="0"/>
+          <w14:ligatures w14:val="none"/>
+        </w:rPr>
+      </w:pPr>
+    </w:p>
+    <w:p>
+      <w:pPr>
+        <w:spacing w:before="240" w:after="240" w:line="240" w:lineRule="auto"/>
+        <w:rPr>
+          <w:rFonts w:eastAsia="Times New Roman" w:cs="Times New Roman"/>
+          <w:color w:val="000000"/>
+          <w:kern w:val="0"/>
+          <w14:ligatures w14:val="none"/>
+        </w:rPr>
+      </w:pPr>
+      <w:r>
+        <w:rPr>
+          <w:rFonts w:eastAsia="Times New Roman" w:cs="Times New Roman"/>
+          <w:color w:val="000000"/>
+          <w:kern w:val="0"/>
+          <w14:ligatures w14:val="none"/>
+        </w:rPr>
+        <w:t>please don’t forget to update the cv linkedin with new tools</w:t>
+      </w:r>
     </w:p>
     <w:p>
       <w:pPr>
@@ -7833,7 +7973,7 @@
                     <pic:cNvPicPr/>
                   </pic:nvPicPr>
                   <pic:blipFill>
-                    <a:blip r:embed="rId17"/>
+                    <a:blip r:embed="rId18"/>
                     <a:stretch>
                       <a:fillRect/>
                     </a:stretch>
